--- a/대본/7부/12화_Global_Summit.docx
+++ b/대본/7부/12화_Global_Summit.docx
@@ -2,7 +2,7 @@
 <file path=word/document.xml><?xml version="1.0" encoding="utf-8"?>
 <w:document xmlns:w="http://schemas.openxmlformats.org/wordprocessingml/2006/main" xmlns:m="http://schemas.openxmlformats.org/officeDocument/2006/math" xmlns:r="http://schemas.openxmlformats.org/officeDocument/2006/relationships" xmlns:o="urn:schemas-microsoft-com:office:office" xmlns:v="urn:schemas-microsoft-com:vml" xmlns:w10="urn:schemas-microsoft-com:office:word" xmlns:a="http://schemas.openxmlformats.org/drawingml/2006/main" xmlns:pic="http://schemas.openxmlformats.org/drawingml/2006/picture" xmlns:wp="http://schemas.openxmlformats.org/drawingml/2006/wordprocessingDrawing">
   <w:body>
-    <w:bookmarkStart w:id="31" w:name="ship-it-7부-12화"/>
+    <w:bookmarkStart w:id="32" w:name="ship-it-7부-12화"/>
     <w:p>
       <w:pPr>
         <w:pStyle w:val="Heading1"/>
@@ -80,7 +80,7 @@
         <w:t xml:space="preserve"> </w:t>
       </w:r>
       <w:r>
-        <w:t xml:space="preserve">- 규칙: 지문 없음. 전 화 100% 「화자명: 대사」. 1턴 20단어 이내.</w:t>
+        <w:t xml:space="preserve">- 규칙: 지문 없음. 전 화 100% 「화자명: 대사」. 1턴 20단어 이내 + 긴 턴 10~15회(30~60단어).</w:t>
       </w:r>
       <w:r>
         <w:t xml:space="preserve"> </w:t>
@@ -611,13 +611,13 @@
         </w:numPr>
       </w:pPr>
       <w:r>
-        <w:t xml:space="preserve">NOAH: One. You all got the materials forty-eight hours ago. Nobody should be reading for the first time.</w:t>
-      </w:r>
-      <w:r>
-        <w:t xml:space="preserve"> </w:t>
-      </w:r>
-      <w:r>
-        <w:t xml:space="preserve">노아: 하나. 자료는 48시간 전에 모두 받으셨죠. 처음 읽는 사람이 없어야 해요.</w:t>
+        <w:t xml:space="preserve">NOAH: One. You all got the materials forty-eight hours ago. Nobody should be reading for the first time in this room. Many of you work in your second language, and reading takes longer that way, so the pre-read is how we make sure everyone starts equal.</w:t>
+      </w:r>
+      <w:r>
+        <w:t xml:space="preserve"> </w:t>
+      </w:r>
+      <w:r>
+        <w:t xml:space="preserve">노아: 하나. 자료는 48시간 전에 모두 받으셨죠. 이 방에서 처음 읽는 사람이 없어야 해요. 많은 분들이 제2 언어로 일하시고, 그러면 읽는 데 시간이 더 걸리니까요. 사전 자료는 모두가 같은 출발선에 서게 하는 방법이에요.</w:t>
       </w:r>
     </w:p>
     <w:p>
@@ -887,13 +887,13 @@
         </w:numPr>
       </w:pPr>
       <w:r>
-        <w:t xml:space="preserve">ANKE: If they count, our rule has a hole. Some did a weekend course. Exactly like Sarah’s kitchens in London.</w:t>
-      </w:r>
-      <w:r>
-        <w:t xml:space="preserve"> </w:t>
-      </w:r>
-      <w:r>
-        <w:t xml:space="preserve">안케: 포함되면 우리 규칙에 구멍이 생겨요. 일부는 주말 과정만 들었어요. 런던의 사라 부엌이랑 똑같이.</w:t>
+        <w:t xml:space="preserve">ANKE: If they count, our rule has a hole in it. Some Heilpraktiker are excellent, but some did a weekend course and nothing more. That is exactly like Sarah’s kitchens in London, and I don’t want to explain that to a journalist in Munich.</w:t>
+      </w:r>
+      <w:r>
+        <w:t xml:space="preserve"> </w:t>
+      </w:r>
+      <w:r>
+        <w:t xml:space="preserve">안케: 포함되면 우리 규칙에 구멍이 생겨요. 하일프락티커 중엔 훌륭한 사람도 있지만, 주말 과정만 듣고 끝난 사람도 있어요. 런던의 사라 부엌이랑 똑같죠. 그걸 뮌헨의 기자한테 설명하고 싶진 않아요.</w:t>
       </w:r>
     </w:p>
     <w:p>
@@ -1030,13 +1030,13 @@
         </w:numPr>
       </w:pPr>
       <w:r>
-        <w:t xml:space="preserve">KENJI: In Japan, only doctors may inject filler. Nurses may assist. Under a doctor’s direction. In the same room.</w:t>
-      </w:r>
-      <w:r>
-        <w:t xml:space="preserve"> </w:t>
-      </w:r>
-      <w:r>
-        <w:t xml:space="preserve">겐지: 일본에선 의사만 필러를 주사할 수 있어요. 간호사는 보조 가능. 의사 지시하에. 같은 방에서.</w:t>
+        <w:t xml:space="preserve">KENJI: In Japan, only doctors may inject filler. Nurses may assist, but only under a doctor’s direction and in the same room. So if Austin writes a rule that allows nurses everywhere, our doctors will read it as a sign that we don’t understand Japan.</w:t>
+      </w:r>
+      <w:r>
+        <w:t xml:space="preserve"> </w:t>
+      </w:r>
+      <w:r>
+        <w:t xml:space="preserve">겐지: 일본에선 의사만 필러를 주사할 수 있어요. 간호사는 보조할 수 있지만, 의사 지시하에, 같은 방에서만요. 그래서 오스틴이 어디서나 간호사를 허용하는 규칙을 쓰면, 저희 의사들은 우리가 일본을 이해하지 못한다는 신호로 읽을 거예요.</w:t>
       </w:r>
     </w:p>
     <w:p>
@@ -1064,7 +1064,7 @@
         </w:numPr>
       </w:pPr>
       <w:r>
-        <w:t xml:space="preserve">JAMES: And in Britain, my best injectors are nurse prescribers. If we said</w:t>
+        <w:t xml:space="preserve">JAMES: And in Britain, my best injectors are nurse prescribers. They’re trained, they’re careful, and they can prescribe the enzyme. If we said</w:t>
       </w:r>
       <w:r>
         <w:t xml:space="preserve"> </w:t>
@@ -1082,13 +1082,13 @@
         <w:t xml:space="preserve"> </w:t>
       </w:r>
       <w:r>
-        <w:t xml:space="preserve">I’d lose Margaret. And Sarah.</w:t>
-      </w:r>
-      <w:r>
-        <w:t xml:space="preserve"> </w:t>
-      </w:r>
-      <w:r>
-        <w:t xml:space="preserve">제임스: 그리고 영국에선 최고의 시술자가 간호사 처방권자예요.</w:t>
+        <w:t xml:space="preserve">I’d lose Margaret and Sarah overnight, and frankly, our patients would be slightly less safe, not more.</w:t>
+      </w:r>
+      <w:r>
+        <w:t xml:space="preserve"> </w:t>
+      </w:r>
+      <w:r>
+        <w:t xml:space="preserve">제임스: 그리고 영국에선 최고의 시술자가 간호사 처방권자예요. 훈련받았고, 신중하고, 그 효소를 처방할 수 있죠.</w:t>
       </w:r>
       <w:r>
         <w:t xml:space="preserve"> </w:t>
@@ -1103,7 +1103,7 @@
         <w:t xml:space="preserve">”</w:t>
       </w:r>
       <w:r>
-        <w:t xml:space="preserve">이라고 하면 마거릿을 잃어요. 사라도.</w:t>
+        <w:t xml:space="preserve">이라고 하면 마거릿과 사라를 하룻밤 새 잃을 거고, 솔직히 환자들은 더 안전해지는 게 아니라 약간 덜 안전해질 거예요.</w:t>
       </w:r>
     </w:p>
     <w:p>
@@ -1165,13 +1165,13 @@
         </w:numPr>
       </w:pPr>
       <w:r>
-        <w:t xml:space="preserve">HAN: Don’t write one rule. Write a floor. The minimum everywhere. Countries can build higher. Never lower.</w:t>
-      </w:r>
-      <w:r>
-        <w:t xml:space="preserve"> </w:t>
-      </w:r>
-      <w:r>
-        <w:t xml:space="preserve">한서연: 규칙 하나를 쓰지 마세요. 바닥을 쓰세요. 어디서나 최소 기준. 나라마다 더 높게 지을 순 있지만. 절대 더 낮게는 안 되는.</w:t>
+        <w:t xml:space="preserve">HAN: Don’t write one rule. Write a floor, which is the minimum standard everywhere. Countries can build higher if their law or their doctors require it, but never lower. That way, Japan and Korea keep their rules, Britain keeps its nurses, and nobody falls through the hole.</w:t>
+      </w:r>
+      <w:r>
+        <w:t xml:space="preserve"> </w:t>
+      </w:r>
+      <w:r>
+        <w:t xml:space="preserve">한서연: 규칙 하나를 쓰지 마세요. 바닥, 즉 어디서나 적용되는 최소 기준을 쓰세요. 그 나라 법이나 의사들이 요구하면 더 높게 지을 수 있지만, 절대 더 낮게는 안 되는. 그러면 일본과 한국은 자기 규칙을 지키고, 영국은 간호사를 지키고, 아무도 구멍으로 빠지지 않아요.</w:t>
       </w:r>
     </w:p>
     <w:p>
@@ -1392,13 +1392,46 @@
         </w:numPr>
       </w:pPr>
       <w:r>
-        <w:t xml:space="preserve">NOAH: To summarize. The global floor: licensed to prescribe hyaluronidase. Countries may go higher. Never lower. The strictest rule wins.</w:t>
-      </w:r>
-      <w:r>
-        <w:t xml:space="preserve"> </w:t>
-      </w:r>
-      <w:r>
-        <w:t xml:space="preserve">노아: 요약하면. 글로벌 바닥: 히알루로니다아제 처방 면허. 나라마다 더 높게 가능. 낮게는 불가. 가장 엄격한 규칙이 이긴다.</w:t>
+        <w:t xml:space="preserve">NOAH: To summarize. The global floor is</w:t>
+      </w:r>
+      <w:r>
+        <w:t xml:space="preserve"> </w:t>
+      </w:r>
+      <w:r>
+        <w:t xml:space="preserve">“</w:t>
+      </w:r>
+      <w:r>
+        <w:t xml:space="preserve">licensed to prescribe hyaluronidase,</w:t>
+      </w:r>
+      <w:r>
+        <w:t xml:space="preserve">”</w:t>
+      </w:r>
+      <w:r>
+        <w:t xml:space="preserve"> </w:t>
+      </w:r>
+      <w:r>
+        <w:t xml:space="preserve">because whoever injects must be able to reverse a complication. Countries may go higher, like Korea and Japan, but never lower. And when two rules differ, the strictest rule wins.</w:t>
+      </w:r>
+      <w:r>
+        <w:t xml:space="preserve"> </w:t>
+      </w:r>
+      <w:r>
+        <w:t xml:space="preserve">노아: 요약하면. 글로벌 바닥은</w:t>
+      </w:r>
+      <w:r>
+        <w:t xml:space="preserve"> </w:t>
+      </w:r>
+      <w:r>
+        <w:t xml:space="preserve">“</w:t>
+      </w:r>
+      <w:r>
+        <w:t xml:space="preserve">히알루로니다아제 처방 면허</w:t>
+      </w:r>
+      <w:r>
+        <w:t xml:space="preserve">”</w:t>
+      </w:r>
+      <w:r>
+        <w:t xml:space="preserve">입니다. 주사하는 사람은 누구든 합병증을 되돌릴 수 있어야 하니까요. 한국과 일본처럼 나라마다 더 높게는 갈 수 있지만, 절대 낮게는 안 됩니다. 그리고 두 규칙이 다르면, 가장 엄격한 규칙이 이깁니다.</w:t>
       </w:r>
     </w:p>
     <w:p>
@@ -1793,13 +1826,13 @@
         </w:numPr>
       </w:pPr>
       <w:r>
-        <w:t xml:space="preserve">SOFIA: Two reps in Texas offered off-book discounts. Outside the volume tiers. To hit their quarter.</w:t>
-      </w:r>
-      <w:r>
-        <w:t xml:space="preserve"> </w:t>
-      </w:r>
-      <w:r>
-        <w:t xml:space="preserve">소피아: 텍사스 영업 사원 두 명이 장부 외 할인을 제안했어요. 볼륨 등급 밖으로. 분기 목표를 맞추려고.</w:t>
+        <w:t xml:space="preserve">SOFIA: Two reps in Texas offered off-book discounts, outside the volume tiers, to hit their quarter. I found it in the invoices myself, and I’m not proud of it, because the volume tiers exist precisely so that every clinic pays a fair, predictable price.</w:t>
+      </w:r>
+      <w:r>
+        <w:t xml:space="preserve"> </w:t>
+      </w:r>
+      <w:r>
+        <w:t xml:space="preserve">소피아: 텍사스 영업 사원 두 명이 분기 목표를 맞추려고 볼륨 등급 밖에서 장부 외 할인을 제안했어요. 제가 직접 송장에서 찾았고, 자랑스럽지 않아요. 볼륨 등급은 바로 모든 클리닉이 공정하고 예측 가능한 가격을 내도록 하려고 있는 거니까요.</w:t>
       </w:r>
     </w:p>
     <w:p>
@@ -1979,13 +2012,13 @@
         </w:numPr>
       </w:pPr>
       <w:r>
-        <w:t xml:space="preserve">LEO: The rubber stopper. Batch B-2207. Our supplier changed it without telling us. Injection force started rising.</w:t>
-      </w:r>
-      <w:r>
-        <w:t xml:space="preserve"> </w:t>
-      </w:r>
-      <w:r>
-        <w:t xml:space="preserve">레오: 고무 마개. 배치 B-2207. 공급사가 우리에게 알리지 않고 바꿨어요. 주입력이 올라가기 시작했죠.</w:t>
+        <w:t xml:space="preserve">LEO: The rubber stopper on our syringes. Batch B-2207. Our supplier changed it without telling us. Nothing failed, but the injection force started rising, a little more each week, and a filler that’s harder to push is a filler that’s harder to control.</w:t>
+      </w:r>
+      <w:r>
+        <w:t xml:space="preserve"> </w:t>
+      </w:r>
+      <w:r>
+        <w:t xml:space="preserve">레오: 우리 주사기의 고무 마개요. 배치 B-2207. 공급사가 우리에게 알리지 않고 바꿨어요. 고장 난 건 없었지만, 주입력이 매주 조금씩 올라가기 시작했죠. 밀기 어려운 필러는 통제하기 어려운 필러예요.</w:t>
       </w:r>
     </w:p>
     <w:p>
@@ -2081,13 +2114,13 @@
         </w:numPr>
       </w:pPr>
       <w:r>
-        <w:t xml:space="preserve">LEO: We recalled lots thirteen to fifteen. It cost millions. The press called. Doctors left. Some came back.</w:t>
-      </w:r>
-      <w:r>
-        <w:t xml:space="preserve"> </w:t>
-      </w:r>
-      <w:r>
-        <w:t xml:space="preserve">레오: 13번에서 15번 로트를 회수했어요. 수백만 달러가 들었죠. 언론이 전화했고. 의사들이 떠났어요. 일부는 돌아왔고요.</w:t>
+        <w:t xml:space="preserve">LEO: We recalled lots thirteen to fifteen. It cost millions. The press called, and some doctors left us, which hurt more than the money. Some came back later, and when I asked why, they said it was because we told them first, before anybody forced us to.</w:t>
+      </w:r>
+      <w:r>
+        <w:t xml:space="preserve"> </w:t>
+      </w:r>
+      <w:r>
+        <w:t xml:space="preserve">레오: 13번에서 15번 로트를 회수했어요. 수백만 달러가 들었죠. 언론이 전화했고, 의사 몇 명이 떠났는데, 그게 돈보다 더 아팠어요. 일부는 나중에 돌아왔는데, 이유를 물으니 누가 강요하기 전에 우리가 먼저 말해 줬기 때문이래요.</w:t>
       </w:r>
     </w:p>
     <w:p>
@@ -2166,13 +2199,13 @@
         </w:numPr>
       </w:pPr>
       <w:r>
-        <w:t xml:space="preserve">SOFIA: Then I’ll say it. My reps aren’t bad. They broke the rule because we pay them for numbers.</w:t>
-      </w:r>
-      <w:r>
-        <w:t xml:space="preserve"> </w:t>
-      </w:r>
-      <w:r>
-        <w:t xml:space="preserve">소피아: 그럼 내가 말할게요. 우리 영업 사원들이 나쁜 게 아니에요. 숫자에 돈을 주니까 규칙을 깬 거죠.</w:t>
+        <w:t xml:space="preserve">SOFIA: Then I’ll say it, because it’s my team. My reps aren’t bad people. They broke the rule because we pay them for numbers and nothing else. If the only thing we celebrate is the quarter, then the quarter is what they’ll protect, even against our own principles.</w:t>
+      </w:r>
+      <w:r>
+        <w:t xml:space="preserve"> </w:t>
+      </w:r>
+      <w:r>
+        <w:t xml:space="preserve">소피아: 그럼 내가 말할게요, 내 팀이니까. 우리 영업 사원들은 나쁜 사람들이 아니에요. 우리가 숫자에만 돈을 주니까 규칙을 깬 거죠. 우리가 축하하는 게 분기 실적뿐이라면, 그들이 지키는 것도 분기 실적일 거예요. 우리 원칙에 맞서서라도요.</w:t>
       </w:r>
     </w:p>
     <w:p>
@@ -2278,13 +2311,13 @@
         </w:numPr>
       </w:pPr>
       <w:r>
-        <w:t xml:space="preserve">SOFIA: Thirty is enough to change behaviour. Fifty and my best reps leave for Halvern. Hannah Lloyd would hire them.</w:t>
-      </w:r>
-      <w:r>
-        <w:t xml:space="preserve"> </w:t>
-      </w:r>
-      <w:r>
-        <w:t xml:space="preserve">소피아: 30%면 행동을 바꾸기 충분해요. 50%면 최고 영업 사원들이 할번으로 가요. 해나 로이드가 채용할 거고요.</w:t>
+        <w:t xml:space="preserve">SOFIA: Thirty is enough to change behaviour without breaking the team. If we go to fifty, my best reps leave for Halvern, and Hannah Lloyd would hire them within a week. Then we’d have perfect compliance and nobody left to sell anything.</w:t>
+      </w:r>
+      <w:r>
+        <w:t xml:space="preserve"> </w:t>
+      </w:r>
+      <w:r>
+        <w:t xml:space="preserve">소피아: 30%면 팀을 무너뜨리지 않고 행동을 바꾸기에 충분해요. 50%로 가면 최고 영업 사원들이 할번으로 가고, 해나 로이드는 일주일 안에 채용할 거예요. 그럼 준수율은 완벽한데 팔 사람은 아무도 안 남겠죠.</w:t>
       </w:r>
     </w:p>
     <w:p>
@@ -2346,13 +2379,13 @@
         </w:numPr>
       </w:pPr>
       <w:r>
-        <w:t xml:space="preserve">ELENA: And onboarding. Every new hire, first day, one hour with a founder. Not a video. A person. With the stories.</w:t>
-      </w:r>
-      <w:r>
-        <w:t xml:space="preserve"> </w:t>
-      </w:r>
-      <w:r>
-        <w:t xml:space="preserve">엘레나: 그리고 온보딩. 모든 신입, 첫날, 창업자와 한 시간. 영상 말고. 사람. 이야기와 함께.</w:t>
+        <w:t xml:space="preserve">ELENA: And onboarding. Every new hire, on their first day, spends one hour with a founder. Not a video. A person, with the stories. Forty-one percent couldn’t name principle one, and I don’t blame them. Nobody remembers a rule they’ve only seen on a wall.</w:t>
+      </w:r>
+      <w:r>
+        <w:t xml:space="preserve"> </w:t>
+      </w:r>
+      <w:r>
+        <w:t xml:space="preserve">엘레나: 그리고 온보딩. 모든 신입은 첫날 창업자와 한 시간을 보내요. 영상 말고. 사람, 이야기와 함께. 41%가 원칙 1번을 못 댔는데, 그 사람들 탓은 안 해요. 벽에서만 본 규칙을 기억하는 사람은 없으니까요.</w:t>
       </w:r>
     </w:p>
     <w:p>
@@ -2764,7 +2797,7 @@
         </w:numPr>
       </w:pPr>
       <w:r>
-        <w:t xml:space="preserve">HAN: Mr. Bennett. In June, you said</w:t>
+        <w:t xml:space="preserve">HAN: Mr. Bennett, in June you said</w:t>
       </w:r>
       <w:r>
         <w:t xml:space="preserve"> </w:t>
@@ -2782,13 +2815,13 @@
         <w:t xml:space="preserve"> </w:t>
       </w:r>
       <w:r>
-        <w:t xml:space="preserve">Today, I heard one voice. Inside, they argued. Outside, one voice.</w:t>
-      </w:r>
-      <w:r>
-        <w:t xml:space="preserve"> </w:t>
-      </w:r>
-      <w:r>
-        <w:t xml:space="preserve">한서연: 베넷 대표님. 6월에</w:t>
+        <w:t xml:space="preserve">Today, I heard one voice. Inside this room, people argued, sometimes quite hard, and nobody pretended to agree. But outside, there will be one voice. In my experience, that is rare in any company.</w:t>
+      </w:r>
+      <w:r>
+        <w:t xml:space="preserve"> </w:t>
+      </w:r>
+      <w:r>
+        <w:t xml:space="preserve">한서연: 베넷 대표님, 6월에</w:t>
       </w:r>
       <w:r>
         <w:t xml:space="preserve"> </w:t>
@@ -2803,7 +2836,7 @@
         <w:t xml:space="preserve">”</w:t>
       </w:r>
       <w:r>
-        <w:t xml:space="preserve">라고 하셨죠. 오늘 한 목소리를 들었어요. 안에선 논쟁했고. 밖에선 한목소리.</w:t>
+        <w:t xml:space="preserve">라고 하셨죠. 오늘 저는 한 목소리를 들었어요. 이 방 안에선 사람들이 때로 꽤 세게 논쟁했고, 아무도 동의하는 척하지 않았죠. 하지만 밖에선 한목소리일 거예요. 제 경험상 그건 어느 회사에서든 드문 일이에요.</w:t>
       </w:r>
     </w:p>
     <w:p>
@@ -2984,7 +3017,7 @@
     </w:p>
     <w:bookmarkEnd w:id="25"/>
     <w:bookmarkEnd w:id="26"/>
-    <w:bookmarkStart w:id="30" w:name="학습-부록"/>
+    <w:bookmarkStart w:id="31" w:name="학습-부록"/>
     <w:p>
       <w:pPr>
         <w:pStyle w:val="Heading2"/>
@@ -4211,8 +4244,298 @@
       </w:r>
     </w:p>
     <w:bookmarkEnd w:id="29"/>
+    <w:bookmarkStart w:id="30" w:name="긴-발화-분석"/>
+    <w:p>
+      <w:pPr>
+        <w:pStyle w:val="Heading3"/>
+      </w:pPr>
+      <w:r>
+        <w:t xml:space="preserve">④ 긴 발화 분석</w:t>
+      </w:r>
+    </w:p>
+    <w:p>
+      <w:pPr>
+        <w:pStyle w:val="BlockText"/>
+      </w:pPr>
+      <w:r>
+        <w:rPr>
+          <w:bCs/>
+          <w:b/>
+        </w:rPr>
+        <w:t xml:space="preserve">78턴 SOFIA:</w:t>
+      </w:r>
+      <w:r>
+        <w:t xml:space="preserve"> </w:t>
+      </w:r>
+      <w:r>
+        <w:t xml:space="preserve">“</w:t>
+      </w:r>
+      <w:r>
+        <w:t xml:space="preserve">Then I’ll say it, because it’s my team. My reps aren’t bad people. They broke the rule because we pay them for numbers and nothing else. If the only thing we celebrate is the quarter, then the quarter is what they’ll protect, even against our own principles.</w:t>
+      </w:r>
+      <w:r>
+        <w:t xml:space="preserve">”</w:t>
+      </w:r>
+    </w:p>
+    <w:tbl>
+      <w:tblPr>
+        <w:tblStyle w:val="Table"/>
+        <w:tblW w:type="pct" w:w="5000"/>
+        <w:tblLook w:firstRow="1" w:lastRow="0" w:firstColumn="0" w:lastColumn="0" w:noHBand="0" w:noVBand="0" w:val="0020"/>
+        <w:jc w:val="start"/>
+      </w:tblPr>
+      <w:tblGrid>
+        <w:gridCol w:w="2640"/>
+        <w:gridCol w:w="2640"/>
+        <w:gridCol w:w="2640"/>
+      </w:tblGrid>
+      <w:tr>
+        <w:trPr>
+          <w:tblHeader w:val="true"/>
+        </w:trPr>
+        <w:tc>
+          <w:tcPr/>
+          <w:p>
+            <w:pPr>
+              <w:pStyle w:val="Compact"/>
+              <w:jc w:val="left"/>
+            </w:pPr>
+            <w:r>
+              <w:t xml:space="preserve">구조</w:t>
+            </w:r>
+          </w:p>
+        </w:tc>
+        <w:tc>
+          <w:tcPr/>
+          <w:p>
+            <w:pPr>
+              <w:pStyle w:val="Compact"/>
+              <w:jc w:val="left"/>
+            </w:pPr>
+            <w:r>
+              <w:t xml:space="preserve">영어</w:t>
+            </w:r>
+          </w:p>
+        </w:tc>
+        <w:tc>
+          <w:tcPr/>
+          <w:p>
+            <w:pPr>
+              <w:pStyle w:val="Compact"/>
+              <w:jc w:val="left"/>
+            </w:pPr>
+            <w:r>
+              <w:t xml:space="preserve">기능</w:t>
+            </w:r>
+          </w:p>
+        </w:tc>
+      </w:tr>
+      <w:tr>
+        <w:tc>
+          <w:tcPr/>
+          <w:p>
+            <w:pPr>
+              <w:pStyle w:val="Compact"/>
+              <w:jc w:val="left"/>
+            </w:pPr>
+            <w:r>
+              <w:t xml:space="preserve">① 책임 인정</w:t>
+            </w:r>
+          </w:p>
+        </w:tc>
+        <w:tc>
+          <w:tcPr/>
+          <w:p>
+            <w:pPr>
+              <w:pStyle w:val="Compact"/>
+              <w:jc w:val="left"/>
+            </w:pPr>
+            <w:r>
+              <w:t xml:space="preserve">Then I’ll say it, because it’s my team.</w:t>
+            </w:r>
+          </w:p>
+        </w:tc>
+        <w:tc>
+          <w:tcPr/>
+          <w:p>
+            <w:pPr>
+              <w:pStyle w:val="Compact"/>
+              <w:jc w:val="left"/>
+            </w:pPr>
+            <w:r>
+              <w:t xml:space="preserve">방어 대신 책임자로서 먼저 나서며 발언권을 가져옴</w:t>
+            </w:r>
+          </w:p>
+        </w:tc>
+      </w:tr>
+      <w:tr>
+        <w:tc>
+          <w:tcPr/>
+          <w:p>
+            <w:pPr>
+              <w:pStyle w:val="Compact"/>
+              <w:jc w:val="left"/>
+            </w:pPr>
+            <w:r>
+              <w:t xml:space="preserve">② 사람과 문제 분리</w:t>
+            </w:r>
+          </w:p>
+        </w:tc>
+        <w:tc>
+          <w:tcPr/>
+          <w:p>
+            <w:pPr>
+              <w:pStyle w:val="Compact"/>
+              <w:jc w:val="left"/>
+            </w:pPr>
+            <w:r>
+              <w:t xml:space="preserve">My reps aren’t bad people.</w:t>
+            </w:r>
+          </w:p>
+        </w:tc>
+        <w:tc>
+          <w:tcPr/>
+          <w:p>
+            <w:pPr>
+              <w:pStyle w:val="Compact"/>
+              <w:jc w:val="left"/>
+            </w:pPr>
+            <w:r>
+              <w:t xml:space="preserve">개인 비난을 차단해 논의의 초점을 바꿈</w:t>
+            </w:r>
+          </w:p>
+        </w:tc>
+      </w:tr>
+      <w:tr>
+        <w:tc>
+          <w:tcPr/>
+          <w:p>
+            <w:pPr>
+              <w:pStyle w:val="Compact"/>
+              <w:jc w:val="left"/>
+            </w:pPr>
+            <w:r>
+              <w:t xml:space="preserve">③ 원인(구조)</w:t>
+            </w:r>
+          </w:p>
+        </w:tc>
+        <w:tc>
+          <w:tcPr/>
+          <w:p>
+            <w:pPr>
+              <w:pStyle w:val="Compact"/>
+              <w:jc w:val="left"/>
+            </w:pPr>
+            <w:r>
+              <w:t xml:space="preserve">They broke the rule because we pay them for numbers and nothing else.</w:t>
+            </w:r>
+          </w:p>
+        </w:tc>
+        <w:tc>
+          <w:tcPr/>
+          <w:p>
+            <w:pPr>
+              <w:pStyle w:val="Compact"/>
+              <w:jc w:val="left"/>
+            </w:pPr>
+            <w:r>
+              <w:t xml:space="preserve">because로 행동의 원인을 ’보상 구조’에 둠</w:t>
+            </w:r>
+          </w:p>
+        </w:tc>
+      </w:tr>
+      <w:tr>
+        <w:tc>
+          <w:tcPr/>
+          <w:p>
+            <w:pPr>
+              <w:pStyle w:val="Compact"/>
+              <w:jc w:val="left"/>
+            </w:pPr>
+            <w:r>
+              <w:t xml:space="preserve">④ 일반화(조건→결과)</w:t>
+            </w:r>
+          </w:p>
+        </w:tc>
+        <w:tc>
+          <w:tcPr/>
+          <w:p>
+            <w:pPr>
+              <w:pStyle w:val="Compact"/>
+              <w:jc w:val="left"/>
+            </w:pPr>
+            <w:r>
+              <w:t xml:space="preserve">If the only thing we celebrate is the quarter, then the quarter is what they’ll protect…</w:t>
+            </w:r>
+          </w:p>
+        </w:tc>
+        <w:tc>
+          <w:tcPr/>
+          <w:p>
+            <w:pPr>
+              <w:pStyle w:val="Compact"/>
+              <w:jc w:val="left"/>
+            </w:pPr>
+            <w:r>
+              <w:t xml:space="preserve">If…, then…으로 구조가 행동을 만든다는 원리를 제시</w:t>
+            </w:r>
+          </w:p>
+        </w:tc>
+      </w:tr>
+    </w:tbl>
+    <w:p>
+      <w:pPr>
+        <w:pStyle w:val="BodyText"/>
+      </w:pPr>
+      <w:r>
+        <w:rPr>
+          <w:bCs/>
+          <w:b/>
+        </w:rPr>
+        <w:t xml:space="preserve">활용 패턴:</w:t>
+      </w:r>
+      <w:r>
+        <w:t xml:space="preserve"> </w:t>
+      </w:r>
+      <w:r>
+        <w:t xml:space="preserve">책임 인정 → 사람 ≠ 문제 → because + 구조적 원인 → If…, then… 원리</w:t>
+      </w:r>
+      <w:r>
+        <w:t xml:space="preserve"> </w:t>
+      </w:r>
+      <w:r>
+        <w:rPr>
+          <w:bCs/>
+          <w:b/>
+        </w:rPr>
+        <w:t xml:space="preserve">연결 표현:</w:t>
+      </w:r>
+      <w:r>
+        <w:t xml:space="preserve"> </w:t>
+      </w:r>
+      <w:r>
+        <w:t xml:space="preserve">Then I’ll say it(그럼 내가 말할게요) · because we pay them for…(~에 보상하니까) · If the only thing we… is X, then X is what…(우리가 ~하는 게 X뿐이면, 결국 X를 …한다) · even against…(~에 맞서서라도)</w:t>
+      </w:r>
+      <w:r>
+        <w:t xml:space="preserve"> </w:t>
+      </w:r>
+      <w:r>
+        <w:rPr>
+          <w:bCs/>
+          <w:b/>
+        </w:rPr>
+        <w:t xml:space="preserve">연습:</w:t>
+      </w:r>
+      <w:r>
+        <w:t xml:space="preserve"> </w:t>
+      </w:r>
+      <w:r>
+        <w:t xml:space="preserve">팀원의 실수를 지적받은 관리자로서, 개인이 아니라 평가·보상 구조의 문제로 전환하는 발언을 40단어 안팎으로 말해 보기.</w:t>
+      </w:r>
+    </w:p>
     <w:bookmarkEnd w:id="30"/>
     <w:bookmarkEnd w:id="31"/>
+    <w:bookmarkEnd w:id="32"/>
     <w:sectPr/>
   </w:body>
 </w:document>

--- a/대본/7부/12화_Global_Summit.docx
+++ b/대본/7부/12화_Global_Summit.docx
@@ -2,7 +2,7 @@
 <file path=word/document.xml><?xml version="1.0" encoding="utf-8"?>
 <w:document xmlns:w="http://schemas.openxmlformats.org/wordprocessingml/2006/main" xmlns:m="http://schemas.openxmlformats.org/officeDocument/2006/math" xmlns:r="http://schemas.openxmlformats.org/officeDocument/2006/relationships" xmlns:o="urn:schemas-microsoft-com:office:office" xmlns:v="urn:schemas-microsoft-com:vml" xmlns:w10="urn:schemas-microsoft-com:office:word" xmlns:a="http://schemas.openxmlformats.org/drawingml/2006/main" xmlns:pic="http://schemas.openxmlformats.org/drawingml/2006/picture" xmlns:wp="http://schemas.openxmlformats.org/drawingml/2006/wordprocessingDrawing">
   <w:body>
-    <w:bookmarkStart w:id="32" w:name="ship-it-7부-12화"/>
+    <w:bookmarkStart w:id="38" w:name="ship-it-7부-12화"/>
     <w:p>
       <w:pPr>
         <w:pStyle w:val="Heading1"/>
@@ -429,10 +429,7 @@
     </w:p>
     <w:p>
       <w:pPr>
-        <w:numPr>
-          <w:ilvl w:val="0"/>
-          <w:numId w:val="1001"/>
-        </w:numPr>
+        <w:pStyle w:val="FirstParagraph"/>
       </w:pPr>
       <w:r>
         <w:t xml:space="preserve">NOAH: Good morning. Guten Morgen. Annyeonghaseyo. Ohayō gozaimasu. And for James,</w:t>
@@ -449,11 +446,13 @@
       <w:r>
         <w:t xml:space="preserve">”</w:t>
       </w:r>
-      <w:r>
-        <w:t xml:space="preserve"> </w:t>
-      </w:r>
-      <w:r>
-        <w:t xml:space="preserve">노아: 좋은 아침입니다. 구텐 모르겐. 안녕하세요. 오하요 고자이마스. 그리고 제임스를 위해,</w:t>
+    </w:p>
+    <w:p>
+      <w:pPr>
+        <w:pStyle w:val="BodyText"/>
+      </w:pPr>
+      <w:r>
+        <w:t xml:space="preserve">JAMES: Very kind. Just</w:t>
       </w:r>
       <w:r>
         <w:t xml:space="preserve"> </w:t>
@@ -462,21 +461,120 @@
         <w:t xml:space="preserve">“</w:t>
       </w:r>
       <w:r>
-        <w:t xml:space="preserve">Morning.</w:t>
+        <w:t xml:space="preserve">morning</w:t>
       </w:r>
       <w:r>
         <w:t xml:space="preserve">”</w:t>
       </w:r>
-    </w:p>
-    <w:p>
-      <w:pPr>
-        <w:numPr>
-          <w:ilvl w:val="0"/>
-          <w:numId w:val="1001"/>
-        </w:numPr>
-      </w:pPr>
-      <w:r>
-        <w:t xml:space="preserve">JAMES: Very kind. Just</w:t>
+      <w:r>
+        <w:t xml:space="preserve"> </w:t>
+      </w:r>
+      <w:r>
+        <w:t xml:space="preserve">is perfect. Anything more is showing off.</w:t>
+      </w:r>
+    </w:p>
+    <w:p>
+      <w:pPr>
+        <w:pStyle w:val="BodyText"/>
+      </w:pPr>
+      <w:r>
+        <w:t xml:space="preserve">NOAH: Forty leaders in this room. Seven hundred people watching. Four countries. Twelve accents. One company.</w:t>
+      </w:r>
+    </w:p>
+    <w:p>
+      <w:pPr>
+        <w:pStyle w:val="BodyText"/>
+      </w:pPr>
+      <w:r>
+        <w:t xml:space="preserve">ANKE: Thirteen accents. You forgot Texan. It is its own language.</w:t>
+      </w:r>
+    </w:p>
+    <w:p>
+      <w:pPr>
+        <w:pStyle w:val="BodyText"/>
+      </w:pPr>
+      <w:r>
+        <w:t xml:space="preserve">NOAH: Anke Fischer, everyone. Germany country manager. You met her at IMCAS. She asked Priya the day’s hardest question.</w:t>
+      </w:r>
+    </w:p>
+    <w:p>
+      <w:pPr>
+        <w:pStyle w:val="BodyText"/>
+      </w:pPr>
+      <w:r>
+        <w:t xml:space="preserve">PRIYA: In German. About crosslinker chemistry. I answered with one German word. We’ve been friends since.</w:t>
+      </w:r>
+    </w:p>
+    <w:p>
+      <w:pPr>
+        <w:pStyle w:val="BodyText"/>
+      </w:pPr>
+      <w:r>
+        <w:t xml:space="preserve">ELENA: Before we start, Noah has three rules. This room has never met in one room before.</w:t>
+      </w:r>
+    </w:p>
+    <w:p>
+      <w:pPr>
+        <w:pStyle w:val="BodyText"/>
+      </w:pPr>
+      <w:r>
+        <w:t xml:space="preserve">NOAH: One. You all got the materials forty-eight hours ago. Nobody should be reading for the first time in this room. Many of you work in your second language, and reading takes longer that way, so the pre-read is how we make sure everyone starts equal.</w:t>
+      </w:r>
+    </w:p>
+    <w:p>
+      <w:pPr>
+        <w:pStyle w:val="BodyText"/>
+      </w:pPr>
+      <w:r>
+        <w:t xml:space="preserve">KENJI: Thank you for that. In Japan, a meeting without a pre-read is a meeting without respect.</w:t>
+      </w:r>
+    </w:p>
+    <w:p>
+      <w:pPr>
+        <w:pStyle w:val="BodyText"/>
+      </w:pPr>
+      <w:r>
+        <w:t xml:space="preserve">NOAH: Two. Round robin. Everyone speaks on every topic. Even if it’s one sentence.</w:t>
+      </w:r>
+    </w:p>
+    <w:p>
+      <w:pPr>
+        <w:pStyle w:val="BodyText"/>
+      </w:pPr>
+      <w:r>
+        <w:t xml:space="preserve">SOFIA: Even if you agree?</w:t>
+      </w:r>
+    </w:p>
+    <w:p>
+      <w:pPr>
+        <w:pStyle w:val="BodyText"/>
+      </w:pPr>
+      <w:r>
+        <w:t xml:space="preserve">NOAH: Especially if you agree. Then say why. Three. After every question, ten seconds of silence. Before anyone answers.</w:t>
+      </w:r>
+    </w:p>
+    <w:p>
+      <w:pPr>
+        <w:pStyle w:val="BodyText"/>
+      </w:pPr>
+      <w:r>
+        <w:t xml:space="preserve">JAMES: Ten seconds. The British will feel at home. The Americans will feel like they’re drowning.</w:t>
+      </w:r>
+    </w:p>
+    <w:p>
+      <w:pPr>
+        <w:pStyle w:val="BodyText"/>
+      </w:pPr>
+      <w:r>
+        <w:t xml:space="preserve">GRACE: Koreans will use it to check who’s senior.</w:t>
+      </w:r>
+    </w:p>
+    <w:p>
+      <w:pPr>
+        <w:pStyle w:val="BodyText"/>
+      </w:pPr>
+      <w:r>
+        <w:t xml:space="preserve">NOAH: Then everyone has something to do. Topic one. What is a</w:t>
       </w:r>
       <w:r>
         <w:t xml:space="preserve"> </w:t>
@@ -485,288 +583,13 @@
         <w:t xml:space="preserve">“</w:t>
       </w:r>
       <w:r>
-        <w:t xml:space="preserve">morning</w:t>
+        <w:t xml:space="preserve">medical professional</w:t>
       </w:r>
       <w:r>
         <w:t xml:space="preserve">”</w:t>
       </w:r>
       <w:r>
-        <w:t xml:space="preserve"> </w:t>
-      </w:r>
-      <w:r>
-        <w:t xml:space="preserve">is perfect. Anything more is showing off.</w:t>
-      </w:r>
-      <w:r>
-        <w:t xml:space="preserve"> </w:t>
-      </w:r>
-      <w:r>
-        <w:t xml:space="preserve">제임스: 친절하시네요. 그냥</w:t>
-      </w:r>
-      <w:r>
-        <w:t xml:space="preserve"> </w:t>
-      </w:r>
-      <w:r>
-        <w:t xml:space="preserve">“</w:t>
-      </w:r>
-      <w:r>
-        <w:t xml:space="preserve">morning</w:t>
-      </w:r>
-      <w:r>
-        <w:t xml:space="preserve">”</w:t>
-      </w:r>
-      <w:r>
-        <w:t xml:space="preserve">이면 완벽해요. 그 이상은 잘난 척이죠.</w:t>
-      </w:r>
-    </w:p>
-    <w:p>
-      <w:pPr>
-        <w:numPr>
-          <w:ilvl w:val="0"/>
-          <w:numId w:val="1001"/>
-        </w:numPr>
-      </w:pPr>
-      <w:r>
-        <w:t xml:space="preserve">NOAH: Forty leaders in this room. Seven hundred people watching. Four countries. Twelve accents. One company.</w:t>
-      </w:r>
-      <w:r>
-        <w:t xml:space="preserve"> </w:t>
-      </w:r>
-      <w:r>
-        <w:t xml:space="preserve">노아: 이 방에 리더 40명. 700명이 시청 중. 4개국. 억양 열두 개. 회사 하나.</w:t>
-      </w:r>
-    </w:p>
-    <w:p>
-      <w:pPr>
-        <w:numPr>
-          <w:ilvl w:val="0"/>
-          <w:numId w:val="1001"/>
-        </w:numPr>
-      </w:pPr>
-      <w:r>
-        <w:t xml:space="preserve">ANKE: Thirteen accents. You forgot Texan. It is its own language.</w:t>
-      </w:r>
-      <w:r>
-        <w:t xml:space="preserve"> </w:t>
-      </w:r>
-      <w:r>
-        <w:t xml:space="preserve">안케: 억양 열세 개요. 텍사스식을 잊으셨네요. 그건 독자적인 언어예요.</w:t>
-      </w:r>
-    </w:p>
-    <w:p>
-      <w:pPr>
-        <w:numPr>
-          <w:ilvl w:val="0"/>
-          <w:numId w:val="1001"/>
-        </w:numPr>
-      </w:pPr>
-      <w:r>
-        <w:t xml:space="preserve">NOAH: Anke Fischer, everyone. Germany country manager. You met her at IMCAS. She asked Priya the day’s hardest question.</w:t>
-      </w:r>
-      <w:r>
-        <w:t xml:space="preserve"> </w:t>
-      </w:r>
-      <w:r>
-        <w:t xml:space="preserve">노아: 여러분, 안케 피셔입니다. 독일 지사장. IMCAS에서 만나셨죠. 그날 프리야에게 가장 어려운 질문을 했던 분.</w:t>
-      </w:r>
-    </w:p>
-    <w:p>
-      <w:pPr>
-        <w:numPr>
-          <w:ilvl w:val="0"/>
-          <w:numId w:val="1001"/>
-        </w:numPr>
-      </w:pPr>
-      <w:r>
-        <w:t xml:space="preserve">PRIYA: In German. About crosslinker chemistry. I answered with one German word. We’ve been friends since.</w:t>
-      </w:r>
-      <w:r>
-        <w:t xml:space="preserve"> </w:t>
-      </w:r>
-      <w:r>
-        <w:t xml:space="preserve">프리야: 독일어로. 가교제 화학에 대해. 독일어 한 단어로 답했어요. 그 후로 친구예요.</w:t>
-      </w:r>
-    </w:p>
-    <w:p>
-      <w:pPr>
-        <w:numPr>
-          <w:ilvl w:val="0"/>
-          <w:numId w:val="1001"/>
-        </w:numPr>
-      </w:pPr>
-      <w:r>
-        <w:t xml:space="preserve">ELENA: Before we start, Noah has three rules. This room has never met in one room before.</w:t>
-      </w:r>
-      <w:r>
-        <w:t xml:space="preserve"> </w:t>
-      </w:r>
-      <w:r>
-        <w:t xml:space="preserve">엘레나: 시작하기 전에 노아에게 규칙 세 개가 있어요. 이 방 사람들은 한 방에 모인 적이 없으니까요.</w:t>
-      </w:r>
-    </w:p>
-    <w:p>
-      <w:pPr>
-        <w:numPr>
-          <w:ilvl w:val="0"/>
-          <w:numId w:val="1001"/>
-        </w:numPr>
-      </w:pPr>
-      <w:r>
-        <w:t xml:space="preserve">NOAH: One. You all got the materials forty-eight hours ago. Nobody should be reading for the first time in this room. Many of you work in your second language, and reading takes longer that way, so the pre-read is how we make sure everyone starts equal.</w:t>
-      </w:r>
-      <w:r>
-        <w:t xml:space="preserve"> </w:t>
-      </w:r>
-      <w:r>
-        <w:t xml:space="preserve">노아: 하나. 자료는 48시간 전에 모두 받으셨죠. 이 방에서 처음 읽는 사람이 없어야 해요. 많은 분들이 제2 언어로 일하시고, 그러면 읽는 데 시간이 더 걸리니까요. 사전 자료는 모두가 같은 출발선에 서게 하는 방법이에요.</w:t>
-      </w:r>
-    </w:p>
-    <w:p>
-      <w:pPr>
-        <w:numPr>
-          <w:ilvl w:val="0"/>
-          <w:numId w:val="1001"/>
-        </w:numPr>
-      </w:pPr>
-      <w:r>
-        <w:t xml:space="preserve">KENJI: Thank you for that. In Japan, a meeting without a pre-read is a meeting without respect.</w:t>
-      </w:r>
-      <w:r>
-        <w:t xml:space="preserve"> </w:t>
-      </w:r>
-      <w:r>
-        <w:t xml:space="preserve">겐지: 감사합니다. 일본에선 사전 자료 없는 회의는 존중 없는 회의예요.</w:t>
-      </w:r>
-    </w:p>
-    <w:p>
-      <w:pPr>
-        <w:numPr>
-          <w:ilvl w:val="0"/>
-          <w:numId w:val="1001"/>
-        </w:numPr>
-      </w:pPr>
-      <w:r>
-        <w:t xml:space="preserve">NOAH: Two. Round robin. Everyone speaks on every topic. Even if it’s one sentence.</w:t>
-      </w:r>
-      <w:r>
-        <w:t xml:space="preserve"> </w:t>
-      </w:r>
-      <w:r>
-        <w:t xml:space="preserve">노아: 둘. 라운드 로빈. 모든 주제에 모두가 발언해요. 한 문장이라도.</w:t>
-      </w:r>
-    </w:p>
-    <w:p>
-      <w:pPr>
-        <w:numPr>
-          <w:ilvl w:val="0"/>
-          <w:numId w:val="1001"/>
-        </w:numPr>
-      </w:pPr>
-      <w:r>
-        <w:t xml:space="preserve">SOFIA: Even if you agree?</w:t>
-      </w:r>
-      <w:r>
-        <w:t xml:space="preserve"> </w:t>
-      </w:r>
-      <w:r>
-        <w:t xml:space="preserve">소피아: 동의하더라도요?</w:t>
-      </w:r>
-    </w:p>
-    <w:p>
-      <w:pPr>
-        <w:numPr>
-          <w:ilvl w:val="0"/>
-          <w:numId w:val="1001"/>
-        </w:numPr>
-      </w:pPr>
-      <w:r>
-        <w:t xml:space="preserve">NOAH: Especially if you agree. Then say why. Three. After every question, ten seconds of silence. Before anyone answers.</w:t>
-      </w:r>
-      <w:r>
-        <w:t xml:space="preserve"> </w:t>
-      </w:r>
-      <w:r>
-        <w:t xml:space="preserve">노아: 특히 동의할 때요. 그럼 이유를 말해요. 셋. 질문마다 10초 침묵. 누가 답하기 전에.</w:t>
-      </w:r>
-    </w:p>
-    <w:p>
-      <w:pPr>
-        <w:numPr>
-          <w:ilvl w:val="0"/>
-          <w:numId w:val="1001"/>
-        </w:numPr>
-      </w:pPr>
-      <w:r>
-        <w:t xml:space="preserve">JAMES: Ten seconds. The British will feel at home. The Americans will feel like they’re drowning.</w:t>
-      </w:r>
-      <w:r>
-        <w:t xml:space="preserve"> </w:t>
-      </w:r>
-      <w:r>
-        <w:t xml:space="preserve">제임스: 10초. 영국인은 편안할 거예요. 미국인은 물에 빠진 기분일 거고요.</w:t>
-      </w:r>
-    </w:p>
-    <w:p>
-      <w:pPr>
-        <w:numPr>
-          <w:ilvl w:val="0"/>
-          <w:numId w:val="1001"/>
-        </w:numPr>
-      </w:pPr>
-      <w:r>
-        <w:t xml:space="preserve">GRACE: Koreans will use it to check who’s senior.</w:t>
-      </w:r>
-      <w:r>
-        <w:t xml:space="preserve"> </w:t>
-      </w:r>
-      <w:r>
-        <w:t xml:space="preserve">그레이스: 한국인은 그걸 누가 선배인지 확인하는 데 쓸 거예요.</w:t>
-      </w:r>
-    </w:p>
-    <w:p>
-      <w:pPr>
-        <w:numPr>
-          <w:ilvl w:val="0"/>
-          <w:numId w:val="1001"/>
-        </w:numPr>
-      </w:pPr>
-      <w:r>
-        <w:t xml:space="preserve">NOAH: Then everyone has something to do. Topic one. What is a</w:t>
-      </w:r>
-      <w:r>
-        <w:t xml:space="preserve"> </w:t>
-      </w:r>
-      <w:r>
-        <w:t xml:space="preserve">“</w:t>
-      </w:r>
-      <w:r>
-        <w:t xml:space="preserve">medical professional</w:t>
-      </w:r>
-      <w:r>
-        <w:t xml:space="preserve">”</w:t>
-      </w:r>
-      <w:r>
         <w:t xml:space="preserve">? Globally.</w:t>
-      </w:r>
-      <w:r>
-        <w:t xml:space="preserve"> </w:t>
-      </w:r>
-      <w:r>
-        <w:t xml:space="preserve">노아: 그럼 다들 할 일이 있네요. 주제 하나.</w:t>
-      </w:r>
-      <w:r>
-        <w:t xml:space="preserve"> </w:t>
-      </w:r>
-      <w:r>
-        <w:t xml:space="preserve">“</w:t>
-      </w:r>
-      <w:r>
-        <w:t xml:space="preserve">의료 전문가</w:t>
-      </w:r>
-      <w:r>
-        <w:t xml:space="preserve">”</w:t>
-      </w:r>
-      <w:r>
-        <w:t xml:space="preserve">란 무엇인가? 전 세계적으로.</w:t>
       </w:r>
     </w:p>
     <w:bookmarkEnd w:id="21"/>
@@ -796,146 +619,71 @@
     </w:p>
     <w:p>
       <w:pPr>
-        <w:numPr>
-          <w:ilvl w:val="0"/>
-          <w:numId w:val="1002"/>
-        </w:numPr>
+        <w:pStyle w:val="FirstParagraph"/>
       </w:pPr>
       <w:r>
         <w:t xml:space="preserve">SOFIA: Easy. Doctors, nurses, dentists, PAs. Licensed. Next topic?</w:t>
       </w:r>
-      <w:r>
-        <w:t xml:space="preserve"> </w:t>
-      </w:r>
-      <w:r>
-        <w:t xml:space="preserve">소피아: 쉬워요. 의사, 간호사, 치과의사, PA. 면허 소지자. 다음 주제?</w:t>
-      </w:r>
-    </w:p>
-    <w:p>
-      <w:pPr>
-        <w:numPr>
-          <w:ilvl w:val="0"/>
-          <w:numId w:val="1002"/>
-        </w:numPr>
+    </w:p>
+    <w:p>
+      <w:pPr>
+        <w:pStyle w:val="BodyText"/>
       </w:pPr>
       <w:r>
         <w:t xml:space="preserve">NOAH: Ten seconds, Sofia.</w:t>
       </w:r>
-      <w:r>
-        <w:t xml:space="preserve"> </w:t>
-      </w:r>
-      <w:r>
-        <w:t xml:space="preserve">노아: 10초요, 소피아.</w:t>
-      </w:r>
-    </w:p>
-    <w:p>
-      <w:pPr>
-        <w:numPr>
-          <w:ilvl w:val="0"/>
-          <w:numId w:val="1002"/>
-        </w:numPr>
+    </w:p>
+    <w:p>
+      <w:pPr>
+        <w:pStyle w:val="BodyText"/>
       </w:pPr>
       <w:r>
         <w:t xml:space="preserve">SOFIA: …Sorry. American reflex.</w:t>
       </w:r>
-      <w:r>
-        <w:t xml:space="preserve"> </w:t>
-      </w:r>
-      <w:r>
-        <w:t xml:space="preserve">소피아: …미안해요. 미국식 반사 신경.</w:t>
-      </w:r>
-    </w:p>
-    <w:p>
-      <w:pPr>
-        <w:numPr>
-          <w:ilvl w:val="0"/>
-          <w:numId w:val="1002"/>
-        </w:numPr>
+    </w:p>
+    <w:p>
+      <w:pPr>
+        <w:pStyle w:val="BodyText"/>
       </w:pPr>
       <w:r>
         <w:t xml:space="preserve">ANKE: It’s not easy. In Germany, we have Heilpraktiker. Non-medical practitioners. Licensed by the state. They can inject filler.</w:t>
       </w:r>
-      <w:r>
-        <w:t xml:space="preserve"> </w:t>
-      </w:r>
-      <w:r>
-        <w:t xml:space="preserve">안케: 쉽지 않아요. 독일엔 하일프락티커가 있어요. 비의료 시술자. 주에서 면허를 받죠. 필러를 주사할 수 있어요.</w:t>
-      </w:r>
-    </w:p>
-    <w:p>
-      <w:pPr>
-        <w:numPr>
-          <w:ilvl w:val="0"/>
-          <w:numId w:val="1002"/>
-        </w:numPr>
+    </w:p>
+    <w:p>
+      <w:pPr>
+        <w:pStyle w:val="BodyText"/>
       </w:pPr>
       <w:r>
         <w:t xml:space="preserve">SOFIA: Licensed. So they count?</w:t>
       </w:r>
-      <w:r>
-        <w:t xml:space="preserve"> </w:t>
-      </w:r>
-      <w:r>
-        <w:t xml:space="preserve">소피아: 면허가 있다. 그럼 포함돼요?</w:t>
-      </w:r>
-    </w:p>
-    <w:p>
-      <w:pPr>
-        <w:numPr>
-          <w:ilvl w:val="0"/>
-          <w:numId w:val="1002"/>
-        </w:numPr>
+    </w:p>
+    <w:p>
+      <w:pPr>
+        <w:pStyle w:val="BodyText"/>
       </w:pPr>
       <w:r>
         <w:t xml:space="preserve">ANKE: If they count, our rule has a hole in it. Some Heilpraktiker are excellent, but some did a weekend course and nothing more. That is exactly like Sarah’s kitchens in London, and I don’t want to explain that to a journalist in Munich.</w:t>
       </w:r>
-      <w:r>
-        <w:t xml:space="preserve"> </w:t>
-      </w:r>
-      <w:r>
-        <w:t xml:space="preserve">안케: 포함되면 우리 규칙에 구멍이 생겨요. 하일프락티커 중엔 훌륭한 사람도 있지만, 주말 과정만 듣고 끝난 사람도 있어요. 런던의 사라 부엌이랑 똑같죠. 그걸 뮌헨의 기자한테 설명하고 싶진 않아요.</w:t>
-      </w:r>
-    </w:p>
-    <w:p>
-      <w:pPr>
-        <w:numPr>
-          <w:ilvl w:val="0"/>
-          <w:numId w:val="1002"/>
-        </w:numPr>
+    </w:p>
+    <w:p>
+      <w:pPr>
+        <w:pStyle w:val="BodyText"/>
       </w:pPr>
       <w:r>
         <w:t xml:space="preserve">ELENA: Can they prescribe hyaluronidase? If something goes wrong?</w:t>
       </w:r>
-      <w:r>
-        <w:t xml:space="preserve"> </w:t>
-      </w:r>
-      <w:r>
-        <w:t xml:space="preserve">엘레나: 히알루로니다아제를 처방할 수 있어요? 문제가 생기면?</w:t>
-      </w:r>
-    </w:p>
-    <w:p>
-      <w:pPr>
-        <w:numPr>
-          <w:ilvl w:val="0"/>
-          <w:numId w:val="1002"/>
-        </w:numPr>
+    </w:p>
+    <w:p>
+      <w:pPr>
+        <w:pStyle w:val="BodyText"/>
       </w:pPr>
       <w:r>
         <w:t xml:space="preserve">ANKE: No. Prescription drugs are not allowed for them.</w:t>
       </w:r>
-      <w:r>
-        <w:t xml:space="preserve"> </w:t>
-      </w:r>
-      <w:r>
-        <w:t xml:space="preserve">안케: 아니요. 처방약은 허용되지 않아요.</w:t>
-      </w:r>
-    </w:p>
-    <w:p>
-      <w:pPr>
-        <w:numPr>
-          <w:ilvl w:val="0"/>
-          <w:numId w:val="1002"/>
-        </w:numPr>
+    </w:p>
+    <w:p>
+      <w:pPr>
+        <w:pStyle w:val="BodyText"/>
       </w:pPr>
       <w:r>
         <w:t xml:space="preserve">JAMES: Then that’s our answer. The one I gave Grant and Ashby.</w:t>
@@ -952,11 +700,53 @@
       <w:r>
         <w:t xml:space="preserve">”</w:t>
       </w:r>
-      <w:r>
-        <w:t xml:space="preserve"> </w:t>
-      </w:r>
-      <w:r>
-        <w:t xml:space="preserve">제임스: 그럼 그게 답이네요. 그랜트 앤 애슈비에게 했던 것.</w:t>
+    </w:p>
+    <w:p>
+      <w:pPr>
+        <w:pStyle w:val="BodyText"/>
+      </w:pPr>
+      <w:r>
+        <w:t xml:space="preserve">NOAH: Let’s make sure everyone’s heard. Kenji-san. You’ve been quiet. Japan?</w:t>
+      </w:r>
+    </w:p>
+    <w:p>
+      <w:pPr>
+        <w:pStyle w:val="BodyText"/>
+      </w:pPr>
+      <w:r>
+        <w:t xml:space="preserve">KENJI: …</w:t>
+      </w:r>
+    </w:p>
+    <w:p>
+      <w:pPr>
+        <w:pStyle w:val="BodyText"/>
+      </w:pPr>
+      <w:r>
+        <w:t xml:space="preserve">NOAH: Could you elaborate? Even a little?</w:t>
+      </w:r>
+    </w:p>
+    <w:p>
+      <w:pPr>
+        <w:pStyle w:val="BodyText"/>
+      </w:pPr>
+      <w:r>
+        <w:t xml:space="preserve">KENJI: In Japan, only doctors may inject filler. Nurses may assist, but only under a doctor’s direction and in the same room. So if Austin writes a rule that allows nurses everywhere, our doctors will read it as a sign that we don’t understand Japan.</w:t>
+      </w:r>
+    </w:p>
+    <w:p>
+      <w:pPr>
+        <w:pStyle w:val="BodyText"/>
+      </w:pPr>
+      <w:r>
+        <w:t xml:space="preserve">GRACE: Korea is the same. Doctors only. Legally. Nurses can’t inject filler independently.</w:t>
+      </w:r>
+    </w:p>
+    <w:p>
+      <w:pPr>
+        <w:pStyle w:val="BodyText"/>
+      </w:pPr>
+      <w:r>
+        <w:t xml:space="preserve">JAMES: And in Britain, my best injectors are nurse prescribers. They’re trained, they’re careful, and they can prescribe the enzyme. If we said</w:t>
       </w:r>
       <w:r>
         <w:t xml:space="preserve"> </w:t>
@@ -965,106 +755,96 @@
         <w:t xml:space="preserve">“</w:t>
       </w:r>
       <w:r>
-        <w:t xml:space="preserve">합병증을 되돌리는 효소를 처방할 면허.</w:t>
+        <w:t xml:space="preserve">doctors only,</w:t>
       </w:r>
       <w:r>
         <w:t xml:space="preserve">”</w:t>
       </w:r>
-    </w:p>
-    <w:p>
-      <w:pPr>
-        <w:numPr>
-          <w:ilvl w:val="0"/>
-          <w:numId w:val="1002"/>
-        </w:numPr>
-      </w:pPr>
-      <w:r>
-        <w:t xml:space="preserve">NOAH: Let’s make sure everyone’s heard. Kenji-san. You’ve been quiet. Japan?</w:t>
-      </w:r>
-      <w:r>
-        <w:t xml:space="preserve"> </w:t>
-      </w:r>
-      <w:r>
-        <w:t xml:space="preserve">노아: 모두의 의견을 들었는지 확인하죠. 겐지 상. 조용하셨네요. 일본은요?</w:t>
-      </w:r>
-    </w:p>
-    <w:p>
-      <w:pPr>
-        <w:numPr>
-          <w:ilvl w:val="0"/>
-          <w:numId w:val="1002"/>
-        </w:numPr>
-      </w:pPr>
-      <w:r>
-        <w:t xml:space="preserve">KENJI: …</w:t>
-      </w:r>
-      <w:r>
-        <w:t xml:space="preserve"> </w:t>
-      </w:r>
-      <w:r>
-        <w:t xml:space="preserve">겐지: …</w:t>
-      </w:r>
-    </w:p>
-    <w:p>
-      <w:pPr>
-        <w:numPr>
-          <w:ilvl w:val="0"/>
-          <w:numId w:val="1002"/>
-        </w:numPr>
-      </w:pPr>
-      <w:r>
-        <w:t xml:space="preserve">NOAH: Could you elaborate? Even a little?</w:t>
-      </w:r>
-      <w:r>
-        <w:t xml:space="preserve"> </w:t>
-      </w:r>
-      <w:r>
-        <w:t xml:space="preserve">노아: 조금 더 설명해 주시겠어요? 조금이라도?</w:t>
-      </w:r>
-    </w:p>
-    <w:p>
-      <w:pPr>
-        <w:numPr>
-          <w:ilvl w:val="0"/>
-          <w:numId w:val="1002"/>
-        </w:numPr>
-      </w:pPr>
-      <w:r>
-        <w:t xml:space="preserve">KENJI: In Japan, only doctors may inject filler. Nurses may assist, but only under a doctor’s direction and in the same room. So if Austin writes a rule that allows nurses everywhere, our doctors will read it as a sign that we don’t understand Japan.</w:t>
-      </w:r>
-      <w:r>
-        <w:t xml:space="preserve"> </w:t>
-      </w:r>
-      <w:r>
-        <w:t xml:space="preserve">겐지: 일본에선 의사만 필러를 주사할 수 있어요. 간호사는 보조할 수 있지만, 의사 지시하에, 같은 방에서만요. 그래서 오스틴이 어디서나 간호사를 허용하는 규칙을 쓰면, 저희 의사들은 우리가 일본을 이해하지 못한다는 신호로 읽을 거예요.</w:t>
-      </w:r>
-    </w:p>
-    <w:p>
-      <w:pPr>
-        <w:numPr>
-          <w:ilvl w:val="0"/>
-          <w:numId w:val="1002"/>
-        </w:numPr>
-      </w:pPr>
-      <w:r>
-        <w:t xml:space="preserve">GRACE: Korea is the same. Doctors only. Legally. Nurses can’t inject filler independently.</w:t>
-      </w:r>
-      <w:r>
-        <w:t xml:space="preserve"> </w:t>
-      </w:r>
-      <w:r>
-        <w:t xml:space="preserve">그레이스: 한국도 같아요. 의사만. 법적으로. 간호사는 독자적으로 필러를 주사할 수 없어요.</w:t>
-      </w:r>
-    </w:p>
-    <w:p>
-      <w:pPr>
-        <w:numPr>
-          <w:ilvl w:val="0"/>
-          <w:numId w:val="1002"/>
-        </w:numPr>
-      </w:pPr>
-      <w:r>
-        <w:t xml:space="preserve">JAMES: And in Britain, my best injectors are nurse prescribers. They’re trained, they’re careful, and they can prescribe the enzyme. If we said</w:t>
+      <w:r>
+        <w:t xml:space="preserve"> </w:t>
+      </w:r>
+      <w:r>
+        <w:t xml:space="preserve">I’d lose Margaret and Sarah overnight, and frankly, our patients would be slightly less safe, not more.</w:t>
+      </w:r>
+    </w:p>
+    <w:p>
+      <w:pPr>
+        <w:pStyle w:val="BodyText"/>
+      </w:pPr>
+      <w:r>
+        <w:t xml:space="preserve">SOFIA: So one country’s rule is another country’s disaster.</w:t>
+      </w:r>
+    </w:p>
+    <w:p>
+      <w:pPr>
+        <w:pStyle w:val="BodyText"/>
+      </w:pPr>
+      <w:r>
+        <w:t xml:space="preserve">HAN: May I offer an observation? As a guest.</w:t>
+      </w:r>
+    </w:p>
+    <w:p>
+      <w:pPr>
+        <w:pStyle w:val="BodyText"/>
+      </w:pPr>
+      <w:r>
+        <w:t xml:space="preserve">NOAH: Please, Ms. Han.</w:t>
+      </w:r>
+    </w:p>
+    <w:p>
+      <w:pPr>
+        <w:pStyle w:val="BodyText"/>
+      </w:pPr>
+      <w:r>
+        <w:t xml:space="preserve">HAN: Don’t write one rule. Write a floor, which is the minimum standard everywhere. Countries can build higher if their law or their doctors require it, but never lower. That way, Japan and Korea keep their rules, Britain keeps its nurses, and nobody falls through the hole.</w:t>
+      </w:r>
+    </w:p>
+    <w:p>
+      <w:pPr>
+        <w:pStyle w:val="BodyText"/>
+      </w:pPr>
+      <w:r>
+        <w:t xml:space="preserve">ELENA: A floor. Licensed to prescribe hyaluronidase. Korea and Japan build higher. Doctors only.</w:t>
+      </w:r>
+    </w:p>
+    <w:p>
+      <w:pPr>
+        <w:pStyle w:val="BodyText"/>
+      </w:pPr>
+      <w:r>
+        <w:t xml:space="preserve">ANKE: And Heilpraktiker are below the floor. Excluded. I like that. It’s clear. Germans like clear.</w:t>
+      </w:r>
+    </w:p>
+    <w:p>
+      <w:pPr>
+        <w:pStyle w:val="BodyText"/>
+      </w:pPr>
+      <w:r>
+        <w:t xml:space="preserve">NOAH: Before we decide. Round robin. Ha-eun. You’re the newest person here. What do you think?</w:t>
+      </w:r>
+    </w:p>
+    <w:p>
+      <w:pPr>
+        <w:pStyle w:val="BodyText"/>
+      </w:pPr>
+      <w:r>
+        <w:t xml:space="preserve">HAEUN: Me? I… I’m only a sales manager.</w:t>
+      </w:r>
+    </w:p>
+    <w:p>
+      <w:pPr>
+        <w:pStyle w:val="BodyText"/>
+      </w:pPr>
+      <w:r>
+        <w:t xml:space="preserve">NOAH: Every topic. Everyone. Even one sentence.</w:t>
+      </w:r>
+    </w:p>
+    <w:p>
+      <w:pPr>
+        <w:pStyle w:val="BodyText"/>
+      </w:pPr>
+      <w:r>
+        <w:t xml:space="preserve">HAEUN: A floor is good. But clinics will ask,</w:t>
       </w:r>
       <w:r>
         <w:t xml:space="preserve"> </w:t>
@@ -1073,7 +853,7 @@
         <w:t xml:space="preserve">“</w:t>
       </w:r>
       <w:r>
-        <w:t xml:space="preserve">doctors only,</w:t>
+        <w:t xml:space="preserve">Why can nurses inject in London, not here?</w:t>
       </w:r>
       <w:r>
         <w:t xml:space="preserve">”</w:t>
@@ -1082,13 +862,23 @@
         <w:t xml:space="preserve"> </w:t>
       </w:r>
       <w:r>
-        <w:t xml:space="preserve">I’d lose Margaret and Sarah overnight, and frankly, our patients would be slightly less safe, not more.</w:t>
-      </w:r>
-      <w:r>
-        <w:t xml:space="preserve"> </w:t>
-      </w:r>
-      <w:r>
-        <w:t xml:space="preserve">제임스: 그리고 영국에선 최고의 시술자가 간호사 처방권자예요. 훈련받았고, 신중하고, 그 효소를 처방할 수 있죠.</w:t>
+        <w:t xml:space="preserve">I need an answer.</w:t>
+      </w:r>
+    </w:p>
+    <w:p>
+      <w:pPr>
+        <w:pStyle w:val="BodyText"/>
+      </w:pPr>
+      <w:r>
+        <w:t xml:space="preserve">JAMES: Excellent question. Better than mine.</w:t>
+      </w:r>
+    </w:p>
+    <w:p>
+      <w:pPr>
+        <w:pStyle w:val="BodyText"/>
+      </w:pPr>
+      <w:r>
+        <w:t xml:space="preserve">ELENA: The answer is:</w:t>
       </w:r>
       <w:r>
         <w:t xml:space="preserve"> </w:t>
@@ -1097,177 +887,26 @@
         <w:t xml:space="preserve">“</w:t>
       </w:r>
       <w:r>
-        <w:t xml:space="preserve">의사만</w:t>
+        <w:t xml:space="preserve">We follow the strictest of two rules. Ours, or your country’s.</w:t>
       </w:r>
       <w:r>
         <w:t xml:space="preserve">”</w:t>
       </w:r>
-      <w:r>
-        <w:t xml:space="preserve">이라고 하면 마거릿과 사라를 하룻밤 새 잃을 거고, 솔직히 환자들은 더 안전해지는 게 아니라 약간 덜 안전해질 거예요.</w:t>
-      </w:r>
-    </w:p>
-    <w:p>
-      <w:pPr>
-        <w:numPr>
-          <w:ilvl w:val="0"/>
-          <w:numId w:val="1002"/>
-        </w:numPr>
-      </w:pPr>
-      <w:r>
-        <w:t xml:space="preserve">SOFIA: So one country’s rule is another country’s disaster.</w:t>
-      </w:r>
-      <w:r>
-        <w:t xml:space="preserve"> </w:t>
-      </w:r>
-      <w:r>
-        <w:t xml:space="preserve">소피아: 그러니까 한 나라의 규칙이 다른 나라에선 재앙이네요.</w:t>
-      </w:r>
-    </w:p>
-    <w:p>
-      <w:pPr>
-        <w:numPr>
-          <w:ilvl w:val="0"/>
-          <w:numId w:val="1002"/>
-        </w:numPr>
-      </w:pPr>
-      <w:r>
-        <w:t xml:space="preserve">HAN: May I offer an observation? As a guest.</w:t>
-      </w:r>
-      <w:r>
-        <w:t xml:space="preserve"> </w:t>
-      </w:r>
-      <w:r>
-        <w:t xml:space="preserve">한서연: 의견 하나 드려도 될까요? 게스트로서.</w:t>
-      </w:r>
-    </w:p>
-    <w:p>
-      <w:pPr>
-        <w:numPr>
-          <w:ilvl w:val="0"/>
-          <w:numId w:val="1002"/>
-        </w:numPr>
-      </w:pPr>
-      <w:r>
-        <w:t xml:space="preserve">NOAH: Please, Ms. Han.</w:t>
-      </w:r>
-      <w:r>
-        <w:t xml:space="preserve"> </w:t>
-      </w:r>
-      <w:r>
-        <w:t xml:space="preserve">노아: 부탁드려요, 한 상무님.</w:t>
-      </w:r>
-    </w:p>
-    <w:p>
-      <w:pPr>
-        <w:numPr>
-          <w:ilvl w:val="0"/>
-          <w:numId w:val="1002"/>
-        </w:numPr>
-      </w:pPr>
-      <w:r>
-        <w:t xml:space="preserve">HAN: Don’t write one rule. Write a floor, which is the minimum standard everywhere. Countries can build higher if their law or their doctors require it, but never lower. That way, Japan and Korea keep their rules, Britain keeps its nurses, and nobody falls through the hole.</w:t>
-      </w:r>
-      <w:r>
-        <w:t xml:space="preserve"> </w:t>
-      </w:r>
-      <w:r>
-        <w:t xml:space="preserve">한서연: 규칙 하나를 쓰지 마세요. 바닥, 즉 어디서나 적용되는 최소 기준을 쓰세요. 그 나라 법이나 의사들이 요구하면 더 높게 지을 수 있지만, 절대 더 낮게는 안 되는. 그러면 일본과 한국은 자기 규칙을 지키고, 영국은 간호사를 지키고, 아무도 구멍으로 빠지지 않아요.</w:t>
-      </w:r>
-    </w:p>
-    <w:p>
-      <w:pPr>
-        <w:numPr>
-          <w:ilvl w:val="0"/>
-          <w:numId w:val="1002"/>
-        </w:numPr>
-      </w:pPr>
-      <w:r>
-        <w:t xml:space="preserve">ELENA: A floor. Licensed to prescribe hyaluronidase. Korea and Japan build higher. Doctors only.</w:t>
-      </w:r>
-      <w:r>
-        <w:t xml:space="preserve"> </w:t>
-      </w:r>
-      <w:r>
-        <w:t xml:space="preserve">엘레나: 바닥. 히알루로니다아제 처방 면허. 한국과 일본은 더 높게. 의사만.</w:t>
-      </w:r>
-    </w:p>
-    <w:p>
-      <w:pPr>
-        <w:numPr>
-          <w:ilvl w:val="0"/>
-          <w:numId w:val="1002"/>
-        </w:numPr>
-      </w:pPr>
-      <w:r>
-        <w:t xml:space="preserve">ANKE: And Heilpraktiker are below the floor. Excluded. I like that. It’s clear. Germans like clear.</w:t>
-      </w:r>
-      <w:r>
-        <w:t xml:space="preserve"> </w:t>
-      </w:r>
-      <w:r>
-        <w:t xml:space="preserve">안케: 그리고 하일프락티커는 바닥 아래. 제외. 좋아요. 분명하니까. 독일인은 분명한 걸 좋아해요.</w:t>
-      </w:r>
-    </w:p>
-    <w:p>
-      <w:pPr>
-        <w:numPr>
-          <w:ilvl w:val="0"/>
-          <w:numId w:val="1002"/>
-        </w:numPr>
-      </w:pPr>
-      <w:r>
-        <w:t xml:space="preserve">NOAH: Before we decide. Round robin. Ha-eun. You’re the newest person here. What do you think?</w:t>
-      </w:r>
-      <w:r>
-        <w:t xml:space="preserve"> </w:t>
-      </w:r>
-      <w:r>
-        <w:t xml:space="preserve">노아: 결정하기 전에. 라운드 로빈. 하은 씨. 여기서 가장 신입이죠. 어떻게 생각해요?</w:t>
-      </w:r>
-    </w:p>
-    <w:p>
-      <w:pPr>
-        <w:numPr>
-          <w:ilvl w:val="0"/>
-          <w:numId w:val="1002"/>
-        </w:numPr>
-      </w:pPr>
-      <w:r>
-        <w:t xml:space="preserve">HAEUN: Me? I… I’m only a sales manager.</w:t>
-      </w:r>
-      <w:r>
-        <w:t xml:space="preserve"> </w:t>
-      </w:r>
-      <w:r>
-        <w:t xml:space="preserve">하은: 저요? 전… 영업 매니저일 뿐인데요.</w:t>
-      </w:r>
-    </w:p>
-    <w:p>
-      <w:pPr>
-        <w:numPr>
-          <w:ilvl w:val="0"/>
-          <w:numId w:val="1002"/>
-        </w:numPr>
-      </w:pPr>
-      <w:r>
-        <w:t xml:space="preserve">NOAH: Every topic. Everyone. Even one sentence.</w:t>
-      </w:r>
-      <w:r>
-        <w:t xml:space="preserve"> </w:t>
-      </w:r>
-      <w:r>
-        <w:t xml:space="preserve">노아: 모든 주제. 모두. 한 문장이라도.</w:t>
-      </w:r>
-    </w:p>
-    <w:p>
-      <w:pPr>
-        <w:numPr>
-          <w:ilvl w:val="0"/>
-          <w:numId w:val="1002"/>
-        </w:numPr>
-      </w:pPr>
-      <w:r>
-        <w:t xml:space="preserve">HAEUN: A floor is good. But clinics will ask,</w:t>
+    </w:p>
+    <w:p>
+      <w:pPr>
+        <w:pStyle w:val="BodyText"/>
+      </w:pPr>
+      <w:r>
+        <w:t xml:space="preserve">HAEUN: That I can say. In Korean. And in English.</w:t>
+      </w:r>
+    </w:p>
+    <w:p>
+      <w:pPr>
+        <w:pStyle w:val="BodyText"/>
+      </w:pPr>
+      <w:r>
+        <w:t xml:space="preserve">NOAH: To summarize. The global floor is</w:t>
       </w:r>
       <w:r>
         <w:t xml:space="preserve"> </w:t>
@@ -1276,7 +915,7 @@
         <w:t xml:space="preserve">“</w:t>
       </w:r>
       <w:r>
-        <w:t xml:space="preserve">Why can nurses inject in London, not here?</w:t>
+        <w:t xml:space="preserve">licensed to prescribe hyaluronidase,</w:t>
       </w:r>
       <w:r>
         <w:t xml:space="preserve">”</w:t>
@@ -1285,255 +924,55 @@
         <w:t xml:space="preserve"> </w:t>
       </w:r>
       <w:r>
-        <w:t xml:space="preserve">I need an answer.</w:t>
-      </w:r>
-      <w:r>
-        <w:t xml:space="preserve"> </w:t>
-      </w:r>
-      <w:r>
-        <w:t xml:space="preserve">하은: 바닥은 좋아요. 그런데 클리닉에서</w:t>
-      </w:r>
-      <w:r>
-        <w:t xml:space="preserve"> </w:t>
-      </w:r>
-      <w:r>
-        <w:t xml:space="preserve">“</w:t>
-      </w:r>
-      <w:r>
-        <w:t xml:space="preserve">왜 런던에선 간호사가 하는데 여긴 안 돼요?</w:t>
-      </w:r>
-      <w:r>
-        <w:t xml:space="preserve">”</w:t>
-      </w:r>
-      <w:r>
-        <w:t xml:space="preserve">라고 물을 거예요. 답이 필요해요.</w:t>
-      </w:r>
-    </w:p>
-    <w:p>
-      <w:pPr>
-        <w:numPr>
-          <w:ilvl w:val="0"/>
-          <w:numId w:val="1002"/>
-        </w:numPr>
-      </w:pPr>
-      <w:r>
-        <w:t xml:space="preserve">JAMES: Excellent question. Better than mine.</w:t>
-      </w:r>
-      <w:r>
-        <w:t xml:space="preserve"> </w:t>
-      </w:r>
-      <w:r>
-        <w:t xml:space="preserve">제임스: 훌륭한 질문이에요. 내 것보다 나아요.</w:t>
-      </w:r>
-    </w:p>
-    <w:p>
-      <w:pPr>
-        <w:numPr>
-          <w:ilvl w:val="0"/>
-          <w:numId w:val="1002"/>
-        </w:numPr>
-      </w:pPr>
-      <w:r>
-        <w:t xml:space="preserve">ELENA: The answer is:</w:t>
-      </w:r>
-      <w:r>
-        <w:t xml:space="preserve"> </w:t>
-      </w:r>
-      <w:r>
-        <w:t xml:space="preserve">“</w:t>
-      </w:r>
-      <w:r>
-        <w:t xml:space="preserve">We follow the strictest of two rules. Ours, or your country’s.</w:t>
-      </w:r>
-      <w:r>
-        <w:t xml:space="preserve">”</w:t>
-      </w:r>
-      <w:r>
-        <w:t xml:space="preserve"> </w:t>
-      </w:r>
-      <w:r>
-        <w:t xml:space="preserve">엘레나: 답은 이거예요.</w:t>
-      </w:r>
-      <w:r>
-        <w:t xml:space="preserve"> </w:t>
-      </w:r>
-      <w:r>
-        <w:t xml:space="preserve">“</w:t>
-      </w:r>
-      <w:r>
-        <w:t xml:space="preserve">두 규칙 중 더 엄격한 걸 따릅니다. 우리 것이든, 그 나라 것이든.</w:t>
-      </w:r>
-      <w:r>
-        <w:t xml:space="preserve">”</w:t>
-      </w:r>
-    </w:p>
-    <w:p>
-      <w:pPr>
-        <w:numPr>
-          <w:ilvl w:val="0"/>
-          <w:numId w:val="1002"/>
-        </w:numPr>
-      </w:pPr>
-      <w:r>
-        <w:t xml:space="preserve">HAEUN: That I can say. In Korean. And in English.</w:t>
-      </w:r>
-      <w:r>
-        <w:t xml:space="preserve"> </w:t>
-      </w:r>
-      <w:r>
-        <w:t xml:space="preserve">하은: 그건 말할 수 있어요. 한국어로. 그리고 영어로.</w:t>
-      </w:r>
-    </w:p>
-    <w:p>
-      <w:pPr>
-        <w:numPr>
-          <w:ilvl w:val="0"/>
-          <w:numId w:val="1002"/>
-        </w:numPr>
-      </w:pPr>
-      <w:r>
-        <w:t xml:space="preserve">NOAH: To summarize. The global floor is</w:t>
-      </w:r>
-      <w:r>
-        <w:t xml:space="preserve"> </w:t>
-      </w:r>
-      <w:r>
-        <w:t xml:space="preserve">“</w:t>
-      </w:r>
-      <w:r>
-        <w:t xml:space="preserve">licensed to prescribe hyaluronidase,</w:t>
-      </w:r>
-      <w:r>
-        <w:t xml:space="preserve">”</w:t>
-      </w:r>
-      <w:r>
-        <w:t xml:space="preserve"> </w:t>
-      </w:r>
-      <w:r>
         <w:t xml:space="preserve">because whoever injects must be able to reverse a complication. Countries may go higher, like Korea and Japan, but never lower. And when two rules differ, the strictest rule wins.</w:t>
       </w:r>
-      <w:r>
-        <w:t xml:space="preserve"> </w:t>
-      </w:r>
-      <w:r>
-        <w:t xml:space="preserve">노아: 요약하면. 글로벌 바닥은</w:t>
-      </w:r>
-      <w:r>
-        <w:t xml:space="preserve"> </w:t>
-      </w:r>
-      <w:r>
-        <w:t xml:space="preserve">“</w:t>
-      </w:r>
-      <w:r>
-        <w:t xml:space="preserve">히알루로니다아제 처방 면허</w:t>
-      </w:r>
-      <w:r>
-        <w:t xml:space="preserve">”</w:t>
-      </w:r>
-      <w:r>
-        <w:t xml:space="preserve">입니다. 주사하는 사람은 누구든 합병증을 되돌릴 수 있어야 하니까요. 한국과 일본처럼 나라마다 더 높게는 갈 수 있지만, 절대 낮게는 안 됩니다. 그리고 두 규칙이 다르면, 가장 엄격한 규칙이 이깁니다.</w:t>
-      </w:r>
-    </w:p>
-    <w:p>
-      <w:pPr>
-        <w:numPr>
-          <w:ilvl w:val="0"/>
-          <w:numId w:val="1002"/>
-        </w:numPr>
+    </w:p>
+    <w:p>
+      <w:pPr>
+        <w:pStyle w:val="BodyText"/>
       </w:pPr>
       <w:r>
         <w:t xml:space="preserve">ELENA: Objections? Ten seconds.</w:t>
       </w:r>
-      <w:r>
-        <w:t xml:space="preserve"> </w:t>
-      </w:r>
-      <w:r>
-        <w:t xml:space="preserve">엘레나: 이의 있나요? 10초.</w:t>
-      </w:r>
-    </w:p>
-    <w:p>
-      <w:pPr>
-        <w:numPr>
-          <w:ilvl w:val="0"/>
-          <w:numId w:val="1002"/>
-        </w:numPr>
+    </w:p>
+    <w:p>
+      <w:pPr>
+        <w:pStyle w:val="BodyText"/>
       </w:pPr>
       <w:r>
         <w:t xml:space="preserve">KENJI: …No objection. But in Japan, please let me announce it. Not Austin. Our doctors prefer to hear it from us.</w:t>
       </w:r>
-      <w:r>
-        <w:t xml:space="preserve"> </w:t>
-      </w:r>
-      <w:r>
-        <w:t xml:space="preserve">겐지: …이의 없습니다. 다만 일본에선 제가 발표하게 해 주세요. 오스틴 말고. 저희 의사들은 저희에게서 듣는 걸 선호해요.</w:t>
-      </w:r>
-    </w:p>
-    <w:p>
-      <w:pPr>
-        <w:numPr>
-          <w:ilvl w:val="0"/>
-          <w:numId w:val="1002"/>
-        </w:numPr>
+    </w:p>
+    <w:p>
+      <w:pPr>
+        <w:pStyle w:val="BodyText"/>
       </w:pPr>
       <w:r>
         <w:t xml:space="preserve">NOAH: Agreed. Each country announces it in its own voice. Same rule. Twelve accents.</w:t>
       </w:r>
-      <w:r>
-        <w:t xml:space="preserve"> </w:t>
-      </w:r>
-      <w:r>
-        <w:t xml:space="preserve">노아: 동의해요. 나라마다 자기 목소리로 발표해요. 같은 규칙. 억양 열두 개.</w:t>
-      </w:r>
-    </w:p>
-    <w:p>
-      <w:pPr>
-        <w:numPr>
-          <w:ilvl w:val="0"/>
-          <w:numId w:val="1002"/>
-        </w:numPr>
+    </w:p>
+    <w:p>
+      <w:pPr>
+        <w:pStyle w:val="BodyText"/>
       </w:pPr>
       <w:r>
         <w:t xml:space="preserve">ANKE: Thirteen.</w:t>
       </w:r>
-      <w:r>
-        <w:t xml:space="preserve"> </w:t>
-      </w:r>
-      <w:r>
-        <w:t xml:space="preserve">안케: 열세 개.</w:t>
-      </w:r>
-    </w:p>
-    <w:p>
-      <w:pPr>
-        <w:numPr>
-          <w:ilvl w:val="0"/>
-          <w:numId w:val="1002"/>
-        </w:numPr>
+    </w:p>
+    <w:p>
+      <w:pPr>
+        <w:pStyle w:val="BodyText"/>
       </w:pPr>
       <w:r>
         <w:t xml:space="preserve">NOAH: Thirteen. Thank you, Anke.</w:t>
       </w:r>
-      <w:r>
-        <w:t xml:space="preserve"> </w:t>
-      </w:r>
-      <w:r>
-        <w:t xml:space="preserve">노아: 열세 개. 고마워요, 안케.</w:t>
-      </w:r>
-    </w:p>
-    <w:p>
-      <w:pPr>
-        <w:numPr>
-          <w:ilvl w:val="0"/>
-          <w:numId w:val="1002"/>
-        </w:numPr>
+    </w:p>
+    <w:p>
+      <w:pPr>
+        <w:pStyle w:val="BodyText"/>
       </w:pPr>
       <w:r>
         <w:t xml:space="preserve">SOFIA: That took thirty-five minutes. In Texas, it would’ve taken five. And we’d have got it wrong.</w:t>
-      </w:r>
-      <w:r>
-        <w:t xml:space="preserve"> </w:t>
-      </w:r>
-      <w:r>
-        <w:t xml:space="preserve">소피아: 35분 걸렸네요. 텍사스에선 5분이면 됐을 거예요. 그리고 틀렸겠죠.</w:t>
       </w:r>
     </w:p>
     <w:bookmarkEnd w:id="22"/>
@@ -1548,27 +987,15 @@
     </w:p>
     <w:p>
       <w:pPr>
-        <w:numPr>
-          <w:ilvl w:val="0"/>
-          <w:numId w:val="1003"/>
-        </w:numPr>
+        <w:pStyle w:val="FirstParagraph"/>
       </w:pPr>
       <w:r>
         <w:t xml:space="preserve">NOAH: Topic two. The hard one. Grace’s survey. Grace?</w:t>
       </w:r>
-      <w:r>
-        <w:t xml:space="preserve"> </w:t>
-      </w:r>
-      <w:r>
-        <w:t xml:space="preserve">노아: 주제 둘. 어려운 거. 그레이스의 설문. 그레이스?</w:t>
-      </w:r>
-    </w:p>
-    <w:p>
-      <w:pPr>
-        <w:numPr>
-          <w:ilvl w:val="0"/>
-          <w:numId w:val="1003"/>
-        </w:numPr>
+    </w:p>
+    <w:p>
+      <w:pPr>
+        <w:pStyle w:val="BodyText"/>
       </w:pPr>
       <w:r>
         <w:t xml:space="preserve">GRACE: We asked everyone hired in the last twelve months. Two hundred eighty people. One question.</w:t>
@@ -1585,11 +1012,21 @@
       <w:r>
         <w:t xml:space="preserve">”</w:t>
       </w:r>
-      <w:r>
-        <w:t xml:space="preserve"> </w:t>
-      </w:r>
-      <w:r>
-        <w:t xml:space="preserve">그레이스: 지난 12개월 입사자 전원에게 물었어요. 280명. 질문 하나.</w:t>
+    </w:p>
+    <w:p>
+      <w:pPr>
+        <w:pStyle w:val="BodyText"/>
+      </w:pPr>
+      <w:r>
+        <w:t xml:space="preserve">SOFIA: And?</w:t>
+      </w:r>
+    </w:p>
+    <w:p>
+      <w:pPr>
+        <w:pStyle w:val="BodyText"/>
+      </w:pPr>
+      <w:r>
+        <w:t xml:space="preserve">GRACE: Forty-one percent couldn’t name it. Some said,</w:t>
       </w:r>
       <w:r>
         <w:t xml:space="preserve"> </w:t>
@@ -1598,38 +1035,16 @@
         <w:t xml:space="preserve">“</w:t>
       </w:r>
       <w:r>
-        <w:t xml:space="preserve">원칙 1번은 무엇인가?</w:t>
+        <w:t xml:space="preserve">Hit your number.</w:t>
       </w:r>
       <w:r>
         <w:t xml:space="preserve">”</w:t>
       </w:r>
-    </w:p>
-    <w:p>
-      <w:pPr>
-        <w:numPr>
-          <w:ilvl w:val="0"/>
-          <w:numId w:val="1003"/>
-        </w:numPr>
-      </w:pPr>
-      <w:r>
-        <w:t xml:space="preserve">SOFIA: And?</w:t>
-      </w:r>
-      <w:r>
-        <w:t xml:space="preserve"> </w:t>
-      </w:r>
-      <w:r>
-        <w:t xml:space="preserve">소피아: 그래서요?</w:t>
-      </w:r>
-    </w:p>
-    <w:p>
-      <w:pPr>
-        <w:numPr>
-          <w:ilvl w:val="0"/>
-          <w:numId w:val="1003"/>
-        </w:numPr>
-      </w:pPr>
-      <w:r>
-        <w:t xml:space="preserve">GRACE: Forty-one percent couldn’t name it. Some said,</w:t>
+      <w:r>
+        <w:t xml:space="preserve"> </w:t>
+      </w:r>
+      <w:r>
+        <w:t xml:space="preserve">One said,</w:t>
       </w:r>
       <w:r>
         <w:t xml:space="preserve"> </w:t>
@@ -1638,16 +1053,18 @@
         <w:t xml:space="preserve">“</w:t>
       </w:r>
       <w:r>
-        <w:t xml:space="preserve">Hit your number.</w:t>
+        <w:t xml:space="preserve">Don’t be late.</w:t>
       </w:r>
       <w:r>
         <w:t xml:space="preserve">”</w:t>
       </w:r>
-      <w:r>
-        <w:t xml:space="preserve"> </w:t>
-      </w:r>
-      <w:r>
-        <w:t xml:space="preserve">One said,</w:t>
+    </w:p>
+    <w:p>
+      <w:pPr>
+        <w:pStyle w:val="BodyText"/>
+      </w:pPr>
+      <w:r>
+        <w:t xml:space="preserve">ELENA: Principle one is</w:t>
       </w:r>
       <w:r>
         <w:t xml:space="preserve"> </w:t>
@@ -1656,7 +1073,7 @@
         <w:t xml:space="preserve">“</w:t>
       </w:r>
       <w:r>
-        <w:t xml:space="preserve">Don’t be late.</w:t>
+        <w:t xml:space="preserve">First, do no harm.</w:t>
       </w:r>
       <w:r>
         <w:t xml:space="preserve">”</w:t>
@@ -1665,7 +1082,15 @@
         <w:t xml:space="preserve"> </w:t>
       </w:r>
       <w:r>
-        <w:t xml:space="preserve">그레이스: 41%가 답을 못 했어요. 몇몇은</w:t>
+        <w:t xml:space="preserve">It’s on the wall. In this room. Behind me.</w:t>
+      </w:r>
+    </w:p>
+    <w:p>
+      <w:pPr>
+        <w:pStyle w:val="BodyText"/>
+      </w:pPr>
+      <w:r>
+        <w:t xml:space="preserve">JAMES: In Britain, we’d call that</w:t>
       </w:r>
       <w:r>
         <w:t xml:space="preserve"> </w:t>
@@ -1674,7 +1099,7 @@
         <w:t xml:space="preserve">“</w:t>
       </w:r>
       <w:r>
-        <w:t xml:space="preserve">목표를 달성하라.</w:t>
+        <w:t xml:space="preserve">a slight concern.</w:t>
       </w:r>
       <w:r>
         <w:t xml:space="preserve">”</w:t>
@@ -1683,7 +1108,55 @@
         <w:t xml:space="preserve"> </w:t>
       </w:r>
       <w:r>
-        <w:t xml:space="preserve">한 명은</w:t>
+        <w:t xml:space="preserve">Which means it’s a disaster.</w:t>
+      </w:r>
+    </w:p>
+    <w:p>
+      <w:pPr>
+        <w:pStyle w:val="BodyText"/>
+      </w:pPr>
+      <w:r>
+        <w:t xml:space="preserve">NOAH: And there’s more. Sofia, would you share it? You found it.</w:t>
+      </w:r>
+    </w:p>
+    <w:p>
+      <w:pPr>
+        <w:pStyle w:val="BodyText"/>
+      </w:pPr>
+      <w:r>
+        <w:t xml:space="preserve">SOFIA: Two reps in Texas offered off-book discounts, outside the volume tiers, to hit their quarter. I found it in the invoices myself, and I’m not proud of it, because the volume tiers exist precisely so that every clinic pays a fair, predictable price.</w:t>
+      </w:r>
+    </w:p>
+    <w:p>
+      <w:pPr>
+        <w:pStyle w:val="BodyText"/>
+      </w:pPr>
+      <w:r>
+        <w:t xml:space="preserve">ANKE: Off-book discounts. That’s how it starts. First the price. Then the customer.</w:t>
+      </w:r>
+    </w:p>
+    <w:p>
+      <w:pPr>
+        <w:pStyle w:val="BodyText"/>
+      </w:pPr>
+      <w:r>
+        <w:t xml:space="preserve">SOFIA: Nobody sold to a non-medic, Anke. It was price. Not safety.</w:t>
+      </w:r>
+    </w:p>
+    <w:p>
+      <w:pPr>
+        <w:pStyle w:val="BodyText"/>
+      </w:pPr>
+      <w:r>
+        <w:t xml:space="preserve">ANKE: Today, price. With respect, Sofia, a person who breaks one rule for a number will break another.</w:t>
+      </w:r>
+    </w:p>
+    <w:p>
+      <w:pPr>
+        <w:pStyle w:val="BodyText"/>
+      </w:pPr>
+      <w:r>
+        <w:t xml:space="preserve">JAMES: Anke means,</w:t>
       </w:r>
       <w:r>
         <w:t xml:space="preserve"> </w:t>
@@ -1692,554 +1165,160 @@
         <w:t xml:space="preserve">“</w:t>
       </w:r>
       <w:r>
-        <w:t xml:space="preserve">지각하지 마라.</w:t>
+        <w:t xml:space="preserve">I’m slightly worried.</w:t>
       </w:r>
       <w:r>
         <w:t xml:space="preserve">”</w:t>
       </w:r>
-    </w:p>
-    <w:p>
-      <w:pPr>
-        <w:numPr>
-          <w:ilvl w:val="0"/>
-          <w:numId w:val="1003"/>
-        </w:numPr>
-      </w:pPr>
-      <w:r>
-        <w:t xml:space="preserve">ELENA: Principle one is</w:t>
-      </w:r>
-      <w:r>
-        <w:t xml:space="preserve"> </w:t>
-      </w:r>
-      <w:r>
-        <w:t xml:space="preserve">“</w:t>
-      </w:r>
-      <w:r>
-        <w:t xml:space="preserve">First, do no harm.</w:t>
-      </w:r>
-      <w:r>
-        <w:t xml:space="preserve">”</w:t>
-      </w:r>
-      <w:r>
-        <w:t xml:space="preserve"> </w:t>
-      </w:r>
-      <w:r>
-        <w:t xml:space="preserve">It’s on the wall. In this room. Behind me.</w:t>
-      </w:r>
-      <w:r>
-        <w:t xml:space="preserve"> </w:t>
-      </w:r>
-      <w:r>
-        <w:t xml:space="preserve">엘레나: 원칙 1번은</w:t>
-      </w:r>
-      <w:r>
-        <w:t xml:space="preserve"> </w:t>
-      </w:r>
-      <w:r>
-        <w:t xml:space="preserve">“</w:t>
-      </w:r>
-      <w:r>
-        <w:t xml:space="preserve">첫째, 해를 끼치지 말라.</w:t>
-      </w:r>
-      <w:r>
-        <w:t xml:space="preserve">”</w:t>
-      </w:r>
-      <w:r>
-        <w:t xml:space="preserve"> </w:t>
-      </w:r>
-      <w:r>
-        <w:t xml:space="preserve">벽에 있어요. 이 방에. 내 뒤에.</w:t>
-      </w:r>
-    </w:p>
-    <w:p>
-      <w:pPr>
-        <w:numPr>
-          <w:ilvl w:val="0"/>
-          <w:numId w:val="1003"/>
-        </w:numPr>
-      </w:pPr>
-      <w:r>
-        <w:t xml:space="preserve">JAMES: In Britain, we’d call that</w:t>
-      </w:r>
-      <w:r>
-        <w:t xml:space="preserve"> </w:t>
-      </w:r>
-      <w:r>
-        <w:t xml:space="preserve">“</w:t>
-      </w:r>
-      <w:r>
-        <w:t xml:space="preserve">a slight concern.</w:t>
-      </w:r>
-      <w:r>
-        <w:t xml:space="preserve">”</w:t>
-      </w:r>
-      <w:r>
-        <w:t xml:space="preserve"> </w:t>
-      </w:r>
-      <w:r>
-        <w:t xml:space="preserve">Which means it’s a disaster.</w:t>
-      </w:r>
-      <w:r>
-        <w:t xml:space="preserve"> </w:t>
-      </w:r>
-      <w:r>
-        <w:t xml:space="preserve">제임스: 영국에선 그걸</w:t>
-      </w:r>
-      <w:r>
-        <w:t xml:space="preserve"> </w:t>
-      </w:r>
-      <w:r>
-        <w:t xml:space="preserve">“</w:t>
-      </w:r>
-      <w:r>
-        <w:t xml:space="preserve">약간의 우려</w:t>
-      </w:r>
-      <w:r>
-        <w:t xml:space="preserve">”</w:t>
-      </w:r>
-      <w:r>
-        <w:t xml:space="preserve">라고 부르죠. 재앙이라는 뜻이에요.</w:t>
-      </w:r>
-    </w:p>
-    <w:p>
-      <w:pPr>
-        <w:numPr>
-          <w:ilvl w:val="0"/>
-          <w:numId w:val="1003"/>
-        </w:numPr>
-      </w:pPr>
-      <w:r>
-        <w:t xml:space="preserve">NOAH: And there’s more. Sofia, would you share it? You found it.</w:t>
-      </w:r>
-      <w:r>
-        <w:t xml:space="preserve"> </w:t>
-      </w:r>
-      <w:r>
-        <w:t xml:space="preserve">노아: 그리고 더 있어요. 소피아, 공유해 줄래요? 당신이 찾았잖아요.</w:t>
-      </w:r>
-    </w:p>
-    <w:p>
-      <w:pPr>
-        <w:numPr>
-          <w:ilvl w:val="0"/>
-          <w:numId w:val="1003"/>
-        </w:numPr>
-      </w:pPr>
-      <w:r>
-        <w:t xml:space="preserve">SOFIA: Two reps in Texas offered off-book discounts, outside the volume tiers, to hit their quarter. I found it in the invoices myself, and I’m not proud of it, because the volume tiers exist precisely so that every clinic pays a fair, predictable price.</w:t>
-      </w:r>
-      <w:r>
-        <w:t xml:space="preserve"> </w:t>
-      </w:r>
-      <w:r>
-        <w:t xml:space="preserve">소피아: 텍사스 영업 사원 두 명이 분기 목표를 맞추려고 볼륨 등급 밖에서 장부 외 할인을 제안했어요. 제가 직접 송장에서 찾았고, 자랑스럽지 않아요. 볼륨 등급은 바로 모든 클리닉이 공정하고 예측 가능한 가격을 내도록 하려고 있는 거니까요.</w:t>
-      </w:r>
-    </w:p>
-    <w:p>
-      <w:pPr>
-        <w:numPr>
-          <w:ilvl w:val="0"/>
-          <w:numId w:val="1003"/>
-        </w:numPr>
-      </w:pPr>
-      <w:r>
-        <w:t xml:space="preserve">ANKE: Off-book discounts. That’s how it starts. First the price. Then the customer.</w:t>
-      </w:r>
-      <w:r>
-        <w:t xml:space="preserve"> </w:t>
-      </w:r>
-      <w:r>
-        <w:t xml:space="preserve">안케: 장부 외 할인. 그렇게 시작하죠. 처음엔 가격. 그다음엔 고객.</w:t>
-      </w:r>
-    </w:p>
-    <w:p>
-      <w:pPr>
-        <w:numPr>
-          <w:ilvl w:val="0"/>
-          <w:numId w:val="1003"/>
-        </w:numPr>
-      </w:pPr>
-      <w:r>
-        <w:t xml:space="preserve">SOFIA: Nobody sold to a non-medic, Anke. It was price. Not safety.</w:t>
-      </w:r>
-      <w:r>
-        <w:t xml:space="preserve"> </w:t>
-      </w:r>
-      <w:r>
-        <w:t xml:space="preserve">소피아: 아무도 비의료인에게 팔진 않았어요, 안케. 가격이었지. 안전이 아니라.</w:t>
-      </w:r>
-    </w:p>
-    <w:p>
-      <w:pPr>
-        <w:numPr>
-          <w:ilvl w:val="0"/>
-          <w:numId w:val="1003"/>
-        </w:numPr>
-      </w:pPr>
-      <w:r>
-        <w:t xml:space="preserve">ANKE: Today, price. With respect, Sofia, a person who breaks one rule for a number will break another.</w:t>
-      </w:r>
-      <w:r>
-        <w:t xml:space="preserve"> </w:t>
-      </w:r>
-      <w:r>
-        <w:t xml:space="preserve">안케: 오늘은 가격이죠. 실례지만, 소피아, 숫자 때문에 규칙 하나를 깨는 사람은 다른 것도 깹니다.</w:t>
-      </w:r>
-    </w:p>
-    <w:p>
-      <w:pPr>
-        <w:numPr>
-          <w:ilvl w:val="0"/>
-          <w:numId w:val="1003"/>
-        </w:numPr>
-      </w:pPr>
-      <w:r>
-        <w:t xml:space="preserve">JAMES: Anke means,</w:t>
-      </w:r>
-      <w:r>
-        <w:t xml:space="preserve"> </w:t>
-      </w:r>
-      <w:r>
-        <w:t xml:space="preserve">“</w:t>
-      </w:r>
-      <w:r>
-        <w:t xml:space="preserve">I’m slightly worried.</w:t>
-      </w:r>
-      <w:r>
-        <w:t xml:space="preserve">”</w:t>
-      </w:r>
       <w:r>
         <w:t xml:space="preserve"> </w:t>
       </w:r>
       <w:r>
         <w:t xml:space="preserve">In German, that’s very worried.</w:t>
       </w:r>
-      <w:r>
-        <w:t xml:space="preserve"> </w:t>
-      </w:r>
-      <w:r>
-        <w:t xml:space="preserve">제임스: 안케 말은</w:t>
-      </w:r>
-      <w:r>
-        <w:t xml:space="preserve"> </w:t>
-      </w:r>
-      <w:r>
-        <w:t xml:space="preserve">“</w:t>
-      </w:r>
-      <w:r>
-        <w:t xml:space="preserve">약간 걱정된다</w:t>
-      </w:r>
-      <w:r>
-        <w:t xml:space="preserve">”</w:t>
-      </w:r>
-      <w:r>
-        <w:t xml:space="preserve">는 거예요. 독일어로는 아주 걱정된다는 뜻이고요.</w:t>
-      </w:r>
-    </w:p>
-    <w:p>
-      <w:pPr>
-        <w:numPr>
-          <w:ilvl w:val="0"/>
-          <w:numId w:val="1003"/>
-        </w:numPr>
+    </w:p>
+    <w:p>
+      <w:pPr>
+        <w:pStyle w:val="BodyText"/>
       </w:pPr>
       <w:r>
         <w:t xml:space="preserve">ANKE: In German, it means exactly what I said. We don’t need a translator, James.</w:t>
       </w:r>
-      <w:r>
-        <w:t xml:space="preserve"> </w:t>
-      </w:r>
-      <w:r>
-        <w:t xml:space="preserve">안케: 독일어로는 정확히 내가 말한 그대로예요. 통역은 필요 없어요, 제임스.</w:t>
-      </w:r>
-    </w:p>
-    <w:p>
-      <w:pPr>
-        <w:numPr>
-          <w:ilvl w:val="0"/>
-          <w:numId w:val="1003"/>
-        </w:numPr>
+    </w:p>
+    <w:p>
+      <w:pPr>
+        <w:pStyle w:val="BodyText"/>
       </w:pPr>
       <w:r>
         <w:t xml:space="preserve">NOAH: Let’s slow down. Ten seconds. Then I’d like Leo to speak. He asked for five minutes.</w:t>
       </w:r>
-      <w:r>
-        <w:t xml:space="preserve"> </w:t>
-      </w:r>
-      <w:r>
-        <w:t xml:space="preserve">노아: 속도를 늦춥시다. 10초. 그다음 레오가 말했으면 해요. 5분을 요청했어요.</w:t>
-      </w:r>
-    </w:p>
-    <w:p>
-      <w:pPr>
-        <w:numPr>
-          <w:ilvl w:val="0"/>
-          <w:numId w:val="1003"/>
-        </w:numPr>
+    </w:p>
+    <w:p>
+      <w:pPr>
+        <w:pStyle w:val="BodyText"/>
       </w:pPr>
       <w:r>
         <w:t xml:space="preserve">LEO: Thank you. Most of you weren’t here in year four. Let me tell you about a stopper.</w:t>
       </w:r>
-      <w:r>
-        <w:t xml:space="preserve"> </w:t>
-      </w:r>
-      <w:r>
-        <w:t xml:space="preserve">레오: 감사합니다. 여러분 대부분은 4년 차에 없었죠. 마개 이야기를 해 드릴게요.</w:t>
-      </w:r>
-    </w:p>
-    <w:p>
-      <w:pPr>
-        <w:numPr>
-          <w:ilvl w:val="0"/>
-          <w:numId w:val="1003"/>
-        </w:numPr>
+    </w:p>
+    <w:p>
+      <w:pPr>
+        <w:pStyle w:val="BodyText"/>
       </w:pPr>
       <w:r>
         <w:t xml:space="preserve">HAEUN: A stopper?</w:t>
       </w:r>
-      <w:r>
-        <w:t xml:space="preserve"> </w:t>
-      </w:r>
-      <w:r>
-        <w:t xml:space="preserve">하은: 마개요?</w:t>
-      </w:r>
-    </w:p>
-    <w:p>
-      <w:pPr>
-        <w:numPr>
-          <w:ilvl w:val="0"/>
-          <w:numId w:val="1003"/>
-        </w:numPr>
+    </w:p>
+    <w:p>
+      <w:pPr>
+        <w:pStyle w:val="BodyText"/>
       </w:pPr>
       <w:r>
         <w:t xml:space="preserve">LEO: The rubber stopper on our syringes. Batch B-2207. Our supplier changed it without telling us. Nothing failed, but the injection force started rising, a little more each week, and a filler that’s harder to push is a filler that’s harder to control.</w:t>
       </w:r>
-      <w:r>
-        <w:t xml:space="preserve"> </w:t>
-      </w:r>
-      <w:r>
-        <w:t xml:space="preserve">레오: 우리 주사기의 고무 마개요. 배치 B-2207. 공급사가 우리에게 알리지 않고 바꿨어요. 고장 난 건 없었지만, 주입력이 매주 조금씩 올라가기 시작했죠. 밀기 어려운 필러는 통제하기 어려운 필러예요.</w:t>
-      </w:r>
-    </w:p>
-    <w:p>
-      <w:pPr>
-        <w:numPr>
-          <w:ilvl w:val="0"/>
-          <w:numId w:val="1003"/>
-        </w:numPr>
+    </w:p>
+    <w:p>
+      <w:pPr>
+        <w:pStyle w:val="BodyText"/>
       </w:pPr>
       <w:r>
         <w:t xml:space="preserve">ELENA: It was still within specification. Nobody had to report it.</w:t>
       </w:r>
-      <w:r>
-        <w:t xml:space="preserve"> </w:t>
-      </w:r>
-      <w:r>
-        <w:t xml:space="preserve">엘레나: 그래도 규격 안이었어요. 아무도 보고할 의무가 없었죠.</w:t>
-      </w:r>
-    </w:p>
-    <w:p>
-      <w:pPr>
-        <w:numPr>
-          <w:ilvl w:val="0"/>
-          <w:numId w:val="1003"/>
-        </w:numPr>
+    </w:p>
+    <w:p>
+      <w:pPr>
+        <w:pStyle w:val="BodyText"/>
       </w:pPr>
       <w:r>
         <w:t xml:space="preserve">LEO: I reported it anyway. I put a chart on Marcus’s desk. A trend line. Going up. I was terrified.</w:t>
       </w:r>
-      <w:r>
-        <w:t xml:space="preserve"> </w:t>
-      </w:r>
-      <w:r>
-        <w:t xml:space="preserve">레오: 그래도 보고했어요. 마커스 책상에 차트를 놨죠. 추세선. 올라가는. 무서웠어요.</w:t>
-      </w:r>
-    </w:p>
-    <w:p>
-      <w:pPr>
-        <w:numPr>
-          <w:ilvl w:val="0"/>
-          <w:numId w:val="1003"/>
-        </w:numPr>
+    </w:p>
+    <w:p>
+      <w:pPr>
+        <w:pStyle w:val="BodyText"/>
       </w:pPr>
       <w:r>
         <w:t xml:space="preserve">GRACE: Why terrified?</w:t>
       </w:r>
-      <w:r>
-        <w:t xml:space="preserve"> </w:t>
-      </w:r>
-      <w:r>
-        <w:t xml:space="preserve">그레이스: 왜 무서웠어요?</w:t>
-      </w:r>
-    </w:p>
-    <w:p>
-      <w:pPr>
-        <w:numPr>
-          <w:ilvl w:val="0"/>
-          <w:numId w:val="1003"/>
-        </w:numPr>
+    </w:p>
+    <w:p>
+      <w:pPr>
+        <w:pStyle w:val="BodyText"/>
       </w:pPr>
       <w:r>
         <w:t xml:space="preserve">LEO: I was employee number one. And I was about to tell my bosses our product had a problem.</w:t>
       </w:r>
-      <w:r>
-        <w:t xml:space="preserve"> </w:t>
-      </w:r>
-      <w:r>
-        <w:t xml:space="preserve">레오: 내가 1호 직원이었어요. 그리고 상사들에게 우리 제품에 문제가 있다고 말하려던 참이었고요.</w:t>
-      </w:r>
-    </w:p>
-    <w:p>
-      <w:pPr>
-        <w:numPr>
-          <w:ilvl w:val="0"/>
-          <w:numId w:val="1003"/>
-        </w:numPr>
+    </w:p>
+    <w:p>
+      <w:pPr>
+        <w:pStyle w:val="BodyText"/>
       </w:pPr>
       <w:r>
         <w:t xml:space="preserve">KENJI: What happened?</w:t>
       </w:r>
-      <w:r>
-        <w:t xml:space="preserve"> </w:t>
-      </w:r>
-      <w:r>
-        <w:t xml:space="preserve">겐지: 어떻게 됐어요?</w:t>
-      </w:r>
-    </w:p>
-    <w:p>
-      <w:pPr>
-        <w:numPr>
-          <w:ilvl w:val="0"/>
-          <w:numId w:val="1003"/>
-        </w:numPr>
+    </w:p>
+    <w:p>
+      <w:pPr>
+        <w:pStyle w:val="BodyText"/>
       </w:pPr>
       <w:r>
         <w:t xml:space="preserve">LEO: We recalled lots thirteen to fifteen. It cost millions. The press called, and some doctors left us, which hurt more than the money. Some came back later, and when I asked why, they said it was because we told them first, before anybody forced us to.</w:t>
       </w:r>
-      <w:r>
-        <w:t xml:space="preserve"> </w:t>
-      </w:r>
-      <w:r>
-        <w:t xml:space="preserve">레오: 13번에서 15번 로트를 회수했어요. 수백만 달러가 들었죠. 언론이 전화했고, 의사 몇 명이 떠났는데, 그게 돈보다 더 아팠어요. 일부는 나중에 돌아왔는데, 이유를 물으니 누가 강요하기 전에 우리가 먼저 말해 줬기 때문이래요.</w:t>
-      </w:r>
-    </w:p>
-    <w:p>
-      <w:pPr>
-        <w:numPr>
-          <w:ilvl w:val="0"/>
-          <w:numId w:val="1003"/>
-        </w:numPr>
+    </w:p>
+    <w:p>
+      <w:pPr>
+        <w:pStyle w:val="BodyText"/>
       </w:pPr>
       <w:r>
         <w:t xml:space="preserve">ANKE: And you?</w:t>
       </w:r>
-      <w:r>
-        <w:t xml:space="preserve"> </w:t>
-      </w:r>
-      <w:r>
-        <w:t xml:space="preserve">안케: 그럼 당신은요?</w:t>
-      </w:r>
-    </w:p>
-    <w:p>
-      <w:pPr>
-        <w:numPr>
-          <w:ilvl w:val="0"/>
-          <w:numId w:val="1003"/>
-        </w:numPr>
+    </w:p>
+    <w:p>
+      <w:pPr>
+        <w:pStyle w:val="BodyText"/>
       </w:pPr>
       <w:r>
         <w:t xml:space="preserve">LEO: They promoted me. Now I’m VP of Quality. Because I’d rather find the problem than hide it. That’s principle four.</w:t>
       </w:r>
-      <w:r>
-        <w:t xml:space="preserve"> </w:t>
-      </w:r>
-      <w:r>
-        <w:t xml:space="preserve">레오: 승진시켜 줬어요. 지금은 품질 담당 부사장이고요. 문제를 숨기느니 찾았으니까. 그게 원칙 4번이에요.</w:t>
-      </w:r>
-    </w:p>
-    <w:p>
-      <w:pPr>
-        <w:numPr>
-          <w:ilvl w:val="0"/>
-          <w:numId w:val="1003"/>
-        </w:numPr>
+    </w:p>
+    <w:p>
+      <w:pPr>
+        <w:pStyle w:val="BodyText"/>
       </w:pPr>
       <w:r>
         <w:t xml:space="preserve">HAEUN: …Nobody told me that story. In my onboarding.</w:t>
       </w:r>
-      <w:r>
-        <w:t xml:space="preserve"> </w:t>
-      </w:r>
-      <w:r>
-        <w:t xml:space="preserve">하은: …온보딩 때 아무도 그 이야기를 안 해 줬어요.</w:t>
-      </w:r>
-    </w:p>
-    <w:p>
-      <w:pPr>
-        <w:numPr>
-          <w:ilvl w:val="0"/>
-          <w:numId w:val="1003"/>
-        </w:numPr>
+    </w:p>
+    <w:p>
+      <w:pPr>
+        <w:pStyle w:val="BodyText"/>
       </w:pPr>
       <w:r>
         <w:t xml:space="preserve">NOAH: That’s the problem. Seven hundred people. And our best stories live in forty heads.</w:t>
       </w:r>
-      <w:r>
-        <w:t xml:space="preserve"> </w:t>
-      </w:r>
-      <w:r>
-        <w:t xml:space="preserve">노아: 그게 문제예요. 700명. 그런데 우리 최고의 이야기들은 머리 40개 안에 살아요.</w:t>
-      </w:r>
-    </w:p>
-    <w:p>
-      <w:pPr>
-        <w:numPr>
-          <w:ilvl w:val="0"/>
-          <w:numId w:val="1003"/>
-        </w:numPr>
+    </w:p>
+    <w:p>
+      <w:pPr>
+        <w:pStyle w:val="BodyText"/>
       </w:pPr>
       <w:r>
         <w:t xml:space="preserve">SOFIA: Then I’ll say it, because it’s my team. My reps aren’t bad people. They broke the rule because we pay them for numbers and nothing else. If the only thing we celebrate is the quarter, then the quarter is what they’ll protect, even against our own principles.</w:t>
       </w:r>
-      <w:r>
-        <w:t xml:space="preserve"> </w:t>
-      </w:r>
-      <w:r>
-        <w:t xml:space="preserve">소피아: 그럼 내가 말할게요, 내 팀이니까. 우리 영업 사원들은 나쁜 사람들이 아니에요. 우리가 숫자에만 돈을 주니까 규칙을 깬 거죠. 우리가 축하하는 게 분기 실적뿐이라면, 그들이 지키는 것도 분기 실적일 거예요. 우리 원칙에 맞서서라도요.</w:t>
-      </w:r>
-    </w:p>
-    <w:p>
-      <w:pPr>
-        <w:numPr>
-          <w:ilvl w:val="0"/>
-          <w:numId w:val="1003"/>
-        </w:numPr>
+    </w:p>
+    <w:p>
+      <w:pPr>
+        <w:pStyle w:val="BodyText"/>
       </w:pPr>
       <w:r>
         <w:t xml:space="preserve">ANKE: Thank you. That’s what I meant. That’s not a culture problem. That’s incentive design.</w:t>
       </w:r>
-      <w:r>
-        <w:t xml:space="preserve"> </w:t>
-      </w:r>
-      <w:r>
-        <w:t xml:space="preserve">안케: 고마워요. 그게 내 뜻이었어요. 그건 문화 문제가 아니라. 인센티브 설계 문제예요.</w:t>
-      </w:r>
-    </w:p>
-    <w:p>
-      <w:pPr>
-        <w:numPr>
-          <w:ilvl w:val="0"/>
-          <w:numId w:val="1003"/>
-        </w:numPr>
+    </w:p>
+    <w:p>
+      <w:pPr>
+        <w:pStyle w:val="BodyText"/>
       </w:pPr>
       <w:r>
         <w:t xml:space="preserve">JAMES: Anke and Sofia agree. Write down the date. It’s historic.</w:t>
-      </w:r>
-      <w:r>
-        <w:t xml:space="preserve"> </w:t>
-      </w:r>
-      <w:r>
-        <w:t xml:space="preserve">제임스: 안케와 소피아가 동의했어요. 날짜 적어 둬요. 역사적이에요.</w:t>
       </w:r>
     </w:p>
     <w:bookmarkEnd w:id="23"/>
@@ -2254,427 +1333,202 @@
     </w:p>
     <w:p>
       <w:pPr>
-        <w:numPr>
-          <w:ilvl w:val="0"/>
-          <w:numId w:val="1004"/>
-        </w:numPr>
+        <w:pStyle w:val="FirstParagraph"/>
       </w:pPr>
       <w:r>
         <w:t xml:space="preserve">NOAH: Could you elaborate, Sofia? What would you change? You know the team best.</w:t>
       </w:r>
-      <w:r>
-        <w:t xml:space="preserve"> </w:t>
-      </w:r>
-      <w:r>
-        <w:t xml:space="preserve">노아: 좀 더 설명해 줄래요, 소피아? 무엇을 바꾸겠어요? 팀은 당신이 제일 잘 알잖아요.</w:t>
-      </w:r>
-    </w:p>
-    <w:p>
-      <w:pPr>
-        <w:numPr>
-          <w:ilvl w:val="0"/>
-          <w:numId w:val="1004"/>
-        </w:numPr>
+    </w:p>
+    <w:p>
+      <w:pPr>
+        <w:pStyle w:val="BodyText"/>
       </w:pPr>
       <w:r>
         <w:t xml:space="preserve">SOFIA: Thirty percent of every sales bonus tied to compliance. Certified injectors. Scan rates. No off-book deals.</w:t>
       </w:r>
-      <w:r>
-        <w:t xml:space="preserve"> </w:t>
-      </w:r>
-      <w:r>
-        <w:t xml:space="preserve">소피아: 모든 영업 보너스의 30%를 준수에 연동. 인증 시술자. 스캔율. 장부 외 거래 없음.</w:t>
-      </w:r>
-    </w:p>
-    <w:p>
-      <w:pPr>
-        <w:numPr>
-          <w:ilvl w:val="0"/>
-          <w:numId w:val="1004"/>
-        </w:numPr>
+    </w:p>
+    <w:p>
+      <w:pPr>
+        <w:pStyle w:val="BodyText"/>
       </w:pPr>
       <w:r>
         <w:t xml:space="preserve">ANKE: Only thirty?</w:t>
       </w:r>
-      <w:r>
-        <w:t xml:space="preserve"> </w:t>
-      </w:r>
-      <w:r>
-        <w:t xml:space="preserve">안케: 30%만요?</w:t>
-      </w:r>
-    </w:p>
-    <w:p>
-      <w:pPr>
-        <w:numPr>
-          <w:ilvl w:val="0"/>
-          <w:numId w:val="1004"/>
-        </w:numPr>
+    </w:p>
+    <w:p>
+      <w:pPr>
+        <w:pStyle w:val="BodyText"/>
       </w:pPr>
       <w:r>
         <w:t xml:space="preserve">SOFIA: Thirty is enough to change behaviour without breaking the team. If we go to fifty, my best reps leave for Halvern, and Hannah Lloyd would hire them within a week. Then we’d have perfect compliance and nobody left to sell anything.</w:t>
       </w:r>
-      <w:r>
-        <w:t xml:space="preserve"> </w:t>
-      </w:r>
-      <w:r>
-        <w:t xml:space="preserve">소피아: 30%면 팀을 무너뜨리지 않고 행동을 바꾸기에 충분해요. 50%로 가면 최고 영업 사원들이 할번으로 가고, 해나 로이드는 일주일 안에 채용할 거예요. 그럼 준수율은 완벽한데 팔 사람은 아무도 안 남겠죠.</w:t>
-      </w:r>
-    </w:p>
-    <w:p>
-      <w:pPr>
-        <w:numPr>
-          <w:ilvl w:val="0"/>
-          <w:numId w:val="1004"/>
-        </w:numPr>
+    </w:p>
+    <w:p>
+      <w:pPr>
+        <w:pStyle w:val="BodyText"/>
       </w:pPr>
       <w:r>
         <w:t xml:space="preserve">JAMES: She would. She’s very good. Annoyingly.</w:t>
       </w:r>
-      <w:r>
-        <w:t xml:space="preserve"> </w:t>
-      </w:r>
-      <w:r>
-        <w:t xml:space="preserve">제임스: 그럴 거예요. 아주 잘해요. 짜증 나게도.</w:t>
-      </w:r>
-    </w:p>
-    <w:p>
-      <w:pPr>
-        <w:numPr>
-          <w:ilvl w:val="0"/>
-          <w:numId w:val="1004"/>
-        </w:numPr>
+    </w:p>
+    <w:p>
+      <w:pPr>
+        <w:pStyle w:val="BodyText"/>
       </w:pPr>
       <w:r>
         <w:t xml:space="preserve">KENJI: In Japan, bonuses are smaller. We’d use recognition instead. Public. In the monthly meeting.</w:t>
       </w:r>
-      <w:r>
-        <w:t xml:space="preserve"> </w:t>
-      </w:r>
-      <w:r>
-        <w:t xml:space="preserve">겐지: 일본에선 보너스가 작아요. 대신 인정을 쓰겠습니다. 공개적으로. 월례 회의에서.</w:t>
-      </w:r>
-    </w:p>
-    <w:p>
-      <w:pPr>
-        <w:numPr>
-          <w:ilvl w:val="0"/>
-          <w:numId w:val="1004"/>
-        </w:numPr>
+    </w:p>
+    <w:p>
+      <w:pPr>
+        <w:pStyle w:val="BodyText"/>
       </w:pPr>
       <w:r>
         <w:t xml:space="preserve">GRACE: Korea, both. Bonus and recognition. And no one wants to be the person who embarrassed the team.</w:t>
       </w:r>
-      <w:r>
-        <w:t xml:space="preserve"> </w:t>
-      </w:r>
-      <w:r>
-        <w:t xml:space="preserve">그레이스: 한국은 둘 다요. 보너스와 인정. 그리고 아무도 팀을 창피하게 만든 사람이 되고 싶어 하지 않죠.</w:t>
-      </w:r>
-    </w:p>
-    <w:p>
-      <w:pPr>
-        <w:numPr>
-          <w:ilvl w:val="0"/>
-          <w:numId w:val="1004"/>
-        </w:numPr>
+    </w:p>
+    <w:p>
+      <w:pPr>
+        <w:pStyle w:val="BodyText"/>
       </w:pPr>
       <w:r>
         <w:t xml:space="preserve">ELENA: And onboarding. Every new hire, on their first day, spends one hour with a founder. Not a video. A person, with the stories. Forty-one percent couldn’t name principle one, and I don’t blame them. Nobody remembers a rule they’ve only seen on a wall.</w:t>
       </w:r>
-      <w:r>
-        <w:t xml:space="preserve"> </w:t>
-      </w:r>
-      <w:r>
-        <w:t xml:space="preserve">엘레나: 그리고 온보딩. 모든 신입은 첫날 창업자와 한 시간을 보내요. 영상 말고. 사람, 이야기와 함께. 41%가 원칙 1번을 못 댔는데, 그 사람들 탓은 안 해요. 벽에서만 본 규칙을 기억하는 사람은 없으니까요.</w:t>
-      </w:r>
-    </w:p>
-    <w:p>
-      <w:pPr>
-        <w:numPr>
-          <w:ilvl w:val="0"/>
-          <w:numId w:val="1004"/>
-        </w:numPr>
+    </w:p>
+    <w:p>
+      <w:pPr>
+        <w:pStyle w:val="BodyText"/>
       </w:pPr>
       <w:r>
         <w:t xml:space="preserve">LEO: Can I do the stopper story? Every month?</w:t>
       </w:r>
-      <w:r>
-        <w:t xml:space="preserve"> </w:t>
-      </w:r>
-      <w:r>
-        <w:t xml:space="preserve">레오: 마개 이야기 제가 해도 돼요? 매달?</w:t>
-      </w:r>
-    </w:p>
-    <w:p>
-      <w:pPr>
-        <w:numPr>
-          <w:ilvl w:val="0"/>
-          <w:numId w:val="1004"/>
-        </w:numPr>
+    </w:p>
+    <w:p>
+      <w:pPr>
+        <w:pStyle w:val="BodyText"/>
       </w:pPr>
       <w:r>
         <w:t xml:space="preserve">NOAH: You’re not a founder, Leo.</w:t>
       </w:r>
-      <w:r>
-        <w:t xml:space="preserve"> </w:t>
-      </w:r>
-      <w:r>
-        <w:t xml:space="preserve">노아: 레오, 당신은 창업자가 아니잖아요.</w:t>
-      </w:r>
-    </w:p>
-    <w:p>
-      <w:pPr>
-        <w:numPr>
-          <w:ilvl w:val="0"/>
-          <w:numId w:val="1004"/>
-        </w:numPr>
+    </w:p>
+    <w:p>
+      <w:pPr>
+        <w:pStyle w:val="BodyText"/>
       </w:pPr>
       <w:r>
         <w:t xml:space="preserve">LEO: I was employee number one. That’s close.</w:t>
       </w:r>
-      <w:r>
-        <w:t xml:space="preserve"> </w:t>
-      </w:r>
-      <w:r>
-        <w:t xml:space="preserve">레오: 1호 직원이었어요. 거의 비슷하죠.</w:t>
-      </w:r>
-    </w:p>
-    <w:p>
-      <w:pPr>
-        <w:numPr>
-          <w:ilvl w:val="0"/>
-          <w:numId w:val="1004"/>
-        </w:numPr>
+    </w:p>
+    <w:p>
+      <w:pPr>
+        <w:pStyle w:val="BodyText"/>
       </w:pPr>
       <w:r>
         <w:t xml:space="preserve">NOAH: Close enough. Approved.</w:t>
       </w:r>
-      <w:r>
-        <w:t xml:space="preserve"> </w:t>
-      </w:r>
-      <w:r>
-        <w:t xml:space="preserve">노아: 그 정도면 충분해요. 승인.</w:t>
-      </w:r>
-    </w:p>
-    <w:p>
-      <w:pPr>
-        <w:numPr>
-          <w:ilvl w:val="0"/>
-          <w:numId w:val="1004"/>
-        </w:numPr>
+    </w:p>
+    <w:p>
+      <w:pPr>
+        <w:pStyle w:val="BodyText"/>
       </w:pPr>
       <w:r>
         <w:t xml:space="preserve">HAN: In Korea, we say a castle wall falls from the inside. Your culture is your moat. A moat needs maintenance.</w:t>
       </w:r>
-      <w:r>
-        <w:t xml:space="preserve"> </w:t>
-      </w:r>
-      <w:r>
-        <w:t xml:space="preserve">한서연: 한국에선 성벽은 안에서 무너진다고 해요. 문화가 해자예요. 해자는 관리가 필요하죠.</w:t>
-      </w:r>
-    </w:p>
-    <w:p>
-      <w:pPr>
-        <w:numPr>
-          <w:ilvl w:val="0"/>
-          <w:numId w:val="1004"/>
-        </w:numPr>
+    </w:p>
+    <w:p>
+      <w:pPr>
+        <w:pStyle w:val="BodyText"/>
       </w:pPr>
       <w:r>
         <w:t xml:space="preserve">NOAH: To summarize. Three decisions. One. Thirty percent of sales bonuses tied to compliance. Kenji’s recognition model in Japan.</w:t>
       </w:r>
-      <w:r>
-        <w:t xml:space="preserve"> </w:t>
-      </w:r>
-      <w:r>
-        <w:t xml:space="preserve">노아: 요약하면. 결정 세 개. 하나. 영업 보너스 30%를 준수에 연동. 일본은 겐지의 인정 모델.</w:t>
-      </w:r>
-    </w:p>
-    <w:p>
-      <w:pPr>
-        <w:numPr>
-          <w:ilvl w:val="0"/>
-          <w:numId w:val="1004"/>
-        </w:numPr>
+    </w:p>
+    <w:p>
+      <w:pPr>
+        <w:pStyle w:val="BodyText"/>
       </w:pPr>
       <w:r>
         <w:t xml:space="preserve">GRACE: And two: day one with a founder, Leo does stoppers. Three: off-book discounts are a contract violation.</w:t>
       </w:r>
-      <w:r>
-        <w:t xml:space="preserve"> </w:t>
-      </w:r>
-      <w:r>
-        <w:t xml:space="preserve">그레이스: 그리고 둘: 첫날 창업자와 함께, 레오는 마개. 셋: 장부 외 할인은 계약 위반.</w:t>
-      </w:r>
-    </w:p>
-    <w:p>
-      <w:pPr>
-        <w:numPr>
-          <w:ilvl w:val="0"/>
-          <w:numId w:val="1004"/>
-        </w:numPr>
+    </w:p>
+    <w:p>
+      <w:pPr>
+        <w:pStyle w:val="BodyText"/>
       </w:pPr>
       <w:r>
         <w:t xml:space="preserve">ELENA: Did everyone hear? Round robin. One word each.</w:t>
       </w:r>
-      <w:r>
-        <w:t xml:space="preserve"> </w:t>
-      </w:r>
-      <w:r>
-        <w:t xml:space="preserve">엘레나: 다들 들었어요? 라운드 로빈. 한 단어씩.</w:t>
-      </w:r>
-    </w:p>
-    <w:p>
-      <w:pPr>
-        <w:numPr>
-          <w:ilvl w:val="0"/>
-          <w:numId w:val="1004"/>
-        </w:numPr>
+    </w:p>
+    <w:p>
+      <w:pPr>
+        <w:pStyle w:val="BodyText"/>
       </w:pPr>
       <w:r>
         <w:t xml:space="preserve">JAMES: Agreed.</w:t>
       </w:r>
-      <w:r>
-        <w:t xml:space="preserve"> </w:t>
-      </w:r>
-      <w:r>
-        <w:t xml:space="preserve">제임스: 동의.</w:t>
-      </w:r>
-    </w:p>
-    <w:p>
-      <w:pPr>
-        <w:numPr>
-          <w:ilvl w:val="0"/>
-          <w:numId w:val="1004"/>
-        </w:numPr>
+    </w:p>
+    <w:p>
+      <w:pPr>
+        <w:pStyle w:val="BodyText"/>
       </w:pPr>
       <w:r>
         <w:t xml:space="preserve">ANKE: Einverstanden.</w:t>
       </w:r>
-      <w:r>
-        <w:t xml:space="preserve"> </w:t>
-      </w:r>
-      <w:r>
-        <w:t xml:space="preserve">안케: 아인페어슈탄덴.</w:t>
-      </w:r>
-    </w:p>
-    <w:p>
-      <w:pPr>
-        <w:numPr>
-          <w:ilvl w:val="0"/>
-          <w:numId w:val="1004"/>
-        </w:numPr>
+    </w:p>
+    <w:p>
+      <w:pPr>
+        <w:pStyle w:val="BodyText"/>
       </w:pPr>
       <w:r>
         <w:t xml:space="preserve">GRACE: Dongui.</w:t>
       </w:r>
-      <w:r>
-        <w:t xml:space="preserve"> </w:t>
-      </w:r>
-      <w:r>
-        <w:t xml:space="preserve">그레이스: 동의.</w:t>
-      </w:r>
-    </w:p>
-    <w:p>
-      <w:pPr>
-        <w:numPr>
-          <w:ilvl w:val="0"/>
-          <w:numId w:val="1004"/>
-        </w:numPr>
+    </w:p>
+    <w:p>
+      <w:pPr>
+        <w:pStyle w:val="BodyText"/>
       </w:pPr>
       <w:r>
         <w:t xml:space="preserve">KENJI: Shōchi shimashita. Agreed.</w:t>
       </w:r>
-      <w:r>
-        <w:t xml:space="preserve"> </w:t>
-      </w:r>
-      <w:r>
-        <w:t xml:space="preserve">겐지: 쇼치 시마시타. 동의합니다.</w:t>
-      </w:r>
-    </w:p>
-    <w:p>
-      <w:pPr>
-        <w:numPr>
-          <w:ilvl w:val="0"/>
-          <w:numId w:val="1004"/>
-        </w:numPr>
+    </w:p>
+    <w:p>
+      <w:pPr>
+        <w:pStyle w:val="BodyText"/>
       </w:pPr>
       <w:r>
         <w:t xml:space="preserve">HAEUN: Agreed. And I’m telling the stopper story in Seoul. In Korean.</w:t>
       </w:r>
-      <w:r>
-        <w:t xml:space="preserve"> </w:t>
-      </w:r>
-      <w:r>
-        <w:t xml:space="preserve">하은: 동의. 그리고 서울에서 마개 이야기를 할 거예요. 한국어로.</w:t>
-      </w:r>
-    </w:p>
-    <w:p>
-      <w:pPr>
-        <w:numPr>
-          <w:ilvl w:val="0"/>
-          <w:numId w:val="1004"/>
-        </w:numPr>
+    </w:p>
+    <w:p>
+      <w:pPr>
+        <w:pStyle w:val="BodyText"/>
       </w:pPr>
       <w:r>
         <w:t xml:space="preserve">SOFIA: Agreed. Noah, may I add something about me?</w:t>
       </w:r>
-      <w:r>
-        <w:t xml:space="preserve"> </w:t>
-      </w:r>
-      <w:r>
-        <w:t xml:space="preserve">소피아: 동의. 노아, 나에 대해 하나 덧붙여도 돼요?</w:t>
-      </w:r>
-    </w:p>
-    <w:p>
-      <w:pPr>
-        <w:numPr>
-          <w:ilvl w:val="0"/>
-          <w:numId w:val="1004"/>
-        </w:numPr>
+    </w:p>
+    <w:p>
+      <w:pPr>
+        <w:pStyle w:val="BodyText"/>
       </w:pPr>
       <w:r>
         <w:t xml:space="preserve">NOAH: Actually, I was about to. When Sofia joined, she asked for a path to CCO. In eighteen months.</w:t>
       </w:r>
-      <w:r>
-        <w:t xml:space="preserve"> </w:t>
-      </w:r>
-      <w:r>
-        <w:t xml:space="preserve">노아: 사실 내가 하려던 참이었어요. 소피아가 입사할 때 CCO가 되는 길을 요청했어요. 18개월 안에.</w:t>
-      </w:r>
-    </w:p>
-    <w:p>
-      <w:pPr>
-        <w:numPr>
-          <w:ilvl w:val="0"/>
-          <w:numId w:val="1004"/>
-        </w:numPr>
+    </w:p>
+    <w:p>
+      <w:pPr>
+        <w:pStyle w:val="BodyText"/>
       </w:pPr>
       <w:r>
         <w:t xml:space="preserve">SOFIA: Twenty months ago. I’ve been counting.</w:t>
       </w:r>
-      <w:r>
-        <w:t xml:space="preserve"> </w:t>
-      </w:r>
-      <w:r>
-        <w:t xml:space="preserve">소피아: 20개월 전이에요. 세고 있었어요.</w:t>
-      </w:r>
-    </w:p>
-    <w:p>
-      <w:pPr>
-        <w:numPr>
-          <w:ilvl w:val="0"/>
-          <w:numId w:val="1004"/>
-        </w:numPr>
+    </w:p>
+    <w:p>
+      <w:pPr>
+        <w:pStyle w:val="BodyText"/>
       </w:pPr>
       <w:r>
         <w:t xml:space="preserve">NOAH: Then I’m two months late. Sofia Alvarez, Chief Commercial Officer. Starting today. With the bonus rule as your first act.</w:t>
-      </w:r>
-      <w:r>
-        <w:t xml:space="preserve"> </w:t>
-      </w:r>
-      <w:r>
-        <w:t xml:space="preserve">노아: 그럼 내가 두 달 늦었네요. 소피아 알바레스, 최고 상업 책임자. 오늘부로. 첫 업무는 보너스 규칙.</w:t>
       </w:r>
     </w:p>
     <w:bookmarkEnd w:id="24"/>
@@ -2689,112 +1543,55 @@
     </w:p>
     <w:p>
       <w:pPr>
-        <w:numPr>
-          <w:ilvl w:val="0"/>
-          <w:numId w:val="1005"/>
-        </w:numPr>
+        <w:pStyle w:val="FirstParagraph"/>
       </w:pPr>
       <w:r>
         <w:t xml:space="preserve">SOFIA: Thank you. I’ll take the job. And the rule. Even the thirty percent that hurts.</w:t>
       </w:r>
-      <w:r>
-        <w:t xml:space="preserve"> </w:t>
-      </w:r>
-      <w:r>
-        <w:t xml:space="preserve">소피아: 고마워요. 자리 받을게요. 그리고 규칙도. 아픈 30%까지.</w:t>
-      </w:r>
-    </w:p>
-    <w:p>
-      <w:pPr>
-        <w:numPr>
-          <w:ilvl w:val="0"/>
-          <w:numId w:val="1005"/>
-        </w:numPr>
+    </w:p>
+    <w:p>
+      <w:pPr>
+        <w:pStyle w:val="BodyText"/>
       </w:pPr>
       <w:r>
         <w:t xml:space="preserve">ANKE: Congratulations, Sofia. That was not sarcasm. In German, we don’t do sarcasm at work.</w:t>
       </w:r>
-      <w:r>
-        <w:t xml:space="preserve"> </w:t>
-      </w:r>
-      <w:r>
-        <w:t xml:space="preserve">안케: 축하해요, 소피아. 비꼬는 거 아니에요. 독일에선 직장에서 비꼬지 않아요.</w:t>
-      </w:r>
-    </w:p>
-    <w:p>
-      <w:pPr>
-        <w:numPr>
-          <w:ilvl w:val="0"/>
-          <w:numId w:val="1005"/>
-        </w:numPr>
+    </w:p>
+    <w:p>
+      <w:pPr>
+        <w:pStyle w:val="BodyText"/>
       </w:pPr>
       <w:r>
         <w:t xml:space="preserve">JAMES: In Britain, we do nothing else. Congratulations. Genuinely. I checked.</w:t>
       </w:r>
-      <w:r>
-        <w:t xml:space="preserve"> </w:t>
-      </w:r>
-      <w:r>
-        <w:t xml:space="preserve">제임스: 영국에선 그것만 하죠. 축하해요. 진심으로. 확인했어요.</w:t>
-      </w:r>
-    </w:p>
-    <w:p>
-      <w:pPr>
-        <w:numPr>
-          <w:ilvl w:val="0"/>
-          <w:numId w:val="1005"/>
-        </w:numPr>
+    </w:p>
+    <w:p>
+      <w:pPr>
+        <w:pStyle w:val="BodyText"/>
       </w:pPr>
       <w:r>
         <w:t xml:space="preserve">KENJI: Bennett-san. In Tokyo, this meeting would have taken three months. Of nemawashi. You did it in one day.</w:t>
       </w:r>
-      <w:r>
-        <w:t xml:space="preserve"> </w:t>
-      </w:r>
-      <w:r>
-        <w:t xml:space="preserve">겐지: 베넷 상. 도쿄에선 이 회의가 3개월 걸렸을 거예요. 네마와시로. 하루 만에 하셨네요.</w:t>
-      </w:r>
-    </w:p>
-    <w:p>
-      <w:pPr>
-        <w:numPr>
-          <w:ilvl w:val="0"/>
-          <w:numId w:val="1005"/>
-        </w:numPr>
+    </w:p>
+    <w:p>
+      <w:pPr>
+        <w:pStyle w:val="BodyText"/>
       </w:pPr>
       <w:r>
         <w:t xml:space="preserve">NOAH: No. You did the nemawashi. Forty-eight hours of pre-reads. Every one of you came prepared.</w:t>
       </w:r>
-      <w:r>
-        <w:t xml:space="preserve"> </w:t>
-      </w:r>
-      <w:r>
-        <w:t xml:space="preserve">노아: 아니요. 여러분이 네마와시를 했죠. 48시간 사전 자료. 모두 준비해서 왔어요.</w:t>
-      </w:r>
-    </w:p>
-    <w:p>
-      <w:pPr>
-        <w:numPr>
-          <w:ilvl w:val="0"/>
-          <w:numId w:val="1005"/>
-        </w:numPr>
+    </w:p>
+    <w:p>
+      <w:pPr>
+        <w:pStyle w:val="BodyText"/>
       </w:pPr>
       <w:r>
         <w:t xml:space="preserve">GRACE: And the ten seconds. Nobody drowned. Not even the Americans.</w:t>
       </w:r>
-      <w:r>
-        <w:t xml:space="preserve"> </w:t>
-      </w:r>
-      <w:r>
-        <w:t xml:space="preserve">그레이스: 그리고 10초. 아무도 안 빠졌어요. 미국인들조차.</w:t>
-      </w:r>
-    </w:p>
-    <w:p>
-      <w:pPr>
-        <w:numPr>
-          <w:ilvl w:val="0"/>
-          <w:numId w:val="1005"/>
-        </w:numPr>
+    </w:p>
+    <w:p>
+      <w:pPr>
+        <w:pStyle w:val="BodyText"/>
       </w:pPr>
       <w:r>
         <w:t xml:space="preserve">HAN: Mr. Bennett, in June you said</w:t>
@@ -2817,11 +1614,69 @@
       <w:r>
         <w:t xml:space="preserve">Today, I heard one voice. Inside this room, people argued, sometimes quite hard, and nobody pretended to agree. But outside, there will be one voice. In my experience, that is rare in any company.</w:t>
       </w:r>
-      <w:r>
-        <w:t xml:space="preserve"> </w:t>
-      </w:r>
-      <w:r>
-        <w:t xml:space="preserve">한서연: 베넷 대표님, 6월에</w:t>
+    </w:p>
+    <w:p>
+      <w:pPr>
+        <w:pStyle w:val="BodyText"/>
+      </w:pPr>
+      <w:r>
+        <w:t xml:space="preserve">ELENA: Principle two. Ms. Han knows our principles better than forty percent of our new hires.</w:t>
+      </w:r>
+    </w:p>
+    <w:p>
+      <w:pPr>
+        <w:pStyle w:val="BodyText"/>
+      </w:pPr>
+      <w:r>
+        <w:t xml:space="preserve">LEO: Forty-one.</w:t>
+      </w:r>
+    </w:p>
+    <w:p>
+      <w:pPr>
+        <w:pStyle w:val="BodyText"/>
+      </w:pPr>
+      <w:r>
+        <w:t xml:space="preserve">ELENA: Forty-one. Thank you, Leo. Quality.</w:t>
+      </w:r>
+    </w:p>
+    <w:p>
+      <w:pPr>
+        <w:pStyle w:val="BodyText"/>
+      </w:pPr>
+      <w:r>
+        <w:t xml:space="preserve">PRIYA: Noah. It’s six. The rooftop. You promised an hour.</w:t>
+      </w:r>
+    </w:p>
+    <w:p>
+      <w:pPr>
+        <w:pStyle w:val="BodyText"/>
+      </w:pPr>
+      <w:r>
+        <w:t xml:space="preserve">NOAH: After seven is my rule. Six is fine. Do I need the napkin?</w:t>
+      </w:r>
+    </w:p>
+    <w:p>
+      <w:pPr>
+        <w:pStyle w:val="BodyText"/>
+      </w:pPr>
+      <w:r>
+        <w:t xml:space="preserve">PRIYA: Bring it. And bring the whiteboard marker. I want to draw something.</w:t>
+      </w:r>
+    </w:p>
+    <w:p>
+      <w:pPr>
+        <w:pStyle w:val="BodyText"/>
+      </w:pPr>
+      <w:r>
+        <w:t xml:space="preserve">ELENA: Priya. Is this the conversation from the lab?</w:t>
+      </w:r>
+    </w:p>
+    <w:p>
+      <w:pPr>
+        <w:pStyle w:val="BodyText"/>
+      </w:pPr>
+      <w:r>
+        <w:t xml:space="preserve">PRIYA: It is. I’ve stopped waiting for</w:t>
       </w:r>
       <w:r>
         <w:t xml:space="preserve"> </w:t>
@@ -2830,182 +1685,16 @@
         <w:t xml:space="preserve">“</w:t>
       </w:r>
       <w:r>
-        <w:t xml:space="preserve">억양 열두 개</w:t>
+        <w:t xml:space="preserve">after.</w:t>
       </w:r>
       <w:r>
         <w:t xml:space="preserve">”</w:t>
       </w:r>
       <w:r>
-        <w:t xml:space="preserve">라고 하셨죠. 오늘 저는 한 목소리를 들었어요. 이 방 안에선 사람들이 때로 꽤 세게 논쟁했고, 아무도 동의하는 척하지 않았죠. 하지만 밖에선 한목소리일 거예요. 제 경험상 그건 어느 회사에서든 드문 일이에요.</w:t>
-      </w:r>
-    </w:p>
-    <w:p>
-      <w:pPr>
-        <w:numPr>
-          <w:ilvl w:val="0"/>
-          <w:numId w:val="1005"/>
-        </w:numPr>
-      </w:pPr>
-      <w:r>
-        <w:t xml:space="preserve">ELENA: Principle two. Ms. Han knows our principles better than forty percent of our new hires.</w:t>
-      </w:r>
-      <w:r>
-        <w:t xml:space="preserve"> </w:t>
-      </w:r>
-      <w:r>
-        <w:t xml:space="preserve">엘레나: 원칙 2번. 한 상무님이 우리 신입 40%보다 원칙을 더 잘 아시네요.</w:t>
-      </w:r>
-    </w:p>
-    <w:p>
-      <w:pPr>
-        <w:numPr>
-          <w:ilvl w:val="0"/>
-          <w:numId w:val="1005"/>
-        </w:numPr>
-      </w:pPr>
-      <w:r>
-        <w:t xml:space="preserve">LEO: Forty-one.</w:t>
-      </w:r>
-      <w:r>
-        <w:t xml:space="preserve"> </w:t>
-      </w:r>
-      <w:r>
-        <w:t xml:space="preserve">레오: 41%.</w:t>
-      </w:r>
-    </w:p>
-    <w:p>
-      <w:pPr>
-        <w:numPr>
-          <w:ilvl w:val="0"/>
-          <w:numId w:val="1005"/>
-        </w:numPr>
-      </w:pPr>
-      <w:r>
-        <w:t xml:space="preserve">ELENA: Forty-one. Thank you, Leo. Quality.</w:t>
-      </w:r>
-      <w:r>
-        <w:t xml:space="preserve"> </w:t>
-      </w:r>
-      <w:r>
-        <w:t xml:space="preserve">엘레나: 41%. 고마워요, 레오. 품질 담당답네요.</w:t>
-      </w:r>
-    </w:p>
-    <w:p>
-      <w:pPr>
-        <w:numPr>
-          <w:ilvl w:val="0"/>
-          <w:numId w:val="1005"/>
-        </w:numPr>
-      </w:pPr>
-      <w:r>
-        <w:t xml:space="preserve">PRIYA: Noah. It’s six. The rooftop. You promised an hour.</w:t>
-      </w:r>
-      <w:r>
-        <w:t xml:space="preserve"> </w:t>
-      </w:r>
-      <w:r>
-        <w:t xml:space="preserve">프리야: 노아. 6시예요. 옥상. 한 시간 약속했잖아요.</w:t>
-      </w:r>
-    </w:p>
-    <w:p>
-      <w:pPr>
-        <w:numPr>
-          <w:ilvl w:val="0"/>
-          <w:numId w:val="1005"/>
-        </w:numPr>
-      </w:pPr>
-      <w:r>
-        <w:t xml:space="preserve">NOAH: After seven is my rule. Six is fine. Do I need the napkin?</w:t>
-      </w:r>
-      <w:r>
-        <w:t xml:space="preserve"> </w:t>
-      </w:r>
-      <w:r>
-        <w:t xml:space="preserve">노아: 7시 이후가 규칙이에요. 6시는 괜찮아요. 냅킨 필요해요?</w:t>
-      </w:r>
-    </w:p>
-    <w:p>
-      <w:pPr>
-        <w:numPr>
-          <w:ilvl w:val="0"/>
-          <w:numId w:val="1005"/>
-        </w:numPr>
-      </w:pPr>
-      <w:r>
-        <w:t xml:space="preserve">PRIYA: Bring it. And bring the whiteboard marker. I want to draw something.</w:t>
-      </w:r>
-      <w:r>
-        <w:t xml:space="preserve"> </w:t>
-      </w:r>
-      <w:r>
-        <w:t xml:space="preserve">프리야: 가져와요. 그리고 화이트보드 마커도. 그리고 싶은 게 있어요.</w:t>
-      </w:r>
-    </w:p>
-    <w:p>
-      <w:pPr>
-        <w:numPr>
-          <w:ilvl w:val="0"/>
-          <w:numId w:val="1005"/>
-        </w:numPr>
-      </w:pPr>
-      <w:r>
-        <w:t xml:space="preserve">ELENA: Priya. Is this the conversation from the lab?</w:t>
-      </w:r>
-      <w:r>
-        <w:t xml:space="preserve"> </w:t>
-      </w:r>
-      <w:r>
-        <w:t xml:space="preserve">엘레나: 프리야. 실험실에서 했던 그 얘기예요?</w:t>
-      </w:r>
-    </w:p>
-    <w:p>
-      <w:pPr>
-        <w:numPr>
-          <w:ilvl w:val="0"/>
-          <w:numId w:val="1005"/>
-        </w:numPr>
-      </w:pPr>
-      <w:r>
-        <w:t xml:space="preserve">PRIYA: It is. I’ve stopped waiting for</w:t>
-      </w:r>
-      <w:r>
-        <w:t xml:space="preserve"> </w:t>
-      </w:r>
-      <w:r>
-        <w:t xml:space="preserve">“</w:t>
-      </w:r>
-      <w:r>
-        <w:t xml:space="preserve">after.</w:t>
-      </w:r>
-      <w:r>
-        <w:t xml:space="preserve">”</w:t>
-      </w:r>
-      <w:r>
         <w:t xml:space="preserve"> </w:t>
       </w:r>
       <w:r>
         <w:t xml:space="preserve">Rooftop, Noah. Now.</w:t>
-      </w:r>
-      <w:r>
-        <w:t xml:space="preserve"> </w:t>
-      </w:r>
-      <w:r>
-        <w:t xml:space="preserve">프리야: 맞아요.</w:t>
-      </w:r>
-      <w:r>
-        <w:t xml:space="preserve"> </w:t>
-      </w:r>
-      <w:r>
-        <w:t xml:space="preserve">“</w:t>
-      </w:r>
-      <w:r>
-        <w:t xml:space="preserve">나중에</w:t>
-      </w:r>
-      <w:r>
-        <w:t xml:space="preserve">”</w:t>
-      </w:r>
-      <w:r>
-        <w:t xml:space="preserve">를 기다리는 건 그만뒀어요. 옥상이요, 노아. 지금.</w:t>
       </w:r>
     </w:p>
     <w:p>
@@ -3146,7 +1835,7 @@
               <w:jc w:val="left"/>
             </w:pPr>
             <w:r>
-              <w:t xml:space="preserve">8~9턴. 다문화 회의의 기본.</w:t>
+              <w:t xml:space="preserve">도입. 다문화 회의의 기본.</w:t>
             </w:r>
           </w:p>
         </w:tc>
@@ -3196,7 +1885,7 @@
               <w:jc w:val="left"/>
             </w:pPr>
             <w:r>
-              <w:t xml:space="preserve">10턴. 발언 기회 균등화.</w:t>
+              <w:t xml:space="preserve">도입. 발언 기회 균등화.</w:t>
             </w:r>
           </w:p>
         </w:tc>
@@ -3246,7 +1935,7 @@
               <w:jc w:val="left"/>
             </w:pPr>
             <w:r>
-              <w:t xml:space="preserve">25턴. 조용한 참석자 초대.</w:t>
+              <w:t xml:space="preserve">장면1. 조용한 참석자 초대.</w:t>
             </w:r>
           </w:p>
         </w:tc>
@@ -3296,7 +1985,7 @@
               <w:jc w:val="left"/>
             </w:pPr>
             <w:r>
-              <w:t xml:space="preserve">27·81턴. 상세 설명 요청.</w:t>
+              <w:t xml:space="preserve">장면1. 상세 설명 요청.</w:t>
             </w:r>
           </w:p>
         </w:tc>
@@ -3346,7 +2035,7 @@
               <w:jc w:val="left"/>
             </w:pPr>
             <w:r>
-              <w:t xml:space="preserve">34턴. 글로벌 표준 설계.</w:t>
+              <w:t xml:space="preserve">장면1. 글로벌 표준 설계.</w:t>
             </w:r>
           </w:p>
         </w:tc>
@@ -3396,7 +2085,7 @@
               <w:jc w:val="left"/>
             </w:pPr>
             <w:r>
-              <w:t xml:space="preserve">42·44턴. 국가별 규제 충돌 해결.</w:t>
+              <w:t xml:space="preserve">장면1. 국가별 규제 충돌 해결.</w:t>
             </w:r>
           </w:p>
         </w:tc>
@@ -3446,7 +2135,7 @@
               <w:jc w:val="left"/>
             </w:pPr>
             <w:r>
-              <w:t xml:space="preserve">44·94턴. 결정 확인.</w:t>
+              <w:t xml:space="preserve">장면1. 결정 확인.</w:t>
             </w:r>
           </w:p>
         </w:tc>
@@ -3496,7 +2185,7 @@
               <w:jc w:val="left"/>
             </w:pPr>
             <w:r>
-              <w:t xml:space="preserve">79턴. 문화 문제를 구조 문제로 전환.</w:t>
+              <w:t xml:space="preserve">장면2. 문화 문제를 구조 문제로 전환.</w:t>
             </w:r>
           </w:p>
         </w:tc>
@@ -3546,7 +2235,7 @@
               <w:jc w:val="left"/>
             </w:pPr>
             <w:r>
-              <w:t xml:space="preserve">76·88턴. 문화 전달.</w:t>
+              <w:t xml:space="preserve">장면2. 문화 전달.</w:t>
             </w:r>
           </w:p>
         </w:tc>
@@ -3596,7 +2285,7 @@
               <w:jc w:val="left"/>
             </w:pPr>
             <w:r>
-              <w:t xml:space="preserve">93턴. 조직 문화 유지.</w:t>
+              <w:t xml:space="preserve">절정·전환. 조직 문화 유지.</w:t>
             </w:r>
           </w:p>
         </w:tc>
@@ -4262,7 +2951,7 @@
           <w:bCs/>
           <w:b/>
         </w:rPr>
-        <w:t xml:space="preserve">78턴 SOFIA:</w:t>
+        <w:t xml:space="preserve">SOFIA (장면2):</w:t>
       </w:r>
       <w:r>
         <w:t xml:space="preserve"> </w:t>
@@ -4533,9 +3222,1282 @@
         <w:t xml:space="preserve">팀원의 실수를 지적받은 관리자로서, 개인이 아니라 평가·보상 구조의 문제로 전환하는 발언을 40단어 안팎으로 말해 보기.</w:t>
       </w:r>
     </w:p>
+    <w:p>
+      <w:r>
+        <w:pict>
+          <v:rect style="width:0;height:1.5pt" o:hralign="center" o:hrstd="t" o:hr="t"/>
+        </w:pict>
+      </w:r>
+    </w:p>
     <w:bookmarkEnd w:id="30"/>
     <w:bookmarkEnd w:id="31"/>
+    <w:bookmarkStart w:id="37" w:name="한국어-번역"/>
+    <w:p>
+      <w:pPr>
+        <w:pStyle w:val="Heading2"/>
+      </w:pPr>
+      <w:r>
+        <w:t xml:space="preserve">한국어 번역</w:t>
+      </w:r>
+    </w:p>
+    <w:bookmarkStart w:id="32" w:name="도입-9월-22일-오전-9시-오스틴-강당-1"/>
+    <w:p>
+      <w:pPr>
+        <w:pStyle w:val="Heading3"/>
+      </w:pPr>
+      <w:r>
+        <w:t xml:space="preserve">도입 — 9월 22일 오전 9시, 오스틴 강당</w:t>
+      </w:r>
+    </w:p>
+    <w:p>
+      <w:pPr>
+        <w:pStyle w:val="FirstParagraph"/>
+      </w:pPr>
+      <w:r>
+        <w:t xml:space="preserve">노아: 좋은 아침입니다. 구텐 모르겐. 안녕하세요. 오하요 고자이마스. 그리고 제임스를 위해,</w:t>
+      </w:r>
+      <w:r>
+        <w:t xml:space="preserve"> </w:t>
+      </w:r>
+      <w:r>
+        <w:t xml:space="preserve">“</w:t>
+      </w:r>
+      <w:r>
+        <w:t xml:space="preserve">Morning.</w:t>
+      </w:r>
+      <w:r>
+        <w:t xml:space="preserve">”</w:t>
+      </w:r>
+    </w:p>
+    <w:p>
+      <w:pPr>
+        <w:pStyle w:val="BodyText"/>
+      </w:pPr>
+      <w:r>
+        <w:t xml:space="preserve">제임스: 친절하시네요. 그냥</w:t>
+      </w:r>
+      <w:r>
+        <w:t xml:space="preserve"> </w:t>
+      </w:r>
+      <w:r>
+        <w:t xml:space="preserve">“</w:t>
+      </w:r>
+      <w:r>
+        <w:t xml:space="preserve">morning</w:t>
+      </w:r>
+      <w:r>
+        <w:t xml:space="preserve">”</w:t>
+      </w:r>
+      <w:r>
+        <w:t xml:space="preserve">이면 완벽해요. 그 이상은 잘난 척이죠.</w:t>
+      </w:r>
+    </w:p>
+    <w:p>
+      <w:pPr>
+        <w:pStyle w:val="BodyText"/>
+      </w:pPr>
+      <w:r>
+        <w:t xml:space="preserve">노아: 이 방에 리더 40명. 700명이 시청 중. 4개국. 억양 열두 개. 회사 하나.</w:t>
+      </w:r>
+    </w:p>
+    <w:p>
+      <w:pPr>
+        <w:pStyle w:val="BodyText"/>
+      </w:pPr>
+      <w:r>
+        <w:t xml:space="preserve">안케: 억양 열세 개요. 텍사스식을 잊으셨네요. 그건 독자적인 언어예요.</w:t>
+      </w:r>
+    </w:p>
+    <w:p>
+      <w:pPr>
+        <w:pStyle w:val="BodyText"/>
+      </w:pPr>
+      <w:r>
+        <w:t xml:space="preserve">노아: 여러분, 안케 피셔입니다. 독일 지사장. IMCAS에서 만나셨죠. 그날 프리야에게 가장 어려운 질문을 했던 분.</w:t>
+      </w:r>
+    </w:p>
+    <w:p>
+      <w:pPr>
+        <w:pStyle w:val="BodyText"/>
+      </w:pPr>
+      <w:r>
+        <w:t xml:space="preserve">프리야: 독일어로. 가교제 화학에 대해. 독일어 한 단어로 답했어요. 그 후로 친구예요.</w:t>
+      </w:r>
+    </w:p>
+    <w:p>
+      <w:pPr>
+        <w:pStyle w:val="BodyText"/>
+      </w:pPr>
+      <w:r>
+        <w:t xml:space="preserve">엘레나: 시작하기 전에 노아에게 규칙 세 개가 있어요. 이 방 사람들은 한 방에 모인 적이 없으니까요.</w:t>
+      </w:r>
+    </w:p>
+    <w:p>
+      <w:pPr>
+        <w:pStyle w:val="BodyText"/>
+      </w:pPr>
+      <w:r>
+        <w:t xml:space="preserve">노아: 하나. 자료는 48시간 전에 모두 받으셨죠. 이 방에서 처음 읽는 사람이 없어야 해요. 많은 분들이 제2 언어로 일하시고, 그러면 읽는 데 시간이 더 걸리니까요. 사전 자료는 모두가 같은 출발선에 서게 하는 방법이에요.</w:t>
+      </w:r>
+    </w:p>
+    <w:p>
+      <w:pPr>
+        <w:pStyle w:val="BodyText"/>
+      </w:pPr>
+      <w:r>
+        <w:t xml:space="preserve">겐지: 감사합니다. 일본에선 사전 자료 없는 회의는 존중 없는 회의예요.</w:t>
+      </w:r>
+    </w:p>
+    <w:p>
+      <w:pPr>
+        <w:pStyle w:val="BodyText"/>
+      </w:pPr>
+      <w:r>
+        <w:t xml:space="preserve">노아: 둘. 라운드 로빈. 모든 주제에 모두가 발언해요. 한 문장이라도.</w:t>
+      </w:r>
+    </w:p>
+    <w:p>
+      <w:pPr>
+        <w:pStyle w:val="BodyText"/>
+      </w:pPr>
+      <w:r>
+        <w:t xml:space="preserve">소피아: 동의하더라도요?</w:t>
+      </w:r>
+    </w:p>
+    <w:p>
+      <w:pPr>
+        <w:pStyle w:val="BodyText"/>
+      </w:pPr>
+      <w:r>
+        <w:t xml:space="preserve">노아: 특히 동의할 때요. 그럼 이유를 말해요. 셋. 질문마다 10초 침묵. 누가 답하기 전에.</w:t>
+      </w:r>
+    </w:p>
+    <w:p>
+      <w:pPr>
+        <w:pStyle w:val="BodyText"/>
+      </w:pPr>
+      <w:r>
+        <w:t xml:space="preserve">제임스: 10초. 영국인은 편안할 거예요. 미국인은 물에 빠진 기분일 거고요.</w:t>
+      </w:r>
+    </w:p>
+    <w:p>
+      <w:pPr>
+        <w:pStyle w:val="BodyText"/>
+      </w:pPr>
+      <w:r>
+        <w:t xml:space="preserve">그레이스: 한국인은 그걸 누가 선배인지 확인하는 데 쓸 거예요.</w:t>
+      </w:r>
+    </w:p>
+    <w:p>
+      <w:pPr>
+        <w:pStyle w:val="BodyText"/>
+      </w:pPr>
+      <w:r>
+        <w:t xml:space="preserve">노아: 그럼 다들 할 일이 있네요. 주제 하나.</w:t>
+      </w:r>
+      <w:r>
+        <w:t xml:space="preserve"> </w:t>
+      </w:r>
+      <w:r>
+        <w:t xml:space="preserve">“</w:t>
+      </w:r>
+      <w:r>
+        <w:t xml:space="preserve">의료 전문가</w:t>
+      </w:r>
+      <w:r>
+        <w:t xml:space="preserve">”</w:t>
+      </w:r>
+      <w:r>
+        <w:t xml:space="preserve">란 무엇인가? 전 세계적으로.</w:t>
+      </w:r>
+    </w:p>
     <w:bookmarkEnd w:id="32"/>
+    <w:bookmarkStart w:id="33" w:name="장면1-의료-전문가의-글로벌-정의-1"/>
+    <w:p>
+      <w:pPr>
+        <w:pStyle w:val="Heading3"/>
+      </w:pPr>
+      <w:r>
+        <w:t xml:space="preserve">장면1 —</w:t>
+      </w:r>
+      <w:r>
+        <w:t xml:space="preserve"> </w:t>
+      </w:r>
+      <w:r>
+        <w:t xml:space="preserve">“</w:t>
+      </w:r>
+      <w:r>
+        <w:t xml:space="preserve">의료 전문가</w:t>
+      </w:r>
+      <w:r>
+        <w:t xml:space="preserve">”</w:t>
+      </w:r>
+      <w:r>
+        <w:t xml:space="preserve">의 글로벌 정의</w:t>
+      </w:r>
+    </w:p>
+    <w:p>
+      <w:pPr>
+        <w:pStyle w:val="FirstParagraph"/>
+      </w:pPr>
+      <w:r>
+        <w:t xml:space="preserve">소피아: 쉬워요. 의사, 간호사, 치과의사, PA. 면허 소지자. 다음 주제?</w:t>
+      </w:r>
+    </w:p>
+    <w:p>
+      <w:pPr>
+        <w:pStyle w:val="BodyText"/>
+      </w:pPr>
+      <w:r>
+        <w:t xml:space="preserve">노아: 10초요, 소피아.</w:t>
+      </w:r>
+    </w:p>
+    <w:p>
+      <w:pPr>
+        <w:pStyle w:val="BodyText"/>
+      </w:pPr>
+      <w:r>
+        <w:t xml:space="preserve">소피아: …미안해요. 미국식 반사 신경.</w:t>
+      </w:r>
+    </w:p>
+    <w:p>
+      <w:pPr>
+        <w:pStyle w:val="BodyText"/>
+      </w:pPr>
+      <w:r>
+        <w:t xml:space="preserve">안케: 쉽지 않아요. 독일엔 하일프락티커가 있어요. 비의료 시술자. 주에서 면허를 받죠. 필러를 주사할 수 있어요.</w:t>
+      </w:r>
+    </w:p>
+    <w:p>
+      <w:pPr>
+        <w:pStyle w:val="BodyText"/>
+      </w:pPr>
+      <w:r>
+        <w:t xml:space="preserve">소피아: 면허가 있다. 그럼 포함돼요?</w:t>
+      </w:r>
+    </w:p>
+    <w:p>
+      <w:pPr>
+        <w:pStyle w:val="BodyText"/>
+      </w:pPr>
+      <w:r>
+        <w:t xml:space="preserve">안케: 포함되면 우리 규칙에 구멍이 생겨요. 하일프락티커 중엔 훌륭한 사람도 있지만, 주말 과정만 듣고 끝난 사람도 있어요. 런던의 사라 부엌이랑 똑같죠. 그걸 뮌헨의 기자한테 설명하고 싶진 않아요.</w:t>
+      </w:r>
+    </w:p>
+    <w:p>
+      <w:pPr>
+        <w:pStyle w:val="BodyText"/>
+      </w:pPr>
+      <w:r>
+        <w:t xml:space="preserve">엘레나: 히알루로니다아제를 처방할 수 있어요? 문제가 생기면?</w:t>
+      </w:r>
+    </w:p>
+    <w:p>
+      <w:pPr>
+        <w:pStyle w:val="BodyText"/>
+      </w:pPr>
+      <w:r>
+        <w:t xml:space="preserve">안케: 아니요. 처방약은 허용되지 않아요.</w:t>
+      </w:r>
+    </w:p>
+    <w:p>
+      <w:pPr>
+        <w:pStyle w:val="BodyText"/>
+      </w:pPr>
+      <w:r>
+        <w:t xml:space="preserve">제임스: 그럼 그게 답이네요. 그랜트 앤 애슈비에게 했던 것.</w:t>
+      </w:r>
+      <w:r>
+        <w:t xml:space="preserve"> </w:t>
+      </w:r>
+      <w:r>
+        <w:t xml:space="preserve">“</w:t>
+      </w:r>
+      <w:r>
+        <w:t xml:space="preserve">합병증을 되돌리는 효소를 처방할 면허.</w:t>
+      </w:r>
+      <w:r>
+        <w:t xml:space="preserve">”</w:t>
+      </w:r>
+    </w:p>
+    <w:p>
+      <w:pPr>
+        <w:pStyle w:val="BodyText"/>
+      </w:pPr>
+      <w:r>
+        <w:t xml:space="preserve">노아: 모두의 의견을 들었는지 확인하죠. 겐지 상. 조용하셨네요. 일본은요?</w:t>
+      </w:r>
+    </w:p>
+    <w:p>
+      <w:pPr>
+        <w:pStyle w:val="BodyText"/>
+      </w:pPr>
+      <w:r>
+        <w:t xml:space="preserve">겐지: …</w:t>
+      </w:r>
+    </w:p>
+    <w:p>
+      <w:pPr>
+        <w:pStyle w:val="BodyText"/>
+      </w:pPr>
+      <w:r>
+        <w:t xml:space="preserve">노아: 조금 더 설명해 주시겠어요? 조금이라도?</w:t>
+      </w:r>
+    </w:p>
+    <w:p>
+      <w:pPr>
+        <w:pStyle w:val="BodyText"/>
+      </w:pPr>
+      <w:r>
+        <w:t xml:space="preserve">겐지: 일본에선 의사만 필러를 주사할 수 있어요. 간호사는 보조할 수 있지만, 의사 지시하에, 같은 방에서만요. 그래서 오스틴이 어디서나 간호사를 허용하는 규칙을 쓰면, 저희 의사들은 우리가 일본을 이해하지 못한다는 신호로 읽을 거예요.</w:t>
+      </w:r>
+    </w:p>
+    <w:p>
+      <w:pPr>
+        <w:pStyle w:val="BodyText"/>
+      </w:pPr>
+      <w:r>
+        <w:t xml:space="preserve">그레이스: 한국도 같아요. 의사만. 법적으로. 간호사는 독자적으로 필러를 주사할 수 없어요.</w:t>
+      </w:r>
+    </w:p>
+    <w:p>
+      <w:pPr>
+        <w:pStyle w:val="BodyText"/>
+      </w:pPr>
+      <w:r>
+        <w:t xml:space="preserve">제임스: 그리고 영국에선 최고의 시술자가 간호사 처방권자예요. 훈련받았고, 신중하고, 그 효소를 처방할 수 있죠.</w:t>
+      </w:r>
+      <w:r>
+        <w:t xml:space="preserve"> </w:t>
+      </w:r>
+      <w:r>
+        <w:t xml:space="preserve">“</w:t>
+      </w:r>
+      <w:r>
+        <w:t xml:space="preserve">의사만</w:t>
+      </w:r>
+      <w:r>
+        <w:t xml:space="preserve">”</w:t>
+      </w:r>
+      <w:r>
+        <w:t xml:space="preserve">이라고 하면 마거릿과 사라를 하룻밤 새 잃을 거고, 솔직히 환자들은 더 안전해지는 게 아니라 약간 덜 안전해질 거예요.</w:t>
+      </w:r>
+    </w:p>
+    <w:p>
+      <w:pPr>
+        <w:pStyle w:val="BodyText"/>
+      </w:pPr>
+      <w:r>
+        <w:t xml:space="preserve">소피아: 그러니까 한 나라의 규칙이 다른 나라에선 재앙이네요.</w:t>
+      </w:r>
+    </w:p>
+    <w:p>
+      <w:pPr>
+        <w:pStyle w:val="BodyText"/>
+      </w:pPr>
+      <w:r>
+        <w:t xml:space="preserve">한서연: 의견 하나 드려도 될까요? 게스트로서.</w:t>
+      </w:r>
+    </w:p>
+    <w:p>
+      <w:pPr>
+        <w:pStyle w:val="BodyText"/>
+      </w:pPr>
+      <w:r>
+        <w:t xml:space="preserve">노아: 부탁드려요, 한 상무님.</w:t>
+      </w:r>
+    </w:p>
+    <w:p>
+      <w:pPr>
+        <w:pStyle w:val="BodyText"/>
+      </w:pPr>
+      <w:r>
+        <w:t xml:space="preserve">한서연: 규칙 하나를 쓰지 마세요. 바닥, 즉 어디서나 적용되는 최소 기준을 쓰세요. 그 나라 법이나 의사들이 요구하면 더 높게 지을 수 있지만, 절대 더 낮게는 안 되는. 그러면 일본과 한국은 자기 규칙을 지키고, 영국은 간호사를 지키고, 아무도 구멍으로 빠지지 않아요.</w:t>
+      </w:r>
+    </w:p>
+    <w:p>
+      <w:pPr>
+        <w:pStyle w:val="BodyText"/>
+      </w:pPr>
+      <w:r>
+        <w:t xml:space="preserve">엘레나: 바닥. 히알루로니다아제 처방 면허. 한국과 일본은 더 높게. 의사만.</w:t>
+      </w:r>
+    </w:p>
+    <w:p>
+      <w:pPr>
+        <w:pStyle w:val="BodyText"/>
+      </w:pPr>
+      <w:r>
+        <w:t xml:space="preserve">안케: 그리고 하일프락티커는 바닥 아래. 제외. 좋아요. 분명하니까. 독일인은 분명한 걸 좋아해요.</w:t>
+      </w:r>
+    </w:p>
+    <w:p>
+      <w:pPr>
+        <w:pStyle w:val="BodyText"/>
+      </w:pPr>
+      <w:r>
+        <w:t xml:space="preserve">노아: 결정하기 전에. 라운드 로빈. 하은 씨. 여기서 가장 신입이죠. 어떻게 생각해요?</w:t>
+      </w:r>
+    </w:p>
+    <w:p>
+      <w:pPr>
+        <w:pStyle w:val="BodyText"/>
+      </w:pPr>
+      <w:r>
+        <w:t xml:space="preserve">하은: 저요? 전… 영업 매니저일 뿐인데요.</w:t>
+      </w:r>
+    </w:p>
+    <w:p>
+      <w:pPr>
+        <w:pStyle w:val="BodyText"/>
+      </w:pPr>
+      <w:r>
+        <w:t xml:space="preserve">노아: 모든 주제. 모두. 한 문장이라도.</w:t>
+      </w:r>
+    </w:p>
+    <w:p>
+      <w:pPr>
+        <w:pStyle w:val="BodyText"/>
+      </w:pPr>
+      <w:r>
+        <w:t xml:space="preserve">하은: 바닥은 좋아요. 그런데 클리닉에서</w:t>
+      </w:r>
+      <w:r>
+        <w:t xml:space="preserve"> </w:t>
+      </w:r>
+      <w:r>
+        <w:t xml:space="preserve">“</w:t>
+      </w:r>
+      <w:r>
+        <w:t xml:space="preserve">왜 런던에선 간호사가 하는데 여긴 안 돼요?</w:t>
+      </w:r>
+      <w:r>
+        <w:t xml:space="preserve">”</w:t>
+      </w:r>
+      <w:r>
+        <w:t xml:space="preserve">라고 물을 거예요. 답이 필요해요.</w:t>
+      </w:r>
+    </w:p>
+    <w:p>
+      <w:pPr>
+        <w:pStyle w:val="BodyText"/>
+      </w:pPr>
+      <w:r>
+        <w:t xml:space="preserve">제임스: 훌륭한 질문이에요. 내 것보다 나아요.</w:t>
+      </w:r>
+    </w:p>
+    <w:p>
+      <w:pPr>
+        <w:pStyle w:val="BodyText"/>
+      </w:pPr>
+      <w:r>
+        <w:t xml:space="preserve">엘레나: 답은 이거예요.</w:t>
+      </w:r>
+      <w:r>
+        <w:t xml:space="preserve"> </w:t>
+      </w:r>
+      <w:r>
+        <w:t xml:space="preserve">“</w:t>
+      </w:r>
+      <w:r>
+        <w:t xml:space="preserve">두 규칙 중 더 엄격한 걸 따릅니다. 우리 것이든, 그 나라 것이든.</w:t>
+      </w:r>
+      <w:r>
+        <w:t xml:space="preserve">”</w:t>
+      </w:r>
+    </w:p>
+    <w:p>
+      <w:pPr>
+        <w:pStyle w:val="BodyText"/>
+      </w:pPr>
+      <w:r>
+        <w:t xml:space="preserve">하은: 그건 말할 수 있어요. 한국어로. 그리고 영어로.</w:t>
+      </w:r>
+    </w:p>
+    <w:p>
+      <w:pPr>
+        <w:pStyle w:val="BodyText"/>
+      </w:pPr>
+      <w:r>
+        <w:t xml:space="preserve">노아: 요약하면. 글로벌 바닥은</w:t>
+      </w:r>
+      <w:r>
+        <w:t xml:space="preserve"> </w:t>
+      </w:r>
+      <w:r>
+        <w:t xml:space="preserve">“</w:t>
+      </w:r>
+      <w:r>
+        <w:t xml:space="preserve">히알루로니다아제 처방 면허</w:t>
+      </w:r>
+      <w:r>
+        <w:t xml:space="preserve">”</w:t>
+      </w:r>
+      <w:r>
+        <w:t xml:space="preserve">입니다. 주사하는 사람은 누구든 합병증을 되돌릴 수 있어야 하니까요. 한국과 일본처럼 나라마다 더 높게는 갈 수 있지만, 절대 낮게는 안 됩니다. 그리고 두 규칙이 다르면, 가장 엄격한 규칙이 이깁니다.</w:t>
+      </w:r>
+    </w:p>
+    <w:p>
+      <w:pPr>
+        <w:pStyle w:val="BodyText"/>
+      </w:pPr>
+      <w:r>
+        <w:t xml:space="preserve">엘레나: 이의 있나요? 10초.</w:t>
+      </w:r>
+    </w:p>
+    <w:p>
+      <w:pPr>
+        <w:pStyle w:val="BodyText"/>
+      </w:pPr>
+      <w:r>
+        <w:t xml:space="preserve">겐지: …이의 없습니다. 다만 일본에선 제가 발표하게 해 주세요. 오스틴 말고. 저희 의사들은 저희에게서 듣는 걸 선호해요.</w:t>
+      </w:r>
+    </w:p>
+    <w:p>
+      <w:pPr>
+        <w:pStyle w:val="BodyText"/>
+      </w:pPr>
+      <w:r>
+        <w:t xml:space="preserve">노아: 동의해요. 나라마다 자기 목소리로 발표해요. 같은 규칙. 억양 열두 개.</w:t>
+      </w:r>
+    </w:p>
+    <w:p>
+      <w:pPr>
+        <w:pStyle w:val="BodyText"/>
+      </w:pPr>
+      <w:r>
+        <w:t xml:space="preserve">안케: 열세 개.</w:t>
+      </w:r>
+    </w:p>
+    <w:p>
+      <w:pPr>
+        <w:pStyle w:val="BodyText"/>
+      </w:pPr>
+      <w:r>
+        <w:t xml:space="preserve">노아: 열세 개. 고마워요, 안케.</w:t>
+      </w:r>
+    </w:p>
+    <w:p>
+      <w:pPr>
+        <w:pStyle w:val="BodyText"/>
+      </w:pPr>
+      <w:r>
+        <w:t xml:space="preserve">소피아: 35분 걸렸네요. 텍사스에선 5분이면 됐을 거예요. 그리고 틀렸겠죠.</w:t>
+      </w:r>
+    </w:p>
+    <w:bookmarkEnd w:id="33"/>
+    <w:bookmarkStart w:id="34" w:name="장면2-오후-1시-문화-희석-1"/>
+    <w:p>
+      <w:pPr>
+        <w:pStyle w:val="Heading3"/>
+      </w:pPr>
+      <w:r>
+        <w:t xml:space="preserve">장면2 — 오후 1시, 문화 희석</w:t>
+      </w:r>
+    </w:p>
+    <w:p>
+      <w:pPr>
+        <w:pStyle w:val="FirstParagraph"/>
+      </w:pPr>
+      <w:r>
+        <w:t xml:space="preserve">노아: 주제 둘. 어려운 거. 그레이스의 설문. 그레이스?</w:t>
+      </w:r>
+    </w:p>
+    <w:p>
+      <w:pPr>
+        <w:pStyle w:val="BodyText"/>
+      </w:pPr>
+      <w:r>
+        <w:t xml:space="preserve">그레이스: 지난 12개월 입사자 전원에게 물었어요. 280명. 질문 하나.</w:t>
+      </w:r>
+      <w:r>
+        <w:t xml:space="preserve"> </w:t>
+      </w:r>
+      <w:r>
+        <w:t xml:space="preserve">“</w:t>
+      </w:r>
+      <w:r>
+        <w:t xml:space="preserve">원칙 1번은 무엇인가?</w:t>
+      </w:r>
+      <w:r>
+        <w:t xml:space="preserve">”</w:t>
+      </w:r>
+    </w:p>
+    <w:p>
+      <w:pPr>
+        <w:pStyle w:val="BodyText"/>
+      </w:pPr>
+      <w:r>
+        <w:t xml:space="preserve">소피아: 그래서요?</w:t>
+      </w:r>
+    </w:p>
+    <w:p>
+      <w:pPr>
+        <w:pStyle w:val="BodyText"/>
+      </w:pPr>
+      <w:r>
+        <w:t xml:space="preserve">그레이스: 41%가 답을 못 했어요. 몇몇은</w:t>
+      </w:r>
+      <w:r>
+        <w:t xml:space="preserve"> </w:t>
+      </w:r>
+      <w:r>
+        <w:t xml:space="preserve">“</w:t>
+      </w:r>
+      <w:r>
+        <w:t xml:space="preserve">목표를 달성하라.</w:t>
+      </w:r>
+      <w:r>
+        <w:t xml:space="preserve">”</w:t>
+      </w:r>
+      <w:r>
+        <w:t xml:space="preserve"> </w:t>
+      </w:r>
+      <w:r>
+        <w:t xml:space="preserve">한 명은</w:t>
+      </w:r>
+      <w:r>
+        <w:t xml:space="preserve"> </w:t>
+      </w:r>
+      <w:r>
+        <w:t xml:space="preserve">“</w:t>
+      </w:r>
+      <w:r>
+        <w:t xml:space="preserve">지각하지 마라.</w:t>
+      </w:r>
+      <w:r>
+        <w:t xml:space="preserve">”</w:t>
+      </w:r>
+    </w:p>
+    <w:p>
+      <w:pPr>
+        <w:pStyle w:val="BodyText"/>
+      </w:pPr>
+      <w:r>
+        <w:t xml:space="preserve">엘레나: 원칙 1번은</w:t>
+      </w:r>
+      <w:r>
+        <w:t xml:space="preserve"> </w:t>
+      </w:r>
+      <w:r>
+        <w:t xml:space="preserve">“</w:t>
+      </w:r>
+      <w:r>
+        <w:t xml:space="preserve">첫째, 해를 끼치지 말라.</w:t>
+      </w:r>
+      <w:r>
+        <w:t xml:space="preserve">”</w:t>
+      </w:r>
+      <w:r>
+        <w:t xml:space="preserve"> </w:t>
+      </w:r>
+      <w:r>
+        <w:t xml:space="preserve">벽에 있어요. 이 방에. 내 뒤에.</w:t>
+      </w:r>
+    </w:p>
+    <w:p>
+      <w:pPr>
+        <w:pStyle w:val="BodyText"/>
+      </w:pPr>
+      <w:r>
+        <w:t xml:space="preserve">제임스: 영국에선 그걸</w:t>
+      </w:r>
+      <w:r>
+        <w:t xml:space="preserve"> </w:t>
+      </w:r>
+      <w:r>
+        <w:t xml:space="preserve">“</w:t>
+      </w:r>
+      <w:r>
+        <w:t xml:space="preserve">약간의 우려</w:t>
+      </w:r>
+      <w:r>
+        <w:t xml:space="preserve">”</w:t>
+      </w:r>
+      <w:r>
+        <w:t xml:space="preserve">라고 부르죠. 재앙이라는 뜻이에요.</w:t>
+      </w:r>
+    </w:p>
+    <w:p>
+      <w:pPr>
+        <w:pStyle w:val="BodyText"/>
+      </w:pPr>
+      <w:r>
+        <w:t xml:space="preserve">노아: 그리고 더 있어요. 소피아, 공유해 줄래요? 당신이 찾았잖아요.</w:t>
+      </w:r>
+    </w:p>
+    <w:p>
+      <w:pPr>
+        <w:pStyle w:val="BodyText"/>
+      </w:pPr>
+      <w:r>
+        <w:t xml:space="preserve">소피아: 텍사스 영업 사원 두 명이 분기 목표를 맞추려고 볼륨 등급 밖에서 장부 외 할인을 제안했어요. 제가 직접 송장에서 찾았고, 자랑스럽지 않아요. 볼륨 등급은 바로 모든 클리닉이 공정하고 예측 가능한 가격을 내도록 하려고 있는 거니까요.</w:t>
+      </w:r>
+    </w:p>
+    <w:p>
+      <w:pPr>
+        <w:pStyle w:val="BodyText"/>
+      </w:pPr>
+      <w:r>
+        <w:t xml:space="preserve">안케: 장부 외 할인. 그렇게 시작하죠. 처음엔 가격. 그다음엔 고객.</w:t>
+      </w:r>
+    </w:p>
+    <w:p>
+      <w:pPr>
+        <w:pStyle w:val="BodyText"/>
+      </w:pPr>
+      <w:r>
+        <w:t xml:space="preserve">소피아: 아무도 비의료인에게 팔진 않았어요, 안케. 가격이었지. 안전이 아니라.</w:t>
+      </w:r>
+    </w:p>
+    <w:p>
+      <w:pPr>
+        <w:pStyle w:val="BodyText"/>
+      </w:pPr>
+      <w:r>
+        <w:t xml:space="preserve">안케: 오늘은 가격이죠. 실례지만, 소피아, 숫자 때문에 규칙 하나를 깨는 사람은 다른 것도 깹니다.</w:t>
+      </w:r>
+    </w:p>
+    <w:p>
+      <w:pPr>
+        <w:pStyle w:val="BodyText"/>
+      </w:pPr>
+      <w:r>
+        <w:t xml:space="preserve">제임스: 안케 말은</w:t>
+      </w:r>
+      <w:r>
+        <w:t xml:space="preserve"> </w:t>
+      </w:r>
+      <w:r>
+        <w:t xml:space="preserve">“</w:t>
+      </w:r>
+      <w:r>
+        <w:t xml:space="preserve">약간 걱정된다</w:t>
+      </w:r>
+      <w:r>
+        <w:t xml:space="preserve">”</w:t>
+      </w:r>
+      <w:r>
+        <w:t xml:space="preserve">는 거예요. 독일어로는 아주 걱정된다는 뜻이고요.</w:t>
+      </w:r>
+    </w:p>
+    <w:p>
+      <w:pPr>
+        <w:pStyle w:val="BodyText"/>
+      </w:pPr>
+      <w:r>
+        <w:t xml:space="preserve">안케: 독일어로는 정확히 내가 말한 그대로예요. 통역은 필요 없어요, 제임스.</w:t>
+      </w:r>
+    </w:p>
+    <w:p>
+      <w:pPr>
+        <w:pStyle w:val="BodyText"/>
+      </w:pPr>
+      <w:r>
+        <w:t xml:space="preserve">노아: 속도를 늦춥시다. 10초. 그다음 레오가 말했으면 해요. 5분을 요청했어요.</w:t>
+      </w:r>
+    </w:p>
+    <w:p>
+      <w:pPr>
+        <w:pStyle w:val="BodyText"/>
+      </w:pPr>
+      <w:r>
+        <w:t xml:space="preserve">레오: 감사합니다. 여러분 대부분은 4년 차에 없었죠. 마개 이야기를 해 드릴게요.</w:t>
+      </w:r>
+    </w:p>
+    <w:p>
+      <w:pPr>
+        <w:pStyle w:val="BodyText"/>
+      </w:pPr>
+      <w:r>
+        <w:t xml:space="preserve">하은: 마개요?</w:t>
+      </w:r>
+    </w:p>
+    <w:p>
+      <w:pPr>
+        <w:pStyle w:val="BodyText"/>
+      </w:pPr>
+      <w:r>
+        <w:t xml:space="preserve">레오: 우리 주사기의 고무 마개요. 배치 B-2207. 공급사가 우리에게 알리지 않고 바꿨어요. 고장 난 건 없었지만, 주입력이 매주 조금씩 올라가기 시작했죠. 밀기 어려운 필러는 통제하기 어려운 필러예요.</w:t>
+      </w:r>
+    </w:p>
+    <w:p>
+      <w:pPr>
+        <w:pStyle w:val="BodyText"/>
+      </w:pPr>
+      <w:r>
+        <w:t xml:space="preserve">엘레나: 그래도 규격 안이었어요. 아무도 보고할 의무가 없었죠.</w:t>
+      </w:r>
+    </w:p>
+    <w:p>
+      <w:pPr>
+        <w:pStyle w:val="BodyText"/>
+      </w:pPr>
+      <w:r>
+        <w:t xml:space="preserve">레오: 그래도 보고했어요. 마커스 책상에 차트를 놨죠. 추세선. 올라가는. 무서웠어요.</w:t>
+      </w:r>
+    </w:p>
+    <w:p>
+      <w:pPr>
+        <w:pStyle w:val="BodyText"/>
+      </w:pPr>
+      <w:r>
+        <w:t xml:space="preserve">그레이스: 왜 무서웠어요?</w:t>
+      </w:r>
+    </w:p>
+    <w:p>
+      <w:pPr>
+        <w:pStyle w:val="BodyText"/>
+      </w:pPr>
+      <w:r>
+        <w:t xml:space="preserve">레오: 내가 1호 직원이었어요. 그리고 상사들에게 우리 제품에 문제가 있다고 말하려던 참이었고요.</w:t>
+      </w:r>
+    </w:p>
+    <w:p>
+      <w:pPr>
+        <w:pStyle w:val="BodyText"/>
+      </w:pPr>
+      <w:r>
+        <w:t xml:space="preserve">겐지: 어떻게 됐어요?</w:t>
+      </w:r>
+    </w:p>
+    <w:p>
+      <w:pPr>
+        <w:pStyle w:val="BodyText"/>
+      </w:pPr>
+      <w:r>
+        <w:t xml:space="preserve">레오: 13번에서 15번 로트를 회수했어요. 수백만 달러가 들었죠. 언론이 전화했고, 의사 몇 명이 떠났는데, 그게 돈보다 더 아팠어요. 일부는 나중에 돌아왔는데, 이유를 물으니 누가 강요하기 전에 우리가 먼저 말해 줬기 때문이래요.</w:t>
+      </w:r>
+    </w:p>
+    <w:p>
+      <w:pPr>
+        <w:pStyle w:val="BodyText"/>
+      </w:pPr>
+      <w:r>
+        <w:t xml:space="preserve">안케: 그럼 당신은요?</w:t>
+      </w:r>
+    </w:p>
+    <w:p>
+      <w:pPr>
+        <w:pStyle w:val="BodyText"/>
+      </w:pPr>
+      <w:r>
+        <w:t xml:space="preserve">레오: 승진시켜 줬어요. 지금은 품질 담당 부사장이고요. 문제를 숨기느니 찾았으니까. 그게 원칙 4번이에요.</w:t>
+      </w:r>
+    </w:p>
+    <w:p>
+      <w:pPr>
+        <w:pStyle w:val="BodyText"/>
+      </w:pPr>
+      <w:r>
+        <w:t xml:space="preserve">하은: …온보딩 때 아무도 그 이야기를 안 해 줬어요.</w:t>
+      </w:r>
+    </w:p>
+    <w:p>
+      <w:pPr>
+        <w:pStyle w:val="BodyText"/>
+      </w:pPr>
+      <w:r>
+        <w:t xml:space="preserve">노아: 그게 문제예요. 700명. 그런데 우리 최고의 이야기들은 머리 40개 안에 살아요.</w:t>
+      </w:r>
+    </w:p>
+    <w:p>
+      <w:pPr>
+        <w:pStyle w:val="BodyText"/>
+      </w:pPr>
+      <w:r>
+        <w:t xml:space="preserve">소피아: 그럼 내가 말할게요, 내 팀이니까. 우리 영업 사원들은 나쁜 사람들이 아니에요. 우리가 숫자에만 돈을 주니까 규칙을 깬 거죠. 우리가 축하하는 게 분기 실적뿐이라면, 그들이 지키는 것도 분기 실적일 거예요. 우리 원칙에 맞서서라도요.</w:t>
+      </w:r>
+    </w:p>
+    <w:p>
+      <w:pPr>
+        <w:pStyle w:val="BodyText"/>
+      </w:pPr>
+      <w:r>
+        <w:t xml:space="preserve">안케: 고마워요. 그게 내 뜻이었어요. 그건 문화 문제가 아니라. 인센티브 설계 문제예요.</w:t>
+      </w:r>
+    </w:p>
+    <w:p>
+      <w:pPr>
+        <w:pStyle w:val="BodyText"/>
+      </w:pPr>
+      <w:r>
+        <w:t xml:space="preserve">제임스: 안케와 소피아가 동의했어요. 날짜 적어 둬요. 역사적이에요.</w:t>
+      </w:r>
+    </w:p>
+    <w:bookmarkEnd w:id="34"/>
+    <w:bookmarkStart w:id="35" w:name="절정전환-오후-4시-결정-1"/>
+    <w:p>
+      <w:pPr>
+        <w:pStyle w:val="Heading3"/>
+      </w:pPr>
+      <w:r>
+        <w:t xml:space="preserve">절정·전환 — 오후 4시, 결정</w:t>
+      </w:r>
+    </w:p>
+    <w:p>
+      <w:pPr>
+        <w:pStyle w:val="FirstParagraph"/>
+      </w:pPr>
+      <w:r>
+        <w:t xml:space="preserve">노아: 좀 더 설명해 줄래요, 소피아? 무엇을 바꾸겠어요? 팀은 당신이 제일 잘 알잖아요.</w:t>
+      </w:r>
+    </w:p>
+    <w:p>
+      <w:pPr>
+        <w:pStyle w:val="BodyText"/>
+      </w:pPr>
+      <w:r>
+        <w:t xml:space="preserve">소피아: 모든 영업 보너스의 30%를 준수에 연동. 인증 시술자. 스캔율. 장부 외 거래 없음.</w:t>
+      </w:r>
+    </w:p>
+    <w:p>
+      <w:pPr>
+        <w:pStyle w:val="BodyText"/>
+      </w:pPr>
+      <w:r>
+        <w:t xml:space="preserve">안케: 30%만요?</w:t>
+      </w:r>
+    </w:p>
+    <w:p>
+      <w:pPr>
+        <w:pStyle w:val="BodyText"/>
+      </w:pPr>
+      <w:r>
+        <w:t xml:space="preserve">소피아: 30%면 팀을 무너뜨리지 않고 행동을 바꾸기에 충분해요. 50%로 가면 최고 영업 사원들이 할번으로 가고, 해나 로이드는 일주일 안에 채용할 거예요. 그럼 준수율은 완벽한데 팔 사람은 아무도 안 남겠죠.</w:t>
+      </w:r>
+    </w:p>
+    <w:p>
+      <w:pPr>
+        <w:pStyle w:val="BodyText"/>
+      </w:pPr>
+      <w:r>
+        <w:t xml:space="preserve">제임스: 그럴 거예요. 아주 잘해요. 짜증 나게도.</w:t>
+      </w:r>
+    </w:p>
+    <w:p>
+      <w:pPr>
+        <w:pStyle w:val="BodyText"/>
+      </w:pPr>
+      <w:r>
+        <w:t xml:space="preserve">겐지: 일본에선 보너스가 작아요. 대신 인정을 쓰겠습니다. 공개적으로. 월례 회의에서.</w:t>
+      </w:r>
+    </w:p>
+    <w:p>
+      <w:pPr>
+        <w:pStyle w:val="BodyText"/>
+      </w:pPr>
+      <w:r>
+        <w:t xml:space="preserve">그레이스: 한국은 둘 다요. 보너스와 인정. 그리고 아무도 팀을 창피하게 만든 사람이 되고 싶어 하지 않죠.</w:t>
+      </w:r>
+    </w:p>
+    <w:p>
+      <w:pPr>
+        <w:pStyle w:val="BodyText"/>
+      </w:pPr>
+      <w:r>
+        <w:t xml:space="preserve">엘레나: 그리고 온보딩. 모든 신입은 첫날 창업자와 한 시간을 보내요. 영상 말고. 사람, 이야기와 함께. 41%가 원칙 1번을 못 댔는데, 그 사람들 탓은 안 해요. 벽에서만 본 규칙을 기억하는 사람은 없으니까요.</w:t>
+      </w:r>
+    </w:p>
+    <w:p>
+      <w:pPr>
+        <w:pStyle w:val="BodyText"/>
+      </w:pPr>
+      <w:r>
+        <w:t xml:space="preserve">레오: 마개 이야기 제가 해도 돼요? 매달?</w:t>
+      </w:r>
+    </w:p>
+    <w:p>
+      <w:pPr>
+        <w:pStyle w:val="BodyText"/>
+      </w:pPr>
+      <w:r>
+        <w:t xml:space="preserve">노아: 레오, 당신은 창업자가 아니잖아요.</w:t>
+      </w:r>
+    </w:p>
+    <w:p>
+      <w:pPr>
+        <w:pStyle w:val="BodyText"/>
+      </w:pPr>
+      <w:r>
+        <w:t xml:space="preserve">레오: 1호 직원이었어요. 거의 비슷하죠.</w:t>
+      </w:r>
+    </w:p>
+    <w:p>
+      <w:pPr>
+        <w:pStyle w:val="BodyText"/>
+      </w:pPr>
+      <w:r>
+        <w:t xml:space="preserve">노아: 그 정도면 충분해요. 승인.</w:t>
+      </w:r>
+    </w:p>
+    <w:p>
+      <w:pPr>
+        <w:pStyle w:val="BodyText"/>
+      </w:pPr>
+      <w:r>
+        <w:t xml:space="preserve">한서연: 한국에선 성벽은 안에서 무너진다고 해요. 문화가 해자예요. 해자는 관리가 필요하죠.</w:t>
+      </w:r>
+    </w:p>
+    <w:p>
+      <w:pPr>
+        <w:pStyle w:val="BodyText"/>
+      </w:pPr>
+      <w:r>
+        <w:t xml:space="preserve">노아: 요약하면. 결정 세 개. 하나. 영업 보너스 30%를 준수에 연동. 일본은 겐지의 인정 모델.</w:t>
+      </w:r>
+    </w:p>
+    <w:p>
+      <w:pPr>
+        <w:pStyle w:val="BodyText"/>
+      </w:pPr>
+      <w:r>
+        <w:t xml:space="preserve">그레이스: 그리고 둘: 첫날 창업자와 함께, 레오는 마개. 셋: 장부 외 할인은 계약 위반.</w:t>
+      </w:r>
+    </w:p>
+    <w:p>
+      <w:pPr>
+        <w:pStyle w:val="BodyText"/>
+      </w:pPr>
+      <w:r>
+        <w:t xml:space="preserve">엘레나: 다들 들었어요? 라운드 로빈. 한 단어씩.</w:t>
+      </w:r>
+    </w:p>
+    <w:p>
+      <w:pPr>
+        <w:pStyle w:val="BodyText"/>
+      </w:pPr>
+      <w:r>
+        <w:t xml:space="preserve">제임스: 동의.</w:t>
+      </w:r>
+    </w:p>
+    <w:p>
+      <w:pPr>
+        <w:pStyle w:val="BodyText"/>
+      </w:pPr>
+      <w:r>
+        <w:t xml:space="preserve">안케: 아인페어슈탄덴.</w:t>
+      </w:r>
+    </w:p>
+    <w:p>
+      <w:pPr>
+        <w:pStyle w:val="BodyText"/>
+      </w:pPr>
+      <w:r>
+        <w:t xml:space="preserve">그레이스: 동의.</w:t>
+      </w:r>
+    </w:p>
+    <w:p>
+      <w:pPr>
+        <w:pStyle w:val="BodyText"/>
+      </w:pPr>
+      <w:r>
+        <w:t xml:space="preserve">겐지: 쇼치 시마시타. 동의합니다.</w:t>
+      </w:r>
+    </w:p>
+    <w:p>
+      <w:pPr>
+        <w:pStyle w:val="BodyText"/>
+      </w:pPr>
+      <w:r>
+        <w:t xml:space="preserve">하은: 동의. 그리고 서울에서 마개 이야기를 할 거예요. 한국어로.</w:t>
+      </w:r>
+    </w:p>
+    <w:p>
+      <w:pPr>
+        <w:pStyle w:val="BodyText"/>
+      </w:pPr>
+      <w:r>
+        <w:t xml:space="preserve">소피아: 동의. 노아, 나에 대해 하나 덧붙여도 돼요?</w:t>
+      </w:r>
+    </w:p>
+    <w:p>
+      <w:pPr>
+        <w:pStyle w:val="BodyText"/>
+      </w:pPr>
+      <w:r>
+        <w:t xml:space="preserve">노아: 사실 내가 하려던 참이었어요. 소피아가 입사할 때 CCO가 되는 길을 요청했어요. 18개월 안에.</w:t>
+      </w:r>
+    </w:p>
+    <w:p>
+      <w:pPr>
+        <w:pStyle w:val="BodyText"/>
+      </w:pPr>
+      <w:r>
+        <w:t xml:space="preserve">소피아: 20개월 전이에요. 세고 있었어요.</w:t>
+      </w:r>
+    </w:p>
+    <w:p>
+      <w:pPr>
+        <w:pStyle w:val="BodyText"/>
+      </w:pPr>
+      <w:r>
+        <w:t xml:space="preserve">노아: 그럼 내가 두 달 늦었네요. 소피아 알바레스, 최고 상업 책임자. 오늘부로. 첫 업무는 보너스 규칙.</w:t>
+      </w:r>
+    </w:p>
+    <w:bookmarkEnd w:id="35"/>
+    <w:bookmarkStart w:id="36" w:name="마무리-오후-6시-1"/>
+    <w:p>
+      <w:pPr>
+        <w:pStyle w:val="Heading3"/>
+      </w:pPr>
+      <w:r>
+        <w:t xml:space="preserve">마무리 — 오후 6시</w:t>
+      </w:r>
+    </w:p>
+    <w:p>
+      <w:pPr>
+        <w:pStyle w:val="FirstParagraph"/>
+      </w:pPr>
+      <w:r>
+        <w:t xml:space="preserve">소피아: 고마워요. 자리 받을게요. 그리고 규칙도. 아픈 30%까지.</w:t>
+      </w:r>
+    </w:p>
+    <w:p>
+      <w:pPr>
+        <w:pStyle w:val="BodyText"/>
+      </w:pPr>
+      <w:r>
+        <w:t xml:space="preserve">안케: 축하해요, 소피아. 비꼬는 거 아니에요. 독일에선 직장에서 비꼬지 않아요.</w:t>
+      </w:r>
+    </w:p>
+    <w:p>
+      <w:pPr>
+        <w:pStyle w:val="BodyText"/>
+      </w:pPr>
+      <w:r>
+        <w:t xml:space="preserve">제임스: 영국에선 그것만 하죠. 축하해요. 진심으로. 확인했어요.</w:t>
+      </w:r>
+    </w:p>
+    <w:p>
+      <w:pPr>
+        <w:pStyle w:val="BodyText"/>
+      </w:pPr>
+      <w:r>
+        <w:t xml:space="preserve">겐지: 베넷 상. 도쿄에선 이 회의가 3개월 걸렸을 거예요. 네마와시로. 하루 만에 하셨네요.</w:t>
+      </w:r>
+    </w:p>
+    <w:p>
+      <w:pPr>
+        <w:pStyle w:val="BodyText"/>
+      </w:pPr>
+      <w:r>
+        <w:t xml:space="preserve">노아: 아니요. 여러분이 네마와시를 했죠. 48시간 사전 자료. 모두 준비해서 왔어요.</w:t>
+      </w:r>
+    </w:p>
+    <w:p>
+      <w:pPr>
+        <w:pStyle w:val="BodyText"/>
+      </w:pPr>
+      <w:r>
+        <w:t xml:space="preserve">그레이스: 그리고 10초. 아무도 안 빠졌어요. 미국인들조차.</w:t>
+      </w:r>
+    </w:p>
+    <w:p>
+      <w:pPr>
+        <w:pStyle w:val="BodyText"/>
+      </w:pPr>
+      <w:r>
+        <w:t xml:space="preserve">한서연: 베넷 대표님, 6월에</w:t>
+      </w:r>
+      <w:r>
+        <w:t xml:space="preserve"> </w:t>
+      </w:r>
+      <w:r>
+        <w:t xml:space="preserve">“</w:t>
+      </w:r>
+      <w:r>
+        <w:t xml:space="preserve">억양 열두 개</w:t>
+      </w:r>
+      <w:r>
+        <w:t xml:space="preserve">”</w:t>
+      </w:r>
+      <w:r>
+        <w:t xml:space="preserve">라고 하셨죠. 오늘 저는 한 목소리를 들었어요. 이 방 안에선 사람들이 때로 꽤 세게 논쟁했고, 아무도 동의하는 척하지 않았죠. 하지만 밖에선 한목소리일 거예요. 제 경험상 그건 어느 회사에서든 드문 일이에요.</w:t>
+      </w:r>
+    </w:p>
+    <w:p>
+      <w:pPr>
+        <w:pStyle w:val="BodyText"/>
+      </w:pPr>
+      <w:r>
+        <w:t xml:space="preserve">엘레나: 원칙 2번. 한 상무님이 우리 신입 40%보다 원칙을 더 잘 아시네요.</w:t>
+      </w:r>
+    </w:p>
+    <w:p>
+      <w:pPr>
+        <w:pStyle w:val="BodyText"/>
+      </w:pPr>
+      <w:r>
+        <w:t xml:space="preserve">레오: 41%.</w:t>
+      </w:r>
+    </w:p>
+    <w:p>
+      <w:pPr>
+        <w:pStyle w:val="BodyText"/>
+      </w:pPr>
+      <w:r>
+        <w:t xml:space="preserve">엘레나: 41%. 고마워요, 레오. 품질 담당답네요.</w:t>
+      </w:r>
+    </w:p>
+    <w:p>
+      <w:pPr>
+        <w:pStyle w:val="BodyText"/>
+      </w:pPr>
+      <w:r>
+        <w:t xml:space="preserve">프리야: 노아. 6시예요. 옥상. 한 시간 약속했잖아요.</w:t>
+      </w:r>
+    </w:p>
+    <w:p>
+      <w:pPr>
+        <w:pStyle w:val="BodyText"/>
+      </w:pPr>
+      <w:r>
+        <w:t xml:space="preserve">노아: 7시 이후가 규칙이에요. 6시는 괜찮아요. 냅킨 필요해요?</w:t>
+      </w:r>
+    </w:p>
+    <w:p>
+      <w:pPr>
+        <w:pStyle w:val="BodyText"/>
+      </w:pPr>
+      <w:r>
+        <w:t xml:space="preserve">프리야: 가져와요. 그리고 화이트보드 마커도. 그리고 싶은 게 있어요.</w:t>
+      </w:r>
+    </w:p>
+    <w:p>
+      <w:pPr>
+        <w:pStyle w:val="BodyText"/>
+      </w:pPr>
+      <w:r>
+        <w:t xml:space="preserve">엘레나: 프리야. 실험실에서 했던 그 얘기예요?</w:t>
+      </w:r>
+    </w:p>
+    <w:p>
+      <w:pPr>
+        <w:pStyle w:val="BodyText"/>
+      </w:pPr>
+      <w:r>
+        <w:t xml:space="preserve">프리야: 맞아요.</w:t>
+      </w:r>
+      <w:r>
+        <w:t xml:space="preserve"> </w:t>
+      </w:r>
+      <w:r>
+        <w:t xml:space="preserve">“</w:t>
+      </w:r>
+      <w:r>
+        <w:t xml:space="preserve">나중에</w:t>
+      </w:r>
+      <w:r>
+        <w:t xml:space="preserve">”</w:t>
+      </w:r>
+      <w:r>
+        <w:t xml:space="preserve">를 기다리는 건 그만뒀어요. 옥상이요, 노아. 지금.</w:t>
+      </w:r>
+    </w:p>
+    <w:bookmarkEnd w:id="36"/>
+    <w:bookmarkEnd w:id="37"/>
+    <w:bookmarkEnd w:id="38"/>
     <w:sectPr/>
   </w:body>
 </w:document>
@@ -4642,583 +4604,8 @@
       </w:pPr>
     </w:lvl>
   </w:abstractNum>
-  <w:abstractNum w:abstractNumId="99411">
-    <w:nsid w:val="A99411"/>
-    <w:multiLevelType w:val="multilevel"/>
-    <w:lvl w:ilvl="0">
-      <w:start w:val="1"/>
-      <w:numFmt w:val="decimal"/>
-      <w:lvlText w:val="%1."/>
-      <w:lvlJc w:val="left"/>
-      <w:pPr>
-        <w:ind w:left="720" w:hanging="480"/>
-      </w:pPr>
-    </w:lvl>
-    <w:lvl w:ilvl="1">
-      <w:start w:val="1"/>
-      <w:numFmt w:val="decimal"/>
-      <w:lvlText w:val="%2."/>
-      <w:lvlJc w:val="left"/>
-      <w:pPr>
-        <w:ind w:left="1440" w:hanging="480"/>
-      </w:pPr>
-    </w:lvl>
-    <w:lvl w:ilvl="2">
-      <w:start w:val="1"/>
-      <w:numFmt w:val="decimal"/>
-      <w:lvlText w:val="%3."/>
-      <w:lvlJc w:val="left"/>
-      <w:pPr>
-        <w:ind w:left="2160" w:hanging="480"/>
-      </w:pPr>
-    </w:lvl>
-    <w:lvl w:ilvl="3">
-      <w:start w:val="1"/>
-      <w:numFmt w:val="decimal"/>
-      <w:lvlText w:val="%4."/>
-      <w:lvlJc w:val="left"/>
-      <w:pPr>
-        <w:ind w:left="2880" w:hanging="480"/>
-      </w:pPr>
-    </w:lvl>
-    <w:lvl w:ilvl="4">
-      <w:start w:val="1"/>
-      <w:numFmt w:val="decimal"/>
-      <w:lvlText w:val="%5."/>
-      <w:lvlJc w:val="left"/>
-      <w:pPr>
-        <w:ind w:left="3600" w:hanging="480"/>
-      </w:pPr>
-    </w:lvl>
-    <w:lvl w:ilvl="5">
-      <w:start w:val="1"/>
-      <w:numFmt w:val="decimal"/>
-      <w:lvlText w:val="%6."/>
-      <w:lvlJc w:val="left"/>
-      <w:pPr>
-        <w:ind w:left="4320" w:hanging="480"/>
-      </w:pPr>
-    </w:lvl>
-    <w:lvl w:ilvl="6">
-      <w:start w:val="1"/>
-      <w:numFmt w:val="decimal"/>
-      <w:lvlText w:val="%7."/>
-      <w:lvlJc w:val="left"/>
-      <w:pPr>
-        <w:ind w:left="5040" w:hanging="480"/>
-      </w:pPr>
-    </w:lvl>
-    <w:lvl w:ilvl="7">
-      <w:start w:val="1"/>
-      <w:numFmt w:val="decimal"/>
-      <w:lvlText w:val="%8."/>
-      <w:lvlJc w:val="left"/>
-      <w:pPr>
-        <w:ind w:left="5760" w:hanging="480"/>
-      </w:pPr>
-    </w:lvl>
-    <w:lvl w:ilvl="8">
-      <w:start w:val="1"/>
-      <w:numFmt w:val="decimal"/>
-      <w:lvlText w:val="%9."/>
-      <w:lvlJc w:val="left"/>
-      <w:pPr>
-        <w:ind w:left="6480" w:hanging="480"/>
-      </w:pPr>
-    </w:lvl>
-  </w:abstractNum>
-  <w:abstractNum w:abstractNumId="994116">
-    <w:nsid w:val="A994116"/>
-    <w:multiLevelType w:val="multilevel"/>
-    <w:lvl w:ilvl="0">
-      <w:start w:val="16"/>
-      <w:numFmt w:val="decimal"/>
-      <w:lvlText w:val="%1."/>
-      <w:lvlJc w:val="left"/>
-      <w:pPr>
-        <w:ind w:left="720" w:hanging="480"/>
-      </w:pPr>
-    </w:lvl>
-    <w:lvl w:ilvl="1">
-      <w:start w:val="16"/>
-      <w:numFmt w:val="decimal"/>
-      <w:lvlText w:val="%2."/>
-      <w:lvlJc w:val="left"/>
-      <w:pPr>
-        <w:ind w:left="1440" w:hanging="480"/>
-      </w:pPr>
-    </w:lvl>
-    <w:lvl w:ilvl="2">
-      <w:start w:val="16"/>
-      <w:numFmt w:val="decimal"/>
-      <w:lvlText w:val="%3."/>
-      <w:lvlJc w:val="left"/>
-      <w:pPr>
-        <w:ind w:left="2160" w:hanging="480"/>
-      </w:pPr>
-    </w:lvl>
-    <w:lvl w:ilvl="3">
-      <w:start w:val="16"/>
-      <w:numFmt w:val="decimal"/>
-      <w:lvlText w:val="%4."/>
-      <w:lvlJc w:val="left"/>
-      <w:pPr>
-        <w:ind w:left="2880" w:hanging="480"/>
-      </w:pPr>
-    </w:lvl>
-    <w:lvl w:ilvl="4">
-      <w:start w:val="16"/>
-      <w:numFmt w:val="decimal"/>
-      <w:lvlText w:val="%5."/>
-      <w:lvlJc w:val="left"/>
-      <w:pPr>
-        <w:ind w:left="3600" w:hanging="480"/>
-      </w:pPr>
-    </w:lvl>
-    <w:lvl w:ilvl="5">
-      <w:start w:val="16"/>
-      <w:numFmt w:val="decimal"/>
-      <w:lvlText w:val="%6."/>
-      <w:lvlJc w:val="left"/>
-      <w:pPr>
-        <w:ind w:left="4320" w:hanging="480"/>
-      </w:pPr>
-    </w:lvl>
-    <w:lvl w:ilvl="6">
-      <w:start w:val="16"/>
-      <w:numFmt w:val="decimal"/>
-      <w:lvlText w:val="%7."/>
-      <w:lvlJc w:val="left"/>
-      <w:pPr>
-        <w:ind w:left="5040" w:hanging="480"/>
-      </w:pPr>
-    </w:lvl>
-    <w:lvl w:ilvl="7">
-      <w:start w:val="16"/>
-      <w:numFmt w:val="decimal"/>
-      <w:lvlText w:val="%8."/>
-      <w:lvlJc w:val="left"/>
-      <w:pPr>
-        <w:ind w:left="5760" w:hanging="480"/>
-      </w:pPr>
-    </w:lvl>
-    <w:lvl w:ilvl="8">
-      <w:start w:val="16"/>
-      <w:numFmt w:val="decimal"/>
-      <w:lvlText w:val="%9."/>
-      <w:lvlJc w:val="left"/>
-      <w:pPr>
-        <w:ind w:left="6480" w:hanging="480"/>
-      </w:pPr>
-    </w:lvl>
-  </w:abstractNum>
-  <w:abstractNum w:abstractNumId="994151">
-    <w:nsid w:val="A994151"/>
-    <w:multiLevelType w:val="multilevel"/>
-    <w:lvl w:ilvl="0">
-      <w:start w:val="51"/>
-      <w:numFmt w:val="decimal"/>
-      <w:lvlText w:val="%1."/>
-      <w:lvlJc w:val="left"/>
-      <w:pPr>
-        <w:ind w:left="720" w:hanging="480"/>
-      </w:pPr>
-    </w:lvl>
-    <w:lvl w:ilvl="1">
-      <w:start w:val="51"/>
-      <w:numFmt w:val="decimal"/>
-      <w:lvlText w:val="%2."/>
-      <w:lvlJc w:val="left"/>
-      <w:pPr>
-        <w:ind w:left="1440" w:hanging="480"/>
-      </w:pPr>
-    </w:lvl>
-    <w:lvl w:ilvl="2">
-      <w:start w:val="51"/>
-      <w:numFmt w:val="decimal"/>
-      <w:lvlText w:val="%3."/>
-      <w:lvlJc w:val="left"/>
-      <w:pPr>
-        <w:ind w:left="2160" w:hanging="480"/>
-      </w:pPr>
-    </w:lvl>
-    <w:lvl w:ilvl="3">
-      <w:start w:val="51"/>
-      <w:numFmt w:val="decimal"/>
-      <w:lvlText w:val="%4."/>
-      <w:lvlJc w:val="left"/>
-      <w:pPr>
-        <w:ind w:left="2880" w:hanging="480"/>
-      </w:pPr>
-    </w:lvl>
-    <w:lvl w:ilvl="4">
-      <w:start w:val="51"/>
-      <w:numFmt w:val="decimal"/>
-      <w:lvlText w:val="%5."/>
-      <w:lvlJc w:val="left"/>
-      <w:pPr>
-        <w:ind w:left="3600" w:hanging="480"/>
-      </w:pPr>
-    </w:lvl>
-    <w:lvl w:ilvl="5">
-      <w:start w:val="51"/>
-      <w:numFmt w:val="decimal"/>
-      <w:lvlText w:val="%6."/>
-      <w:lvlJc w:val="left"/>
-      <w:pPr>
-        <w:ind w:left="4320" w:hanging="480"/>
-      </w:pPr>
-    </w:lvl>
-    <w:lvl w:ilvl="6">
-      <w:start w:val="51"/>
-      <w:numFmt w:val="decimal"/>
-      <w:lvlText w:val="%7."/>
-      <w:lvlJc w:val="left"/>
-      <w:pPr>
-        <w:ind w:left="5040" w:hanging="480"/>
-      </w:pPr>
-    </w:lvl>
-    <w:lvl w:ilvl="7">
-      <w:start w:val="51"/>
-      <w:numFmt w:val="decimal"/>
-      <w:lvlText w:val="%8."/>
-      <w:lvlJc w:val="left"/>
-      <w:pPr>
-        <w:ind w:left="5760" w:hanging="480"/>
-      </w:pPr>
-    </w:lvl>
-    <w:lvl w:ilvl="8">
-      <w:start w:val="51"/>
-      <w:numFmt w:val="decimal"/>
-      <w:lvlText w:val="%9."/>
-      <w:lvlJc w:val="left"/>
-      <w:pPr>
-        <w:ind w:left="6480" w:hanging="480"/>
-      </w:pPr>
-    </w:lvl>
-  </w:abstractNum>
-  <w:abstractNum w:abstractNumId="994181">
-    <w:nsid w:val="A994181"/>
-    <w:multiLevelType w:val="multilevel"/>
-    <w:lvl w:ilvl="0">
-      <w:start w:val="81"/>
-      <w:numFmt w:val="decimal"/>
-      <w:lvlText w:val="%1."/>
-      <w:lvlJc w:val="left"/>
-      <w:pPr>
-        <w:ind w:left="720" w:hanging="480"/>
-      </w:pPr>
-    </w:lvl>
-    <w:lvl w:ilvl="1">
-      <w:start w:val="81"/>
-      <w:numFmt w:val="decimal"/>
-      <w:lvlText w:val="%2."/>
-      <w:lvlJc w:val="left"/>
-      <w:pPr>
-        <w:ind w:left="1440" w:hanging="480"/>
-      </w:pPr>
-    </w:lvl>
-    <w:lvl w:ilvl="2">
-      <w:start w:val="81"/>
-      <w:numFmt w:val="decimal"/>
-      <w:lvlText w:val="%3."/>
-      <w:lvlJc w:val="left"/>
-      <w:pPr>
-        <w:ind w:left="2160" w:hanging="480"/>
-      </w:pPr>
-    </w:lvl>
-    <w:lvl w:ilvl="3">
-      <w:start w:val="81"/>
-      <w:numFmt w:val="decimal"/>
-      <w:lvlText w:val="%4."/>
-      <w:lvlJc w:val="left"/>
-      <w:pPr>
-        <w:ind w:left="2880" w:hanging="480"/>
-      </w:pPr>
-    </w:lvl>
-    <w:lvl w:ilvl="4">
-      <w:start w:val="81"/>
-      <w:numFmt w:val="decimal"/>
-      <w:lvlText w:val="%5."/>
-      <w:lvlJc w:val="left"/>
-      <w:pPr>
-        <w:ind w:left="3600" w:hanging="480"/>
-      </w:pPr>
-    </w:lvl>
-    <w:lvl w:ilvl="5">
-      <w:start w:val="81"/>
-      <w:numFmt w:val="decimal"/>
-      <w:lvlText w:val="%6."/>
-      <w:lvlJc w:val="left"/>
-      <w:pPr>
-        <w:ind w:left="4320" w:hanging="480"/>
-      </w:pPr>
-    </w:lvl>
-    <w:lvl w:ilvl="6">
-      <w:start w:val="81"/>
-      <w:numFmt w:val="decimal"/>
-      <w:lvlText w:val="%7."/>
-      <w:lvlJc w:val="left"/>
-      <w:pPr>
-        <w:ind w:left="5040" w:hanging="480"/>
-      </w:pPr>
-    </w:lvl>
-    <w:lvl w:ilvl="7">
-      <w:start w:val="81"/>
-      <w:numFmt w:val="decimal"/>
-      <w:lvlText w:val="%8."/>
-      <w:lvlJc w:val="left"/>
-      <w:pPr>
-        <w:ind w:left="5760" w:hanging="480"/>
-      </w:pPr>
-    </w:lvl>
-    <w:lvl w:ilvl="8">
-      <w:start w:val="81"/>
-      <w:numFmt w:val="decimal"/>
-      <w:lvlText w:val="%9."/>
-      <w:lvlJc w:val="left"/>
-      <w:pPr>
-        <w:ind w:left="6480" w:hanging="480"/>
-      </w:pPr>
-    </w:lvl>
-  </w:abstractNum>
-  <w:abstractNum w:abstractNumId="9941106">
-    <w:nsid w:val="A9941106"/>
-    <w:multiLevelType w:val="multilevel"/>
-    <w:lvl w:ilvl="0">
-      <w:start w:val="106"/>
-      <w:numFmt w:val="decimal"/>
-      <w:lvlText w:val="%1."/>
-      <w:lvlJc w:val="left"/>
-      <w:pPr>
-        <w:ind w:left="720" w:hanging="480"/>
-      </w:pPr>
-    </w:lvl>
-    <w:lvl w:ilvl="1">
-      <w:start w:val="106"/>
-      <w:numFmt w:val="decimal"/>
-      <w:lvlText w:val="%2."/>
-      <w:lvlJc w:val="left"/>
-      <w:pPr>
-        <w:ind w:left="1440" w:hanging="480"/>
-      </w:pPr>
-    </w:lvl>
-    <w:lvl w:ilvl="2">
-      <w:start w:val="106"/>
-      <w:numFmt w:val="decimal"/>
-      <w:lvlText w:val="%3."/>
-      <w:lvlJc w:val="left"/>
-      <w:pPr>
-        <w:ind w:left="2160" w:hanging="480"/>
-      </w:pPr>
-    </w:lvl>
-    <w:lvl w:ilvl="3">
-      <w:start w:val="106"/>
-      <w:numFmt w:val="decimal"/>
-      <w:lvlText w:val="%4."/>
-      <w:lvlJc w:val="left"/>
-      <w:pPr>
-        <w:ind w:left="2880" w:hanging="480"/>
-      </w:pPr>
-    </w:lvl>
-    <w:lvl w:ilvl="4">
-      <w:start w:val="106"/>
-      <w:numFmt w:val="decimal"/>
-      <w:lvlText w:val="%5."/>
-      <w:lvlJc w:val="left"/>
-      <w:pPr>
-        <w:ind w:left="3600" w:hanging="480"/>
-      </w:pPr>
-    </w:lvl>
-    <w:lvl w:ilvl="5">
-      <w:start w:val="106"/>
-      <w:numFmt w:val="decimal"/>
-      <w:lvlText w:val="%6."/>
-      <w:lvlJc w:val="left"/>
-      <w:pPr>
-        <w:ind w:left="4320" w:hanging="480"/>
-      </w:pPr>
-    </w:lvl>
-    <w:lvl w:ilvl="6">
-      <w:start w:val="106"/>
-      <w:numFmt w:val="decimal"/>
-      <w:lvlText w:val="%7."/>
-      <w:lvlJc w:val="left"/>
-      <w:pPr>
-        <w:ind w:left="5040" w:hanging="480"/>
-      </w:pPr>
-    </w:lvl>
-    <w:lvl w:ilvl="7">
-      <w:start w:val="106"/>
-      <w:numFmt w:val="decimal"/>
-      <w:lvlText w:val="%8."/>
-      <w:lvlJc w:val="left"/>
-      <w:pPr>
-        <w:ind w:left="5760" w:hanging="480"/>
-      </w:pPr>
-    </w:lvl>
-    <w:lvl w:ilvl="8">
-      <w:start w:val="106"/>
-      <w:numFmt w:val="decimal"/>
-      <w:lvlText w:val="%9."/>
-      <w:lvlJc w:val="left"/>
-      <w:pPr>
-        <w:ind w:left="6480" w:hanging="480"/>
-      </w:pPr>
-    </w:lvl>
-  </w:abstractNum>
   <w:num w:numId="1000">
     <w:abstractNumId w:val="990"/>
-  </w:num>
-  <w:num w:numId="1001">
-    <w:abstractNumId w:val="99411"/>
-    <w:lvlOverride w:ilvl="0">
-      <w:startOverride w:val="1"/>
-    </w:lvlOverride>
-    <w:lvlOverride w:ilvl="1">
-      <w:startOverride w:val="1"/>
-    </w:lvlOverride>
-    <w:lvlOverride w:ilvl="2">
-      <w:startOverride w:val="1"/>
-    </w:lvlOverride>
-    <w:lvlOverride w:ilvl="3">
-      <w:startOverride w:val="1"/>
-    </w:lvlOverride>
-    <w:lvlOverride w:ilvl="4">
-      <w:startOverride w:val="1"/>
-    </w:lvlOverride>
-    <w:lvlOverride w:ilvl="5">
-      <w:startOverride w:val="1"/>
-    </w:lvlOverride>
-    <w:lvlOverride w:ilvl="6">
-      <w:startOverride w:val="1"/>
-    </w:lvlOverride>
-    <w:lvlOverride w:ilvl="7">
-      <w:startOverride w:val="1"/>
-    </w:lvlOverride>
-    <w:lvlOverride w:ilvl="8">
-      <w:startOverride w:val="1"/>
-    </w:lvlOverride>
-  </w:num>
-  <w:num w:numId="1002">
-    <w:abstractNumId w:val="994116"/>
-    <w:lvlOverride w:ilvl="0">
-      <w:startOverride w:val="16"/>
-    </w:lvlOverride>
-    <w:lvlOverride w:ilvl="1">
-      <w:startOverride w:val="16"/>
-    </w:lvlOverride>
-    <w:lvlOverride w:ilvl="2">
-      <w:startOverride w:val="16"/>
-    </w:lvlOverride>
-    <w:lvlOverride w:ilvl="3">
-      <w:startOverride w:val="16"/>
-    </w:lvlOverride>
-    <w:lvlOverride w:ilvl="4">
-      <w:startOverride w:val="16"/>
-    </w:lvlOverride>
-    <w:lvlOverride w:ilvl="5">
-      <w:startOverride w:val="16"/>
-    </w:lvlOverride>
-    <w:lvlOverride w:ilvl="6">
-      <w:startOverride w:val="16"/>
-    </w:lvlOverride>
-    <w:lvlOverride w:ilvl="7">
-      <w:startOverride w:val="16"/>
-    </w:lvlOverride>
-    <w:lvlOverride w:ilvl="8">
-      <w:startOverride w:val="16"/>
-    </w:lvlOverride>
-  </w:num>
-  <w:num w:numId="1003">
-    <w:abstractNumId w:val="994151"/>
-    <w:lvlOverride w:ilvl="0">
-      <w:startOverride w:val="51"/>
-    </w:lvlOverride>
-    <w:lvlOverride w:ilvl="1">
-      <w:startOverride w:val="51"/>
-    </w:lvlOverride>
-    <w:lvlOverride w:ilvl="2">
-      <w:startOverride w:val="51"/>
-    </w:lvlOverride>
-    <w:lvlOverride w:ilvl="3">
-      <w:startOverride w:val="51"/>
-    </w:lvlOverride>
-    <w:lvlOverride w:ilvl="4">
-      <w:startOverride w:val="51"/>
-    </w:lvlOverride>
-    <w:lvlOverride w:ilvl="5">
-      <w:startOverride w:val="51"/>
-    </w:lvlOverride>
-    <w:lvlOverride w:ilvl="6">
-      <w:startOverride w:val="51"/>
-    </w:lvlOverride>
-    <w:lvlOverride w:ilvl="7">
-      <w:startOverride w:val="51"/>
-    </w:lvlOverride>
-    <w:lvlOverride w:ilvl="8">
-      <w:startOverride w:val="51"/>
-    </w:lvlOverride>
-  </w:num>
-  <w:num w:numId="1004">
-    <w:abstractNumId w:val="994181"/>
-    <w:lvlOverride w:ilvl="0">
-      <w:startOverride w:val="81"/>
-    </w:lvlOverride>
-    <w:lvlOverride w:ilvl="1">
-      <w:startOverride w:val="81"/>
-    </w:lvlOverride>
-    <w:lvlOverride w:ilvl="2">
-      <w:startOverride w:val="81"/>
-    </w:lvlOverride>
-    <w:lvlOverride w:ilvl="3">
-      <w:startOverride w:val="81"/>
-    </w:lvlOverride>
-    <w:lvlOverride w:ilvl="4">
-      <w:startOverride w:val="81"/>
-    </w:lvlOverride>
-    <w:lvlOverride w:ilvl="5">
-      <w:startOverride w:val="81"/>
-    </w:lvlOverride>
-    <w:lvlOverride w:ilvl="6">
-      <w:startOverride w:val="81"/>
-    </w:lvlOverride>
-    <w:lvlOverride w:ilvl="7">
-      <w:startOverride w:val="81"/>
-    </w:lvlOverride>
-    <w:lvlOverride w:ilvl="8">
-      <w:startOverride w:val="81"/>
-    </w:lvlOverride>
-  </w:num>
-  <w:num w:numId="1005">
-    <w:abstractNumId w:val="9941106"/>
-    <w:lvlOverride w:ilvl="0">
-      <w:startOverride w:val="106"/>
-    </w:lvlOverride>
-    <w:lvlOverride w:ilvl="1">
-      <w:startOverride w:val="106"/>
-    </w:lvlOverride>
-    <w:lvlOverride w:ilvl="2">
-      <w:startOverride w:val="106"/>
-    </w:lvlOverride>
-    <w:lvlOverride w:ilvl="3">
-      <w:startOverride w:val="106"/>
-    </w:lvlOverride>
-    <w:lvlOverride w:ilvl="4">
-      <w:startOverride w:val="106"/>
-    </w:lvlOverride>
-    <w:lvlOverride w:ilvl="5">
-      <w:startOverride w:val="106"/>
-    </w:lvlOverride>
-    <w:lvlOverride w:ilvl="6">
-      <w:startOverride w:val="106"/>
-    </w:lvlOverride>
-    <w:lvlOverride w:ilvl="7">
-      <w:startOverride w:val="106"/>
-    </w:lvlOverride>
-    <w:lvlOverride w:ilvl="8">
-      <w:startOverride w:val="106"/>
-    </w:lvlOverride>
   </w:num>
 </w:numbering>
 </file>
